--- a/report_template.docx
+++ b/report_template.docx
@@ -1,6 +1,6 @@
 
 <file path=word/document.xml><?xml version="1.0" encoding="utf-8"?>
-<w:document xmlns:wpc="http://schemas.microsoft.com/office/word/2010/wordprocessingCanvas" xmlns:cx="http://schemas.microsoft.com/office/drawing/2014/chartex" xmlns:cx1="http://schemas.microsoft.com/office/drawing/2015/9/8/chartex" xmlns:cx2="http://schemas.microsoft.com/office/drawing/2015/10/21/chartex" xmlns:cx3="http://schemas.microsoft.com/office/drawing/2016/5/9/chartex" xmlns:cx4="http://schemas.microsoft.com/office/drawing/2016/5/10/chartex" xmlns:cx5="http://schemas.microsoft.com/office/drawing/2016/5/11/chartex" xmlns:cx6="http://schemas.microsoft.com/office/drawing/2016/5/12/chartex" xmlns:cx7="http://schemas.microsoft.com/office/drawing/2016/5/13/chartex" xmlns:cx8="http://schemas.microsoft.com/office/drawing/2016/5/14/chartex" xmlns:mc="http://schemas.openxmlformats.org/markup-compatibility/2006" xmlns:aink="http://schemas.microsoft.com/office/drawing/2016/ink" xmlns:am3d="http://schemas.microsoft.com/office/drawing/2017/model3d" xmlns:o="urn:schemas-microsoft-com:office:office" xmlns:oel="http://schemas.microsoft.com/office/2019/extlst" xmlns:r="http://schemas.openxmlformats.org/officeDocument/2006/relationships" xmlns:m="http://schemas.openxmlformats.org/officeDocument/2006/math" xmlns:v="urn:schemas-microsoft-com:vml" xmlns:wp14="http://schemas.microsoft.com/office/word/2010/wordprocessingDrawing" xmlns:wp="http://schemas.openxmlformats.org/drawingml/2006/wordprocessingDrawing" xmlns:w10="urn:schemas-microsoft-com:office:word" xmlns:w="http://schemas.openxmlformats.org/wordprocessingml/2006/main" xmlns:w14="http://schemas.microsoft.com/office/word/2010/wordml" xmlns:w15="http://schemas.microsoft.com/office/word/2012/wordml" xmlns:w16cex="http://schemas.microsoft.com/office/word/2018/wordml/cex" xmlns:w16cid="http://schemas.microsoft.com/office/word/2016/wordml/cid" xmlns:w16="http://schemas.microsoft.com/office/word/2018/wordml" xmlns:w16du="http://schemas.microsoft.com/office/word/2023/wordml/word16du" xmlns:w16sdtdh="http://schemas.microsoft.com/office/word/2020/wordml/sdtdatahash" xmlns:w16sdtfl="http://schemas.microsoft.com/office/word/2024/wordml/sdtformatlock" xmlns:w16se="http://schemas.microsoft.com/office/word/2015/wordml/symex" xmlns:wpg="http://schemas.microsoft.com/office/word/2010/wordprocessingGroup" xmlns:wpi="http://schemas.microsoft.com/office/word/2010/wordprocessingInk" xmlns:wne="http://schemas.microsoft.com/office/word/2006/wordml" xmlns:wps="http://schemas.microsoft.com/office/word/2010/wordprocessingShape" mc:Ignorable="w14 w15 w16se w16cid w16 w16cex w16sdtdh w16sdtfl w16du wp14">
+<w:document xmlns:wpc="http://schemas.microsoft.com/office/word/2010/wordprocessingCanvas" xmlns:cx="http://schemas.microsoft.com/office/drawing/2014/chartex" xmlns:cx1="http://schemas.microsoft.com/office/drawing/2015/9/8/chartex" xmlns:cx2="http://schemas.microsoft.com/office/drawing/2015/10/21/chartex" xmlns:cx3="http://schemas.microsoft.com/office/drawing/2016/5/9/chartex" xmlns:cx4="http://schemas.microsoft.com/office/drawing/2016/5/10/chartex" xmlns:cx5="http://schemas.microsoft.com/office/drawing/2016/5/11/chartex" xmlns:cx6="http://schemas.microsoft.com/office/drawing/2016/5/12/chartex" xmlns:cx7="http://schemas.microsoft.com/office/drawing/2016/5/13/chartex" xmlns:cx8="http://schemas.microsoft.com/office/drawing/2016/5/14/chartex" xmlns:mc="http://schemas.openxmlformats.org/markup-compatibility/2006" xmlns:aink="http://schemas.microsoft.com/office/drawing/2016/ink" xmlns:am3d="http://schemas.microsoft.com/office/drawing/2017/model3d" xmlns:o="urn:schemas-microsoft-com:office:office" xmlns:oel="http://schemas.microsoft.com/office/2019/extlst" xmlns:r="http://schemas.openxmlformats.org/officeDocument/2006/relationships" xmlns:m="http://schemas.openxmlformats.org/officeDocument/2006/math" xmlns:v="urn:schemas-microsoft-com:vml" xmlns:wp14="http://schemas.microsoft.com/office/word/2010/wordprocessingDrawing" xmlns:wp="http://schemas.openxmlformats.org/drawingml/2006/wordprocessingDrawing" xmlns:w10="urn:schemas-microsoft-com:office:word" xmlns:w="http://schemas.openxmlformats.org/wordprocessingml/2006/main" xmlns:w14="http://schemas.microsoft.com/office/word/2010/wordml" xmlns:w15="http://schemas.microsoft.com/office/word/2012/wordml" xmlns:w16cex="http://schemas.microsoft.com/office/word/2018/wordml/cex" xmlns:w16cid="http://schemas.microsoft.com/office/word/2016/wordml/cid" xmlns:w16="http://schemas.microsoft.com/office/word/2018/wordml" xmlns:w16sdtdh="http://schemas.microsoft.com/office/word/2020/wordml/sdtdatahash" xmlns:w16se="http://schemas.microsoft.com/office/word/2015/wordml/symex" xmlns:wpg="http://schemas.microsoft.com/office/word/2010/wordprocessingGroup" xmlns:wpi="http://schemas.microsoft.com/office/word/2010/wordprocessingInk" xmlns:wne="http://schemas.microsoft.com/office/word/2006/wordml" xmlns:wps="http://schemas.microsoft.com/office/word/2010/wordprocessingShape" mc:Ignorable="w14 w15 w16se w16cid w16 w16cex w16sdtdh wp14">
   <w:body>
     <w:p>
       <w:pPr>
@@ -195,7 +195,7 @@
           <w:sz w:val="20"/>
           <w:szCs w:val="20"/>
         </w:rPr>
-        <w:t>78</w:t>
+        <w:t>36</w:t>
       </w:r>
       <w:r>
         <w:rPr>
@@ -243,7 +243,7 @@
     </w:p>
     <w:p>
       <w:pPr>
-        <w:pStyle w:val="Header"/>
+        <w:pStyle w:val="a6"/>
         <w:tabs>
           <w:tab w:val="clear" w:pos="4677"/>
           <w:tab w:val="clear" w:pos="9355"/>
@@ -260,7 +260,7 @@
     </w:p>
     <w:p>
       <w:pPr>
-        <w:pStyle w:val="Header"/>
+        <w:pStyle w:val="a6"/>
       </w:pPr>
       <w:r>
         <w:rPr>
@@ -331,7 +331,7 @@
               </wp:inline>
             </w:drawing>
           </mc:Choice>
-          <mc:Fallback>
+          <mc:Fallback xmlns:w16sdtfl="http://schemas.microsoft.com/office/word/2024/wordml/sdtformatlock" xmlns:w16du="http://schemas.microsoft.com/office/word/2023/wordml/word16du">
             <w:pict>
               <v:group w14:anchorId="605CAEB7" id="docshapegroup3" o:spid="_x0000_s1026" style="width:494.2pt;height:3.6pt;mso-position-horizontal-relative:char;mso-position-vertical-relative:line" coordsize="9660,32" o:gfxdata="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">
                 <v:line id="Line 5" o:spid="_x0000_s1027" style="position:absolute;visibility:visible;mso-wrap-style:square" from="15,15" to="9645,16" o:connectortype="straight" o:gfxdata="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" strokecolor="#0070c0" strokeweight="1.5pt"/>
@@ -773,6 +773,7 @@
         <w:rPr>
           <w:rFonts w:ascii="Arial" w:hAnsi="Arial" w:cs="Arial"/>
           <w:b/>
+          <w:lang w:val="en-US"/>
         </w:rPr>
         <w:sectPr>
           <w:footerReference w:type="even" r:id="rId9"/>
@@ -796,7 +797,15 @@
           <w:rFonts w:ascii="Arial" w:hAnsi="Arial" w:cs="Arial"/>
           <w:b/>
         </w:rPr>
-        <w:t xml:space="preserve"> 2025</w:t>
+        <w:t xml:space="preserve"> 202</w:t>
+      </w:r>
+      <w:r>
+        <w:rPr>
+          <w:rFonts w:ascii="Arial" w:hAnsi="Arial" w:cs="Arial"/>
+          <w:b/>
+          <w:lang w:val="en-US"/>
+        </w:rPr>
+        <w:t>6</w:t>
       </w:r>
     </w:p>
     <w:p>
@@ -1040,7 +1049,7 @@
     </w:p>
     <w:p>
       <w:pPr>
-        <w:pStyle w:val="Header"/>
+        <w:pStyle w:val="a6"/>
         <w:tabs>
           <w:tab w:val="clear" w:pos="4677"/>
           <w:tab w:val="clear" w:pos="9355"/>
@@ -1057,7 +1066,7 @@
     </w:p>
     <w:p>
       <w:pPr>
-        <w:pStyle w:val="Header"/>
+        <w:pStyle w:val="a6"/>
       </w:pPr>
       <w:r>
         <w:rPr>
@@ -1128,7 +1137,7 @@
               </wp:inline>
             </w:drawing>
           </mc:Choice>
-          <mc:Fallback>
+          <mc:Fallback xmlns:w16sdtfl="http://schemas.microsoft.com/office/word/2024/wordml/sdtformatlock" xmlns:w16du="http://schemas.microsoft.com/office/word/2023/wordml/word16du">
             <w:pict>
               <v:group w14:anchorId="150F462B" id="docshapegroup3" o:spid="_x0000_s1026" style="width:493.65pt;height:3.6pt;mso-position-horizontal-relative:char;mso-position-vertical-relative:line" coordsize="9660,32" o:gfxdata="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">
                 <v:line id="Line 5" o:spid="_x0000_s1027" style="position:absolute;visibility:visible;mso-wrap-style:square" from="15,15" to="9645,16" o:connectortype="straight" o:gfxdata="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" strokecolor="#0070c0" strokeweight="1.5pt"/>
@@ -1860,7 +1869,22 @@
           <w:rFonts w:ascii="Arial" w:hAnsi="Arial" w:cs="Arial"/>
           <w:b/>
         </w:rPr>
-        <w:t xml:space="preserve"> 2025 </w:t>
+        <w:t xml:space="preserve"> 202</w:t>
+      </w:r>
+      <w:r>
+        <w:rPr>
+          <w:rFonts w:ascii="Arial" w:hAnsi="Arial" w:cs="Arial"/>
+          <w:b/>
+          <w:lang w:val="en-US"/>
+        </w:rPr>
+        <w:t>6</w:t>
+      </w:r>
+      <w:r>
+        <w:rPr>
+          <w:rFonts w:ascii="Arial" w:hAnsi="Arial" w:cs="Arial"/>
+          <w:b/>
+        </w:rPr>
+        <w:t xml:space="preserve"> </w:t>
       </w:r>
     </w:p>
     <w:p>
@@ -2476,8 +2500,9 @@
         <w:rPr>
           <w:sz w:val="28"/>
           <w:u w:val="single"/>
-        </w:rPr>
-        <w:t>25</w:t>
+          <w:lang w:val="en-US"/>
+        </w:rPr>
+        <w:t>15</w:t>
       </w:r>
       <w:r>
         <w:rPr>
@@ -2490,15 +2515,31 @@
         <w:rPr>
           <w:sz w:val="28"/>
           <w:u w:val="single"/>
-        </w:rPr>
-        <w:t>12</w:t>
+          <w:lang w:val="en-US"/>
+        </w:rPr>
+        <w:t>01</w:t>
       </w:r>
       <w:r>
         <w:rPr>
           <w:sz w:val="28"/>
           <w:u w:val="single"/>
         </w:rPr>
-        <w:t xml:space="preserve">.2025 г.                                            </w:t>
+        <w:t>.202</w:t>
+      </w:r>
+      <w:r>
+        <w:rPr>
+          <w:sz w:val="28"/>
+          <w:u w:val="single"/>
+          <w:lang w:val="en-US"/>
+        </w:rPr>
+        <w:t>6</w:t>
+      </w:r>
+      <w:r>
+        <w:rPr>
+          <w:sz w:val="28"/>
+          <w:u w:val="single"/>
+        </w:rPr>
+        <w:t xml:space="preserve"> г.                                            </w:t>
       </w:r>
       <w:r>
         <w:rPr>
@@ -2534,7 +2575,7 @@
     </w:p>
     <w:p>
       <w:pPr>
-        <w:pStyle w:val="1"/>
+        <w:pStyle w:val="11"/>
         <w:rPr>
           <w:b w:val="0"/>
           <w:bCs/>
@@ -2553,7 +2594,7 @@
     </w:p>
     <w:p>
       <w:pPr>
-        <w:pStyle w:val="1"/>
+        <w:pStyle w:val="11"/>
         <w:outlineLvl w:val="9"/>
         <w:rPr>
           <w:lang w:val="ru-RU"/>
@@ -2568,7 +2609,7 @@
     </w:p>
     <w:tbl>
       <w:tblPr>
-        <w:tblStyle w:val="TableGridLight"/>
+        <w:tblStyle w:val="af3"/>
         <w:tblW w:w="5000" w:type="pct"/>
         <w:tblLook w:val="01E0" w:firstRow="1" w:lastRow="1" w:firstColumn="1" w:lastColumn="1" w:noHBand="0" w:noVBand="0"/>
       </w:tblPr>
@@ -2601,12 +2642,12 @@
           <w:p>
             <w:pPr>
               <w:rPr>
-                <w:rStyle w:val="a4"/>
-              </w:rPr>
-            </w:pPr>
-            <w:r>
-              <w:rPr>
-                <w:rStyle w:val="a4"/>
+                <w:rStyle w:val="af4"/>
+              </w:rPr>
+            </w:pPr>
+            <w:r>
+              <w:rPr>
+                <w:rStyle w:val="af4"/>
               </w:rPr>
               <w:t>СООРУЖЕНИЕ:</w:t>
             </w:r>
@@ -2619,12 +2660,12 @@
           <w:p>
             <w:pPr>
               <w:rPr>
-                <w:rStyle w:val="a4"/>
-              </w:rPr>
-            </w:pPr>
-            <w:r>
-              <w:rPr>
-                <w:rStyle w:val="a4"/>
+                <w:rStyle w:val="af4"/>
+              </w:rPr>
+            </w:pPr>
+            <w:r>
+              <w:rPr>
+                <w:rStyle w:val="af4"/>
                 <w:highlight w:val="yellow"/>
               </w:rPr>
               <w:t>{{bridge.structure_type}}</w:t>
@@ -2656,12 +2697,12 @@
           <w:p>
             <w:pPr>
               <w:rPr>
-                <w:rStyle w:val="a4"/>
-              </w:rPr>
-            </w:pPr>
-            <w:r>
-              <w:rPr>
-                <w:rStyle w:val="a4"/>
+                <w:rStyle w:val="af4"/>
+              </w:rPr>
+            </w:pPr>
+            <w:r>
+              <w:rPr>
+                <w:rStyle w:val="af4"/>
               </w:rPr>
               <w:t>ПЕРЕСЕКАЕМОЕ ПРЕПЯТСТВИЕ:</w:t>
             </w:r>
@@ -2674,12 +2715,12 @@
           <w:p>
             <w:pPr>
               <w:rPr>
-                <w:rStyle w:val="a4"/>
-              </w:rPr>
-            </w:pPr>
-            <w:r>
-              <w:rPr>
-                <w:rStyle w:val="a4"/>
+                <w:rStyle w:val="af4"/>
+              </w:rPr>
+            </w:pPr>
+            <w:r>
+              <w:rPr>
+                <w:rStyle w:val="af4"/>
                 <w:highlight w:val="yellow"/>
               </w:rPr>
               <w:t>{{bridge.obstacle}}</w:t>
@@ -2711,12 +2752,12 @@
           <w:p>
             <w:pPr>
               <w:rPr>
-                <w:rStyle w:val="a4"/>
-              </w:rPr>
-            </w:pPr>
-            <w:r>
-              <w:rPr>
-                <w:rStyle w:val="a4"/>
+                <w:rStyle w:val="af4"/>
+              </w:rPr>
+            </w:pPr>
+            <w:r>
+              <w:rPr>
+                <w:rStyle w:val="af4"/>
               </w:rPr>
               <w:t>ДОРОГА:</w:t>
             </w:r>
@@ -2729,12 +2770,12 @@
           <w:p>
             <w:pPr>
               <w:rPr>
-                <w:rStyle w:val="a4"/>
-              </w:rPr>
-            </w:pPr>
-            <w:r>
-              <w:rPr>
-                <w:rStyle w:val="a4"/>
+                <w:rStyle w:val="af4"/>
+              </w:rPr>
+            </w:pPr>
+            <w:r>
+              <w:rPr>
+                <w:rStyle w:val="af4"/>
                 <w:highlight w:val="yellow"/>
               </w:rPr>
               <w:t>{{bridge.road}}</w:t>
@@ -2760,12 +2801,12 @@
             <w:pPr>
               <w:jc w:val="right"/>
               <w:rPr>
-                <w:rStyle w:val="a4"/>
-              </w:rPr>
-            </w:pPr>
-            <w:r>
-              <w:rPr>
-                <w:rStyle w:val="a4"/>
+                <w:rStyle w:val="af4"/>
+              </w:rPr>
+            </w:pPr>
+            <w:r>
+              <w:rPr>
+                <w:rStyle w:val="af4"/>
               </w:rPr>
               <w:t>Расширенный код дороги:</w:t>
             </w:r>
@@ -2778,13 +2819,13 @@
           <w:p>
             <w:pPr>
               <w:rPr>
-                <w:rStyle w:val="a4"/>
+                <w:rStyle w:val="af4"/>
                 <w:lang w:val="en-US"/>
               </w:rPr>
             </w:pPr>
             <w:r>
               <w:rPr>
-                <w:rStyle w:val="a4"/>
+                <w:rStyle w:val="af4"/>
                 <w:highlight w:val="yellow"/>
                 <w:lang w:val="en-US"/>
               </w:rPr>
@@ -2817,12 +2858,12 @@
           <w:p>
             <w:pPr>
               <w:rPr>
-                <w:rStyle w:val="a4"/>
-              </w:rPr>
-            </w:pPr>
-            <w:r>
-              <w:rPr>
-                <w:rStyle w:val="a4"/>
+                <w:rStyle w:val="af4"/>
+              </w:rPr>
+            </w:pPr>
+            <w:r>
+              <w:rPr>
+                <w:rStyle w:val="af4"/>
               </w:rPr>
               <w:t>КИЛОМЕТР:</w:t>
             </w:r>
@@ -2835,12 +2876,12 @@
           <w:p>
             <w:pPr>
               <w:rPr>
-                <w:rStyle w:val="a4"/>
-              </w:rPr>
-            </w:pPr>
-            <w:r>
-              <w:rPr>
-                <w:rStyle w:val="a4"/>
+                <w:rStyle w:val="af4"/>
+              </w:rPr>
+            </w:pPr>
+            <w:r>
+              <w:rPr>
+                <w:rStyle w:val="af4"/>
                 <w:highlight w:val="yellow"/>
               </w:rPr>
               <w:t>{{bridge.km}}</w:t>
@@ -2866,12 +2907,12 @@
             <w:pPr>
               <w:jc w:val="right"/>
               <w:rPr>
-                <w:rStyle w:val="a4"/>
-              </w:rPr>
-            </w:pPr>
-            <w:r>
-              <w:rPr>
-                <w:rStyle w:val="a4"/>
+                <w:rStyle w:val="af4"/>
+              </w:rPr>
+            </w:pPr>
+            <w:r>
+              <w:rPr>
+                <w:rStyle w:val="af4"/>
               </w:rPr>
               <w:t>Код территории (область, республика):</w:t>
             </w:r>
@@ -2884,31 +2925,31 @@
           <w:p>
             <w:pPr>
               <w:rPr>
-                <w:rStyle w:val="a4"/>
-              </w:rPr>
-            </w:pPr>
-            <w:r>
-              <w:rPr>
-                <w:rStyle w:val="a4"/>
+                <w:rStyle w:val="af4"/>
+              </w:rPr>
+            </w:pPr>
+            <w:r>
+              <w:rPr>
+                <w:rStyle w:val="af4"/>
                 <w:highlight w:val="yellow"/>
               </w:rPr>
               <w:t>{{bridge.region_code}}</w:t>
             </w:r>
             <w:r>
               <w:rPr>
-                <w:rStyle w:val="a4"/>
+                <w:rStyle w:val="af4"/>
               </w:rPr>
               <w:t xml:space="preserve"> (</w:t>
             </w:r>
             <w:r>
               <w:rPr>
-                <w:rStyle w:val="a4"/>
+                <w:rStyle w:val="af4"/>
               </w:rPr>
               <w:t>Ивановская</w:t>
             </w:r>
             <w:r>
               <w:rPr>
-                <w:rStyle w:val="a4"/>
+                <w:rStyle w:val="af4"/>
               </w:rPr>
               <w:t xml:space="preserve"> область)</w:t>
             </w:r>
@@ -2939,12 +2980,12 @@
           <w:p>
             <w:pPr>
               <w:rPr>
-                <w:rStyle w:val="a4"/>
-              </w:rPr>
-            </w:pPr>
-            <w:r>
-              <w:rPr>
-                <w:rStyle w:val="a4"/>
+                <w:rStyle w:val="af4"/>
+              </w:rPr>
+            </w:pPr>
+            <w:r>
+              <w:rPr>
+                <w:rStyle w:val="af4"/>
               </w:rPr>
               <w:t>КАТЕГОРИЯ ДОРОГИ:</w:t>
             </w:r>
@@ -2957,13 +2998,13 @@
           <w:p>
             <w:pPr>
               <w:rPr>
-                <w:rStyle w:val="a4"/>
+                <w:rStyle w:val="af4"/>
                 <w:highlight w:val="yellow"/>
               </w:rPr>
             </w:pPr>
             <w:r>
               <w:rPr>
-                <w:rStyle w:val="a4"/>
+                <w:rStyle w:val="af4"/>
                 <w:highlight w:val="yellow"/>
               </w:rPr>
               <w:t>{{bridge.road_category}}</w:t>
@@ -2989,12 +3030,12 @@
             <w:pPr>
               <w:jc w:val="right"/>
               <w:rPr>
-                <w:rStyle w:val="a4"/>
-              </w:rPr>
-            </w:pPr>
-            <w:r>
-              <w:rPr>
-                <w:rStyle w:val="a4"/>
+                <w:rStyle w:val="af4"/>
+              </w:rPr>
+            </w:pPr>
+            <w:r>
+              <w:rPr>
+                <w:rStyle w:val="af4"/>
               </w:rPr>
               <w:t xml:space="preserve">Число полос на мостовом сооружении </w:t>
             </w:r>
@@ -3003,12 +3044,12 @@
             <w:pPr>
               <w:jc w:val="right"/>
               <w:rPr>
-                <w:rStyle w:val="a4"/>
-              </w:rPr>
-            </w:pPr>
-            <w:r>
-              <w:rPr>
-                <w:rStyle w:val="a4"/>
+                <w:rStyle w:val="af4"/>
+              </w:rPr>
+            </w:pPr>
+            <w:r>
+              <w:rPr>
+                <w:rStyle w:val="af4"/>
               </w:rPr>
               <w:t>и на подходах:</w:t>
             </w:r>
@@ -3021,20 +3062,20 @@
           <w:p>
             <w:pPr>
               <w:rPr>
-                <w:rStyle w:val="a4"/>
-              </w:rPr>
-            </w:pPr>
-          </w:p>
-          <w:p>
-            <w:pPr>
-              <w:rPr>
-                <w:rStyle w:val="a4"/>
+                <w:rStyle w:val="af4"/>
+              </w:rPr>
+            </w:pPr>
+          </w:p>
+          <w:p>
+            <w:pPr>
+              <w:rPr>
+                <w:rStyle w:val="af4"/>
                 <w:lang w:val="en-US"/>
               </w:rPr>
             </w:pPr>
             <w:r>
               <w:rPr>
-                <w:rStyle w:val="a4"/>
+                <w:rStyle w:val="af4"/>
                 <w:highlight w:val="yellow"/>
                 <w:lang w:val="en-US"/>
               </w:rPr>
@@ -3042,14 +3083,14 @@
             </w:r>
             <w:r>
               <w:rPr>
-                <w:rStyle w:val="a4"/>
+                <w:rStyle w:val="af4"/>
                 <w:lang w:val="en-US"/>
               </w:rPr>
               <w:t xml:space="preserve"> / </w:t>
             </w:r>
             <w:r>
               <w:rPr>
-                <w:rStyle w:val="a4"/>
+                <w:rStyle w:val="af4"/>
                 <w:highlight w:val="yellow"/>
                 <w:lang w:val="en-US"/>
               </w:rPr>
@@ -3083,12 +3124,12 @@
             <w:pPr>
               <w:jc w:val="right"/>
               <w:rPr>
-                <w:rStyle w:val="a4"/>
-              </w:rPr>
-            </w:pPr>
-            <w:r>
-              <w:rPr>
-                <w:rStyle w:val="a4"/>
+                <w:rStyle w:val="af4"/>
+              </w:rPr>
+            </w:pPr>
+            <w:r>
+              <w:rPr>
+                <w:rStyle w:val="af4"/>
               </w:rPr>
               <w:t>Наличие разметки (1-есть / 0-нет):</w:t>
             </w:r>
@@ -3101,12 +3142,12 @@
           <w:p>
             <w:pPr>
               <w:rPr>
-                <w:rStyle w:val="a4"/>
-              </w:rPr>
-            </w:pPr>
-            <w:r>
-              <w:rPr>
-                <w:rStyle w:val="a4"/>
+                <w:rStyle w:val="af4"/>
+              </w:rPr>
+            </w:pPr>
+            <w:r>
+              <w:rPr>
+                <w:rStyle w:val="af4"/>
                 <w:highlight w:val="yellow"/>
               </w:rPr>
               <w:t>{{bridge.marking}}</w:t>
@@ -3138,12 +3179,12 @@
           <w:p>
             <w:pPr>
               <w:rPr>
-                <w:rStyle w:val="a4"/>
-              </w:rPr>
-            </w:pPr>
-            <w:r>
-              <w:rPr>
-                <w:rStyle w:val="a4"/>
+                <w:rStyle w:val="af4"/>
+              </w:rPr>
+            </w:pPr>
+            <w:r>
+              <w:rPr>
+                <w:rStyle w:val="af4"/>
               </w:rPr>
               <w:t>Ближайший НАСЕЛЁННЫЙ ПУНКТ, расстояние до него:</w:t>
             </w:r>
@@ -3156,12 +3197,12 @@
           <w:p>
             <w:pPr>
               <w:rPr>
-                <w:rStyle w:val="a4"/>
-              </w:rPr>
-            </w:pPr>
-            <w:r>
-              <w:rPr>
-                <w:rStyle w:val="a4"/>
+                <w:rStyle w:val="af4"/>
+              </w:rPr>
+            </w:pPr>
+            <w:r>
+              <w:rPr>
+                <w:rStyle w:val="af4"/>
                 <w:highlight w:val="yellow"/>
               </w:rPr>
               <w:t>{{bridge.nearest_settlement}}</w:t>
@@ -3193,12 +3234,12 @@
           <w:p>
             <w:pPr>
               <w:rPr>
-                <w:rStyle w:val="a4"/>
-              </w:rPr>
-            </w:pPr>
-            <w:r>
-              <w:rPr>
-                <w:rStyle w:val="a4"/>
+                <w:rStyle w:val="af4"/>
+              </w:rPr>
+            </w:pPr>
+            <w:r>
+              <w:rPr>
+                <w:rStyle w:val="af4"/>
               </w:rPr>
               <w:t>Характеристика пересекаемого препятствия (на момент обследования):</w:t>
             </w:r>
@@ -3211,93 +3252,93 @@
           <w:p>
             <w:pPr>
               <w:rPr>
-                <w:rStyle w:val="a4"/>
-              </w:rPr>
-            </w:pPr>
-            <w:r>
-              <w:rPr>
-                <w:rStyle w:val="a4"/>
+                <w:rStyle w:val="af4"/>
+              </w:rPr>
+            </w:pPr>
+            <w:r>
+              <w:rPr>
+                <w:rStyle w:val="af4"/>
               </w:rPr>
               <w:t>B</w:t>
             </w:r>
             <w:r>
               <w:rPr>
-                <w:rStyle w:val="a4"/>
+                <w:rStyle w:val="af4"/>
               </w:rPr>
               <w:t xml:space="preserve"> </w:t>
             </w:r>
             <w:r>
               <w:rPr>
-                <w:rStyle w:val="a4"/>
+                <w:rStyle w:val="af4"/>
               </w:rPr>
               <w:t xml:space="preserve">= </w:t>
             </w:r>
             <w:r>
               <w:rPr>
-                <w:rStyle w:val="a4"/>
+                <w:rStyle w:val="af4"/>
                 <w:highlight w:val="yellow"/>
               </w:rPr>
               <w:t>{{bridge.hydro_B}}</w:t>
             </w:r>
             <w:r>
               <w:rPr>
-                <w:rStyle w:val="a4"/>
+                <w:rStyle w:val="af4"/>
               </w:rPr>
               <w:t xml:space="preserve"> м, Н</w:t>
             </w:r>
             <w:r>
               <w:rPr>
-                <w:rStyle w:val="a4"/>
+                <w:rStyle w:val="af4"/>
               </w:rPr>
               <w:t xml:space="preserve"> </w:t>
             </w:r>
             <w:r>
               <w:rPr>
-                <w:rStyle w:val="a4"/>
+                <w:rStyle w:val="af4"/>
               </w:rPr>
               <w:t>=</w:t>
             </w:r>
             <w:r>
               <w:rPr>
-                <w:rStyle w:val="a4"/>
+                <w:rStyle w:val="af4"/>
               </w:rPr>
               <w:t xml:space="preserve"> </w:t>
             </w:r>
             <w:r>
               <w:rPr>
-                <w:rStyle w:val="a4"/>
+                <w:rStyle w:val="af4"/>
                 <w:highlight w:val="yellow"/>
               </w:rPr>
               <w:t>{{bridge.hydro_H}}</w:t>
             </w:r>
             <w:r>
               <w:rPr>
-                <w:rStyle w:val="a4"/>
+                <w:rStyle w:val="af4"/>
               </w:rPr>
               <w:t xml:space="preserve"> м, V</w:t>
             </w:r>
             <w:r>
               <w:rPr>
-                <w:rStyle w:val="a4"/>
+                <w:rStyle w:val="af4"/>
               </w:rPr>
               <w:t xml:space="preserve"> </w:t>
             </w:r>
             <w:r>
               <w:rPr>
-                <w:rStyle w:val="a4"/>
+                <w:rStyle w:val="af4"/>
               </w:rPr>
               <w:t xml:space="preserve">= </w:t>
             </w:r>
             <w:r>
               <w:rPr>
-                <w:rStyle w:val="a4"/>
+                <w:rStyle w:val="af4"/>
                 <w:highlight w:val="yellow"/>
               </w:rPr>
               <w:t>{{bridge.hydro_V}}</w:t>
             </w:r>
             <w:r>
               <w:rPr>
-                <w:rStyle w:val="a4"/>
+                <w:rStyle w:val="af4"/>
               </w:rPr>
               <w:t xml:space="preserve"> м/с</w:t>
             </w:r>
@@ -3321,12 +3362,12 @@
           <w:p>
             <w:pPr>
               <w:rPr>
-                <w:rStyle w:val="a4"/>
-              </w:rPr>
-            </w:pPr>
-            <w:r>
-              <w:rPr>
-                <w:rStyle w:val="a4"/>
+                <w:rStyle w:val="af4"/>
+              </w:rPr>
+            </w:pPr>
+            <w:r>
+              <w:rPr>
+                <w:rStyle w:val="af4"/>
               </w:rPr>
               <w:t>Направление течения («1» слева направо или «-1» справа налево):</w:t>
             </w:r>
@@ -3340,13 +3381,13 @@
           <w:p>
             <w:pPr>
               <w:rPr>
-                <w:rStyle w:val="a4"/>
+                <w:rStyle w:val="af4"/>
                 <w:lang w:val="en-US"/>
               </w:rPr>
             </w:pPr>
             <w:r>
               <w:rPr>
-                <w:rStyle w:val="a4"/>
+                <w:rStyle w:val="af4"/>
                 <w:highlight w:val="yellow"/>
                 <w:lang w:val="en-US"/>
               </w:rPr>
@@ -3379,12 +3420,12 @@
           <w:p>
             <w:pPr>
               <w:rPr>
-                <w:rStyle w:val="a4"/>
-              </w:rPr>
-            </w:pPr>
-            <w:r>
-              <w:rPr>
-                <w:rStyle w:val="a4"/>
+                <w:rStyle w:val="af4"/>
+              </w:rPr>
+            </w:pPr>
+            <w:r>
+              <w:rPr>
+                <w:rStyle w:val="af4"/>
               </w:rPr>
               <w:t>Подмостовой габарит:</w:t>
             </w:r>
@@ -3397,12 +3438,12 @@
           <w:p>
             <w:pPr>
               <w:rPr>
-                <w:rStyle w:val="a4"/>
-              </w:rPr>
-            </w:pPr>
-            <w:r>
-              <w:rPr>
-                <w:rStyle w:val="a4"/>
+                <w:rStyle w:val="af4"/>
+              </w:rPr>
+            </w:pPr>
+            <w:r>
+              <w:rPr>
+                <w:rStyle w:val="af4"/>
                 <w:highlight w:val="yellow"/>
               </w:rPr>
               <w:t>{{bridge.under_clearance}}</w:t>
@@ -3434,12 +3475,12 @@
           <w:p>
             <w:pPr>
               <w:rPr>
-                <w:rStyle w:val="a4"/>
-              </w:rPr>
-            </w:pPr>
-            <w:r>
-              <w:rPr>
-                <w:rStyle w:val="a4"/>
+                <w:rStyle w:val="af4"/>
+              </w:rPr>
+            </w:pPr>
+            <w:r>
+              <w:rPr>
+                <w:rStyle w:val="af4"/>
               </w:rPr>
               <w:t>ДЛИНА мостового сооружения:</w:t>
             </w:r>
@@ -3452,13 +3493,13 @@
           <w:p>
             <w:pPr>
               <w:rPr>
-                <w:rStyle w:val="a4"/>
+                <w:rStyle w:val="af4"/>
                 <w:lang w:val="en-US"/>
               </w:rPr>
             </w:pPr>
             <w:r>
               <w:rPr>
-                <w:rStyle w:val="a4"/>
+                <w:rStyle w:val="af4"/>
                 <w:highlight w:val="yellow"/>
                 <w:lang w:val="en-US"/>
               </w:rPr>
@@ -3491,12 +3532,12 @@
           <w:p>
             <w:pPr>
               <w:rPr>
-                <w:rStyle w:val="a4"/>
-              </w:rPr>
-            </w:pPr>
-            <w:r>
-              <w:rPr>
-                <w:rStyle w:val="a4"/>
+                <w:rStyle w:val="af4"/>
+              </w:rPr>
+            </w:pPr>
+            <w:r>
+              <w:rPr>
+                <w:rStyle w:val="af4"/>
               </w:rPr>
               <w:t>Отверстие:</w:t>
             </w:r>
@@ -3509,13 +3550,13 @@
           <w:p>
             <w:pPr>
               <w:rPr>
-                <w:rStyle w:val="a4"/>
+                <w:rStyle w:val="af4"/>
                 <w:lang w:val="en-US"/>
               </w:rPr>
             </w:pPr>
             <w:r>
               <w:rPr>
-                <w:rStyle w:val="a4"/>
+                <w:rStyle w:val="af4"/>
                 <w:highlight w:val="yellow"/>
                 <w:lang w:val="en-US"/>
               </w:rPr>
@@ -3548,12 +3589,12 @@
           <w:p>
             <w:pPr>
               <w:rPr>
-                <w:rStyle w:val="a4"/>
-              </w:rPr>
-            </w:pPr>
-            <w:r>
-              <w:rPr>
-                <w:rStyle w:val="a4"/>
+                <w:rStyle w:val="af4"/>
+              </w:rPr>
+            </w:pPr>
+            <w:r>
+              <w:rPr>
+                <w:rStyle w:val="af4"/>
               </w:rPr>
               <w:t>Габарит по высоте:</w:t>
             </w:r>
@@ -3566,13 +3607,13 @@
           <w:p>
             <w:pPr>
               <w:rPr>
-                <w:rStyle w:val="a4"/>
+                <w:rStyle w:val="af4"/>
                 <w:lang w:val="en-US"/>
               </w:rPr>
             </w:pPr>
             <w:r>
               <w:rPr>
-                <w:rStyle w:val="a4"/>
+                <w:rStyle w:val="af4"/>
                 <w:highlight w:val="yellow"/>
                 <w:lang w:val="en-US"/>
               </w:rPr>
@@ -3605,12 +3646,12 @@
           <w:p>
             <w:pPr>
               <w:rPr>
-                <w:rStyle w:val="a4"/>
-              </w:rPr>
-            </w:pPr>
-            <w:r>
-              <w:rPr>
-                <w:rStyle w:val="a4"/>
+                <w:rStyle w:val="af4"/>
+              </w:rPr>
+            </w:pPr>
+            <w:r>
+              <w:rPr>
+                <w:rStyle w:val="af4"/>
               </w:rPr>
               <w:t>ГАБАРИТ ПО ШИРИНЕ:</w:t>
             </w:r>
@@ -3626,209 +3667,209 @@
                 <w:tab w:val="left" w:pos="3456"/>
               </w:tabs>
               <w:rPr>
-                <w:rStyle w:val="a4"/>
-              </w:rPr>
-            </w:pPr>
-            <w:r>
-              <w:rPr>
-                <w:rStyle w:val="a4"/>
+                <w:rStyle w:val="af4"/>
+              </w:rPr>
+            </w:pPr>
+            <w:r>
+              <w:rPr>
+                <w:rStyle w:val="af4"/>
               </w:rPr>
               <w:t>B</w:t>
             </w:r>
             <w:r>
               <w:rPr>
-                <w:rStyle w:val="a4"/>
+                <w:rStyle w:val="af4"/>
               </w:rPr>
               <w:t xml:space="preserve"> </w:t>
             </w:r>
             <w:r>
               <w:rPr>
-                <w:rStyle w:val="a4"/>
+                <w:rStyle w:val="af4"/>
               </w:rPr>
               <w:t>=</w:t>
             </w:r>
             <w:r>
               <w:rPr>
-                <w:rStyle w:val="a4"/>
+                <w:rStyle w:val="af4"/>
               </w:rPr>
               <w:t xml:space="preserve"> </w:t>
             </w:r>
             <w:r>
               <w:rPr>
-                <w:rStyle w:val="a4"/>
+                <w:rStyle w:val="af4"/>
                 <w:highlight w:val="yellow"/>
               </w:rPr>
               <w:t>{{bridge.width_B}}</w:t>
             </w:r>
             <w:r>
               <w:rPr>
-                <w:rStyle w:val="a4"/>
+                <w:rStyle w:val="af4"/>
               </w:rPr>
               <w:t xml:space="preserve">; </w:t>
             </w:r>
             <w:r>
               <w:rPr>
-                <w:rStyle w:val="a4"/>
+                <w:rStyle w:val="af4"/>
               </w:rPr>
               <w:t>Г</w:t>
             </w:r>
             <w:r>
               <w:rPr>
-                <w:rStyle w:val="a4"/>
+                <w:rStyle w:val="af4"/>
               </w:rPr>
               <w:t xml:space="preserve"> </w:t>
             </w:r>
             <w:r>
               <w:rPr>
-                <w:rStyle w:val="a4"/>
+                <w:rStyle w:val="af4"/>
               </w:rPr>
               <w:t>=</w:t>
             </w:r>
             <w:r>
               <w:rPr>
-                <w:rStyle w:val="a4"/>
+                <w:rStyle w:val="af4"/>
               </w:rPr>
               <w:t xml:space="preserve"> </w:t>
             </w:r>
             <w:r>
               <w:rPr>
-                <w:rStyle w:val="a4"/>
+                <w:rStyle w:val="af4"/>
                 <w:highlight w:val="yellow"/>
               </w:rPr>
               <w:t>{{bridge.width_G}}</w:t>
             </w:r>
             <w:r>
               <w:rPr>
-                <w:rStyle w:val="a4"/>
+                <w:rStyle w:val="af4"/>
               </w:rPr>
               <w:t>; С1</w:t>
             </w:r>
             <w:r>
               <w:rPr>
-                <w:rStyle w:val="a4"/>
+                <w:rStyle w:val="af4"/>
               </w:rPr>
               <w:t xml:space="preserve"> </w:t>
             </w:r>
             <w:r>
               <w:rPr>
-                <w:rStyle w:val="a4"/>
+                <w:rStyle w:val="af4"/>
               </w:rPr>
               <w:t>=</w:t>
             </w:r>
             <w:r>
               <w:rPr>
-                <w:rStyle w:val="a4"/>
+                <w:rStyle w:val="af4"/>
               </w:rPr>
               <w:t xml:space="preserve"> </w:t>
             </w:r>
             <w:r>
               <w:rPr>
-                <w:rStyle w:val="a4"/>
+                <w:rStyle w:val="af4"/>
                 <w:highlight w:val="yellow"/>
               </w:rPr>
               <w:t>{{bridge.width_C1}}</w:t>
             </w:r>
             <w:r>
               <w:rPr>
-                <w:rStyle w:val="a4"/>
+                <w:rStyle w:val="af4"/>
               </w:rPr>
               <w:t>; С2</w:t>
             </w:r>
             <w:r>
               <w:rPr>
-                <w:rStyle w:val="a4"/>
+                <w:rStyle w:val="af4"/>
               </w:rPr>
               <w:t xml:space="preserve"> </w:t>
             </w:r>
             <w:r>
               <w:rPr>
-                <w:rStyle w:val="a4"/>
+                <w:rStyle w:val="af4"/>
               </w:rPr>
               <w:t>=</w:t>
             </w:r>
             <w:r>
               <w:rPr>
-                <w:rStyle w:val="a4"/>
+                <w:rStyle w:val="af4"/>
               </w:rPr>
               <w:t xml:space="preserve"> </w:t>
             </w:r>
             <w:r>
               <w:rPr>
-                <w:rStyle w:val="a4"/>
+                <w:rStyle w:val="af4"/>
                 <w:highlight w:val="yellow"/>
               </w:rPr>
               <w:t>{{bridge.width_C2}}</w:t>
             </w:r>
             <w:r>
               <w:rPr>
-                <w:rStyle w:val="a4"/>
+                <w:rStyle w:val="af4"/>
               </w:rPr>
               <w:t xml:space="preserve">; </w:t>
             </w:r>
             <w:r>
               <w:rPr>
-                <w:rStyle w:val="a4"/>
+                <w:rStyle w:val="af4"/>
               </w:rPr>
               <w:br/>
             </w:r>
             <w:r>
               <w:rPr>
-                <w:rStyle w:val="a4"/>
+                <w:rStyle w:val="af4"/>
               </w:rPr>
               <w:t>Т1</w:t>
             </w:r>
             <w:r>
               <w:rPr>
-                <w:rStyle w:val="a4"/>
+                <w:rStyle w:val="af4"/>
               </w:rPr>
               <w:t xml:space="preserve"> </w:t>
             </w:r>
             <w:r>
               <w:rPr>
-                <w:rStyle w:val="a4"/>
+                <w:rStyle w:val="af4"/>
               </w:rPr>
               <w:t>=</w:t>
             </w:r>
             <w:r>
               <w:rPr>
-                <w:rStyle w:val="a4"/>
+                <w:rStyle w:val="af4"/>
               </w:rPr>
               <w:t xml:space="preserve"> </w:t>
             </w:r>
             <w:r>
               <w:rPr>
-                <w:rStyle w:val="a4"/>
+                <w:rStyle w:val="af4"/>
                 <w:highlight w:val="yellow"/>
               </w:rPr>
               <w:t>{{bridge.width_T1}}</w:t>
             </w:r>
             <w:r>
               <w:rPr>
-                <w:rStyle w:val="a4"/>
+                <w:rStyle w:val="af4"/>
               </w:rPr>
               <w:t>; Т2</w:t>
             </w:r>
             <w:r>
               <w:rPr>
-                <w:rStyle w:val="a4"/>
+                <w:rStyle w:val="af4"/>
               </w:rPr>
               <w:t xml:space="preserve"> </w:t>
             </w:r>
             <w:r>
               <w:rPr>
-                <w:rStyle w:val="a4"/>
+                <w:rStyle w:val="af4"/>
               </w:rPr>
               <w:t>=</w:t>
             </w:r>
             <w:r>
               <w:rPr>
-                <w:rStyle w:val="a4"/>
+                <w:rStyle w:val="af4"/>
               </w:rPr>
               <w:t xml:space="preserve"> </w:t>
             </w:r>
             <w:r>
               <w:rPr>
-                <w:rStyle w:val="a4"/>
+                <w:rStyle w:val="af4"/>
                 <w:highlight w:val="yellow"/>
               </w:rPr>
               <w:t>{{bridge.width_T2}}</w:t>
@@ -3860,12 +3901,12 @@
           <w:p>
             <w:pPr>
               <w:rPr>
-                <w:rStyle w:val="a4"/>
-              </w:rPr>
-            </w:pPr>
-            <w:r>
-              <w:rPr>
-                <w:rStyle w:val="a4"/>
+                <w:rStyle w:val="af4"/>
+              </w:rPr>
+            </w:pPr>
+            <w:r>
+              <w:rPr>
+                <w:rStyle w:val="af4"/>
               </w:rPr>
               <w:t>Год постройки:</w:t>
             </w:r>
@@ -3879,12 +3920,12 @@
           <w:p>
             <w:pPr>
               <w:rPr>
-                <w:rStyle w:val="a4"/>
-              </w:rPr>
-            </w:pPr>
-            <w:r>
-              <w:rPr>
-                <w:rStyle w:val="a4"/>
+                <w:rStyle w:val="af4"/>
+              </w:rPr>
+            </w:pPr>
+            <w:r>
+              <w:rPr>
+                <w:rStyle w:val="af4"/>
                 <w:highlight w:val="yellow"/>
               </w:rPr>
               <w:t>{{bridge.year_built}}</w:t>
@@ -3916,12 +3957,12 @@
             <w:pPr>
               <w:jc w:val="right"/>
               <w:rPr>
-                <w:rStyle w:val="a4"/>
-              </w:rPr>
-            </w:pPr>
-            <w:r>
-              <w:rPr>
-                <w:rStyle w:val="a4"/>
+                <w:rStyle w:val="af4"/>
+              </w:rPr>
+            </w:pPr>
+            <w:r>
+              <w:rPr>
+                <w:rStyle w:val="af4"/>
               </w:rPr>
               <w:t>реконструкции:</w:t>
             </w:r>
@@ -3934,13 +3975,13 @@
           <w:p>
             <w:pPr>
               <w:rPr>
-                <w:rStyle w:val="a4"/>
+                <w:rStyle w:val="af4"/>
                 <w:lang w:val="en-US"/>
               </w:rPr>
             </w:pPr>
             <w:r>
               <w:rPr>
-                <w:rStyle w:val="a4"/>
+                <w:rStyle w:val="af4"/>
                 <w:highlight w:val="yellow"/>
                 <w:lang w:val="en-US"/>
               </w:rPr>
@@ -3973,12 +4014,12 @@
             <w:pPr>
               <w:jc w:val="right"/>
               <w:rPr>
-                <w:rStyle w:val="a4"/>
-              </w:rPr>
-            </w:pPr>
-            <w:r>
-              <w:rPr>
-                <w:rStyle w:val="a4"/>
+                <w:rStyle w:val="af4"/>
+              </w:rPr>
+            </w:pPr>
+            <w:r>
+              <w:rPr>
+                <w:rStyle w:val="af4"/>
               </w:rPr>
               <w:t>ремонта:</w:t>
             </w:r>
@@ -3991,12 +4032,12 @@
           <w:p>
             <w:pPr>
               <w:rPr>
-                <w:rStyle w:val="a4"/>
-              </w:rPr>
-            </w:pPr>
-            <w:r>
-              <w:rPr>
-                <w:rStyle w:val="a4"/>
+                <w:rStyle w:val="af4"/>
+              </w:rPr>
+            </w:pPr>
+            <w:r>
+              <w:rPr>
+                <w:rStyle w:val="af4"/>
                 <w:highlight w:val="yellow"/>
               </w:rPr>
               <w:t>{{bridge.year_repair}}</w:t>
@@ -4028,12 +4069,12 @@
           <w:p>
             <w:pPr>
               <w:rPr>
-                <w:rStyle w:val="a4"/>
-              </w:rPr>
-            </w:pPr>
-            <w:r>
-              <w:rPr>
-                <w:rStyle w:val="a4"/>
+                <w:rStyle w:val="af4"/>
+              </w:rPr>
+            </w:pPr>
+            <w:r>
+              <w:rPr>
+                <w:rStyle w:val="af4"/>
               </w:rPr>
               <w:t>ПРОЕКТНЫЕ НАГРУЗКИ:</w:t>
             </w:r>
@@ -4046,37 +4087,37 @@
           <w:p>
             <w:pPr>
               <w:rPr>
-                <w:rStyle w:val="a4"/>
-              </w:rPr>
-            </w:pPr>
-            <w:r>
-              <w:rPr>
-                <w:rStyle w:val="a4"/>
+                <w:rStyle w:val="af4"/>
+              </w:rPr>
+            </w:pPr>
+            <w:r>
+              <w:rPr>
+                <w:rStyle w:val="af4"/>
                 <w:highlight w:val="yellow"/>
               </w:rPr>
               <w:t>{{bridge.loads}}</w:t>
             </w:r>
             <w:r>
               <w:rPr>
-                <w:rStyle w:val="a4"/>
+                <w:rStyle w:val="af4"/>
               </w:rPr>
               <w:fldChar w:fldCharType="begin"/>
             </w:r>
             <w:r>
               <w:rPr>
-                <w:rStyle w:val="a4"/>
+                <w:rStyle w:val="af4"/>
               </w:rPr>
               <w:instrText xml:space="preserve"> MERGEFIELD Нормативные_нагрузки </w:instrText>
             </w:r>
             <w:r>
               <w:rPr>
-                <w:rStyle w:val="a4"/>
+                <w:rStyle w:val="af4"/>
               </w:rPr>
               <w:fldChar w:fldCharType="separate"/>
             </w:r>
             <w:r>
               <w:rPr>
-                <w:rStyle w:val="a4"/>
+                <w:rStyle w:val="af4"/>
               </w:rPr>
               <w:fldChar w:fldCharType="end"/>
             </w:r>
@@ -4107,12 +4148,12 @@
           <w:p>
             <w:pPr>
               <w:rPr>
-                <w:rStyle w:val="a4"/>
-              </w:rPr>
-            </w:pPr>
-            <w:r>
-              <w:rPr>
-                <w:rStyle w:val="a4"/>
+                <w:rStyle w:val="af4"/>
+              </w:rPr>
+            </w:pPr>
+            <w:r>
+              <w:rPr>
+                <w:rStyle w:val="af4"/>
               </w:rPr>
               <w:t>ПРОДОЛЬНАЯ СХЕМА:</w:t>
             </w:r>
@@ -4128,12 +4169,12 @@
                 <w:tab w:val="left" w:pos="3065"/>
               </w:tabs>
               <w:rPr>
-                <w:rStyle w:val="a4"/>
-              </w:rPr>
-            </w:pPr>
-            <w:r>
-              <w:rPr>
-                <w:rStyle w:val="a4"/>
+                <w:rStyle w:val="af4"/>
+              </w:rPr>
+            </w:pPr>
+            <w:r>
+              <w:rPr>
+                <w:rStyle w:val="af4"/>
                 <w:highlight w:val="yellow"/>
               </w:rPr>
               <w:t>{{bridge.long_scheme}}</w:t>
@@ -4165,12 +4206,12 @@
           <w:p>
             <w:pPr>
               <w:rPr>
-                <w:rStyle w:val="a4"/>
-              </w:rPr>
-            </w:pPr>
-            <w:r>
-              <w:rPr>
-                <w:rStyle w:val="a4"/>
+                <w:rStyle w:val="af4"/>
+              </w:rPr>
+            </w:pPr>
+            <w:r>
+              <w:rPr>
+                <w:rStyle w:val="af4"/>
               </w:rPr>
               <w:t>Косина, особенности расположения в плане:</w:t>
             </w:r>
@@ -4183,26 +4224,26 @@
           <w:p>
             <w:pPr>
               <w:rPr>
-                <w:rStyle w:val="a4"/>
-              </w:rPr>
-            </w:pPr>
-            <w:r>
-              <w:rPr>
-                <w:rStyle w:val="a4"/>
+                <w:rStyle w:val="af4"/>
+              </w:rPr>
+            </w:pPr>
+            <w:r>
+              <w:rPr>
+                <w:rStyle w:val="af4"/>
                 <w:rFonts w:eastAsiaTheme="majorEastAsia"/>
               </w:rPr>
               <w:t>α</w:t>
             </w:r>
             <w:r>
               <w:rPr>
-                <w:rStyle w:val="a4"/>
+                <w:rStyle w:val="af4"/>
                 <w:rFonts w:eastAsiaTheme="majorEastAsia"/>
               </w:rPr>
               <w:t>=</w:t>
             </w:r>
             <w:r>
               <w:rPr>
-                <w:rStyle w:val="a4"/>
+                <w:rStyle w:val="af4"/>
                 <w:rFonts w:eastAsiaTheme="majorEastAsia"/>
                 <w:highlight w:val="yellow"/>
               </w:rPr>
@@ -4210,42 +4251,42 @@
             </w:r>
             <w:r>
               <w:rPr>
-                <w:rStyle w:val="a4"/>
+                <w:rStyle w:val="af4"/>
                 <w:rFonts w:eastAsiaTheme="majorEastAsia"/>
               </w:rPr>
               <w:t xml:space="preserve">˚, </w:t>
             </w:r>
             <w:r>
               <w:rPr>
-                <w:rStyle w:val="a4"/>
+                <w:rStyle w:val="af4"/>
                 <w:rFonts w:eastAsiaTheme="majorEastAsia"/>
               </w:rPr>
               <w:t>в</w:t>
             </w:r>
             <w:r>
               <w:rPr>
-                <w:rStyle w:val="a4"/>
+                <w:rStyle w:val="af4"/>
                 <w:rFonts w:eastAsiaTheme="majorEastAsia"/>
               </w:rPr>
               <w:t xml:space="preserve"> </w:t>
             </w:r>
             <w:r>
               <w:rPr>
-                <w:rStyle w:val="a4"/>
+                <w:rStyle w:val="af4"/>
                 <w:rFonts w:eastAsiaTheme="majorEastAsia"/>
               </w:rPr>
               <w:t>плане</w:t>
             </w:r>
             <w:r>
               <w:rPr>
-                <w:rStyle w:val="a4"/>
+                <w:rStyle w:val="af4"/>
                 <w:rFonts w:eastAsiaTheme="majorEastAsia"/>
               </w:rPr>
               <w:t xml:space="preserve"> –</w:t>
             </w:r>
             <w:r>
               <w:rPr>
-                <w:rStyle w:val="a4"/>
+                <w:rStyle w:val="af4"/>
                 <w:rFonts w:eastAsiaTheme="majorEastAsia"/>
                 <w:highlight w:val="yellow"/>
               </w:rPr>
@@ -4278,24 +4319,24 @@
           <w:p>
             <w:pPr>
               <w:rPr>
-                <w:rStyle w:val="a4"/>
-              </w:rPr>
-            </w:pPr>
-            <w:r>
-              <w:rPr>
-                <w:rStyle w:val="a4"/>
+                <w:rStyle w:val="af4"/>
+              </w:rPr>
+            </w:pPr>
+            <w:r>
+              <w:rPr>
+                <w:rStyle w:val="af4"/>
               </w:rPr>
               <w:t>Уклоны</w:t>
             </w:r>
             <w:r>
               <w:rPr>
-                <w:rStyle w:val="a4"/>
+                <w:rStyle w:val="af4"/>
               </w:rPr>
               <w:t xml:space="preserve">, </w:t>
             </w:r>
             <w:r>
               <w:rPr>
-                <w:rStyle w:val="Strong"/>
+                <w:rStyle w:val="afc"/>
                 <w:rFonts w:eastAsiaTheme="majorEastAsia"/>
                 <w:b w:val="0"/>
                 <w:bCs w:val="0"/>
@@ -4306,7 +4347,7 @@
             </w:r>
             <w:r>
               <w:rPr>
-                <w:rStyle w:val="a4"/>
+                <w:rStyle w:val="af4"/>
               </w:rPr>
               <w:t>:</w:t>
             </w:r>
@@ -4319,7 +4360,7 @@
           <w:p>
             <w:pPr>
               <w:rPr>
-                <w:rStyle w:val="a4"/>
+                <w:rStyle w:val="af4"/>
               </w:rPr>
             </w:pPr>
           </w:p>
@@ -4343,12 +4384,12 @@
             <w:pPr>
               <w:jc w:val="right"/>
               <w:rPr>
-                <w:rStyle w:val="a4"/>
-              </w:rPr>
-            </w:pPr>
-            <w:r>
-              <w:rPr>
-                <w:rStyle w:val="a4"/>
+                <w:rStyle w:val="af4"/>
+              </w:rPr>
+            </w:pPr>
+            <w:r>
+              <w:rPr>
+                <w:rStyle w:val="af4"/>
               </w:rPr>
               <w:t>продольный</w:t>
             </w:r>
@@ -4361,12 +4402,12 @@
           <w:p>
             <w:pPr>
               <w:rPr>
-                <w:rStyle w:val="a4"/>
-              </w:rPr>
-            </w:pPr>
-            <w:r>
-              <w:rPr>
-                <w:rStyle w:val="a4"/>
+                <w:rStyle w:val="af4"/>
+              </w:rPr>
+            </w:pPr>
+            <w:r>
+              <w:rPr>
+                <w:rStyle w:val="af4"/>
                 <w:highlight w:val="yellow"/>
               </w:rPr>
               <w:t>{{bridge.longitudinal_slopes}}</w:t>
@@ -4398,12 +4439,12 @@
             <w:pPr>
               <w:jc w:val="right"/>
               <w:rPr>
-                <w:rStyle w:val="a4"/>
-              </w:rPr>
-            </w:pPr>
-            <w:r>
-              <w:rPr>
-                <w:rStyle w:val="a4"/>
+                <w:rStyle w:val="af4"/>
+              </w:rPr>
+            </w:pPr>
+            <w:r>
+              <w:rPr>
+                <w:rStyle w:val="af4"/>
               </w:rPr>
               <w:t>поперечный</w:t>
             </w:r>
@@ -4420,12 +4461,12 @@
                 <w:tab w:val="left" w:pos="794"/>
               </w:tabs>
               <w:rPr>
-                <w:rStyle w:val="a4"/>
-              </w:rPr>
-            </w:pPr>
-            <w:r>
-              <w:rPr>
-                <w:rStyle w:val="a4"/>
+                <w:rStyle w:val="af4"/>
+              </w:rPr>
+            </w:pPr>
+            <w:r>
+              <w:rPr>
+                <w:rStyle w:val="af4"/>
                 <w:highlight w:val="yellow"/>
               </w:rPr>
               <w:t>{{bridge.slopes}}</w:t>
@@ -4457,12 +4498,12 @@
           <w:p>
             <w:pPr>
               <w:rPr>
-                <w:rStyle w:val="a4"/>
-              </w:rPr>
-            </w:pPr>
-            <w:r>
-              <w:rPr>
-                <w:rStyle w:val="a4"/>
+                <w:rStyle w:val="af4"/>
+              </w:rPr>
+            </w:pPr>
+            <w:r>
+              <w:rPr>
+                <w:rStyle w:val="af4"/>
               </w:rPr>
               <w:t>Покрытие проезжей части:</w:t>
             </w:r>
@@ -4475,7 +4516,7 @@
           <w:p>
             <w:pPr>
               <w:rPr>
-                <w:rStyle w:val="a4"/>
+                <w:rStyle w:val="af4"/>
               </w:rPr>
             </w:pPr>
           </w:p>
@@ -4500,12 +4541,12 @@
             <w:pPr>
               <w:jc w:val="right"/>
               <w:rPr>
-                <w:rStyle w:val="a4"/>
-              </w:rPr>
-            </w:pPr>
-            <w:r>
-              <w:rPr>
-                <w:rStyle w:val="a4"/>
+                <w:rStyle w:val="af4"/>
+              </w:rPr>
+            </w:pPr>
+            <w:r>
+              <w:rPr>
+                <w:rStyle w:val="af4"/>
               </w:rPr>
               <w:t>на мостовом сооружении:</w:t>
             </w:r>
@@ -4518,12 +4559,12 @@
           <w:p>
             <w:pPr>
               <w:rPr>
-                <w:rStyle w:val="a4"/>
-              </w:rPr>
-            </w:pPr>
-            <w:r>
-              <w:rPr>
-                <w:rStyle w:val="a4"/>
+                <w:rStyle w:val="af4"/>
+              </w:rPr>
+            </w:pPr>
+            <w:r>
+              <w:rPr>
+                <w:rStyle w:val="af4"/>
                 <w:highlight w:val="yellow"/>
               </w:rPr>
               <w:t>{{bridge.pavement_bridge}}</w:t>
@@ -4549,12 +4590,12 @@
             <w:pPr>
               <w:jc w:val="right"/>
               <w:rPr>
-                <w:rStyle w:val="a4"/>
-              </w:rPr>
-            </w:pPr>
-            <w:r>
-              <w:rPr>
-                <w:rStyle w:val="a4"/>
+                <w:rStyle w:val="af4"/>
+              </w:rPr>
+            </w:pPr>
+            <w:r>
+              <w:rPr>
+                <w:rStyle w:val="af4"/>
               </w:rPr>
               <w:t>на подходах:</w:t>
             </w:r>
@@ -4567,12 +4608,12 @@
           <w:p>
             <w:pPr>
               <w:rPr>
-                <w:rStyle w:val="a4"/>
-              </w:rPr>
-            </w:pPr>
-            <w:r>
-              <w:rPr>
-                <w:rStyle w:val="a4"/>
+                <w:rStyle w:val="af4"/>
+              </w:rPr>
+            </w:pPr>
+            <w:r>
+              <w:rPr>
+                <w:rStyle w:val="af4"/>
                 <w:highlight w:val="yellow"/>
               </w:rPr>
               <w:t>{{bridge.pavement_approach}}</w:t>
@@ -4604,12 +4645,12 @@
           <w:p>
             <w:pPr>
               <w:rPr>
-                <w:rStyle w:val="a4"/>
-              </w:rPr>
-            </w:pPr>
-            <w:r>
-              <w:rPr>
-                <w:rStyle w:val="a4"/>
+                <w:rStyle w:val="af4"/>
+              </w:rPr>
+            </w:pPr>
+            <w:r>
+              <w:rPr>
+                <w:rStyle w:val="af4"/>
               </w:rPr>
               <w:t>Водоотвод:</w:t>
             </w:r>
@@ -4622,13 +4663,13 @@
           <w:p>
             <w:pPr>
               <w:rPr>
-                <w:rStyle w:val="a4"/>
+                <w:rStyle w:val="af4"/>
                 <w:rFonts w:eastAsiaTheme="majorEastAsia"/>
               </w:rPr>
             </w:pPr>
             <w:r>
               <w:rPr>
-                <w:rStyle w:val="a4"/>
+                <w:rStyle w:val="af4"/>
                 <w:rFonts w:eastAsiaTheme="majorEastAsia"/>
                 <w:highlight w:val="yellow"/>
               </w:rPr>
@@ -4661,12 +4702,12 @@
           <w:p>
             <w:pPr>
               <w:rPr>
-                <w:rStyle w:val="a4"/>
-              </w:rPr>
-            </w:pPr>
-            <w:r>
-              <w:rPr>
-                <w:rStyle w:val="a4"/>
+                <w:rStyle w:val="af4"/>
+              </w:rPr>
+            </w:pPr>
+            <w:r>
+              <w:rPr>
+                <w:rStyle w:val="af4"/>
               </w:rPr>
               <w:t>Деформационные швы:</w:t>
             </w:r>
@@ -4679,13 +4720,13 @@
           <w:p>
             <w:pPr>
               <w:rPr>
-                <w:rStyle w:val="a4"/>
+                <w:rStyle w:val="af4"/>
                 <w:rFonts w:eastAsiaTheme="majorEastAsia"/>
               </w:rPr>
             </w:pPr>
             <w:r>
               <w:rPr>
-                <w:rStyle w:val="a4"/>
+                <w:rStyle w:val="af4"/>
                 <w:rFonts w:eastAsiaTheme="majorEastAsia"/>
                 <w:highlight w:val="yellow"/>
               </w:rPr>
@@ -4708,7 +4749,7 @@
             </w:pPr>
             <w:r>
               <w:rPr>
-                <w:rStyle w:val="a4"/>
+                <w:rStyle w:val="af4"/>
               </w:rPr>
               <w:t>21.</w:t>
             </w:r>
@@ -4721,12 +4762,12 @@
           <w:p>
             <w:pPr>
               <w:rPr>
-                <w:rStyle w:val="a4"/>
-              </w:rPr>
-            </w:pPr>
-            <w:r>
-              <w:rPr>
-                <w:rStyle w:val="a4"/>
+                <w:rStyle w:val="af4"/>
+              </w:rPr>
+            </w:pPr>
+            <w:r>
+              <w:rPr>
+                <w:rStyle w:val="af4"/>
               </w:rPr>
               <w:t>Ограждения безопасности на мостовом сооружении / подходах:</w:t>
             </w:r>
@@ -4739,7 +4780,7 @@
           <w:p>
             <w:pPr>
               <w:rPr>
-                <w:rStyle w:val="a4"/>
+                <w:rStyle w:val="af4"/>
               </w:rPr>
             </w:pPr>
           </w:p>
@@ -4768,12 +4809,12 @@
             <w:pPr>
               <w:jc w:val="right"/>
               <w:rPr>
-                <w:rStyle w:val="a4"/>
-              </w:rPr>
-            </w:pPr>
-            <w:r>
-              <w:rPr>
-                <w:rStyle w:val="a4"/>
+                <w:rStyle w:val="af4"/>
+              </w:rPr>
+            </w:pPr>
+            <w:r>
+              <w:rPr>
+                <w:rStyle w:val="af4"/>
               </w:rPr>
               <w:t>Тип:</w:t>
             </w:r>
@@ -4786,13 +4827,13 @@
           <w:p>
             <w:pPr>
               <w:rPr>
-                <w:rStyle w:val="a4"/>
+                <w:rStyle w:val="af4"/>
                 <w:lang w:val="en-US"/>
               </w:rPr>
             </w:pPr>
             <w:r>
               <w:rPr>
-                <w:rStyle w:val="a4"/>
+                <w:rStyle w:val="af4"/>
                 <w:highlight w:val="yellow"/>
                 <w:lang w:val="en-US"/>
               </w:rPr>
@@ -4800,14 +4841,14 @@
             </w:r>
             <w:r>
               <w:rPr>
-                <w:rStyle w:val="a4"/>
+                <w:rStyle w:val="af4"/>
                 <w:lang w:val="en-US"/>
               </w:rPr>
               <w:t xml:space="preserve"> / </w:t>
             </w:r>
             <w:r>
               <w:rPr>
-                <w:rStyle w:val="a4"/>
+                <w:rStyle w:val="af4"/>
                 <w:highlight w:val="yellow"/>
                 <w:lang w:val="en-US"/>
               </w:rPr>
@@ -4815,65 +4856,65 @@
             </w:r>
             <w:r>
               <w:rPr>
-                <w:rStyle w:val="a4"/>
+                <w:rStyle w:val="af4"/>
               </w:rPr>
               <w:fldChar w:fldCharType="begin"/>
             </w:r>
             <w:r>
               <w:rPr>
-                <w:rStyle w:val="a4"/>
+                <w:rStyle w:val="af4"/>
                 <w:lang w:val="en-US"/>
               </w:rPr>
               <w:instrText xml:space="preserve"> MERGEFIELD </w:instrText>
             </w:r>
             <w:r>
               <w:rPr>
-                <w:rStyle w:val="a4"/>
+                <w:rStyle w:val="af4"/>
               </w:rPr>
               <w:instrText>Ограждения</w:instrText>
             </w:r>
             <w:r>
               <w:rPr>
-                <w:rStyle w:val="a4"/>
+                <w:rStyle w:val="af4"/>
                 <w:lang w:val="en-US"/>
               </w:rPr>
               <w:instrText>_</w:instrText>
             </w:r>
             <w:r>
               <w:rPr>
-                <w:rStyle w:val="a4"/>
+                <w:rStyle w:val="af4"/>
               </w:rPr>
               <w:instrText>на</w:instrText>
             </w:r>
             <w:r>
               <w:rPr>
-                <w:rStyle w:val="a4"/>
+                <w:rStyle w:val="af4"/>
                 <w:lang w:val="en-US"/>
               </w:rPr>
               <w:instrText>_</w:instrText>
             </w:r>
             <w:r>
               <w:rPr>
-                <w:rStyle w:val="a4"/>
+                <w:rStyle w:val="af4"/>
               </w:rPr>
               <w:instrText>подходах</w:instrText>
             </w:r>
             <w:r>
               <w:rPr>
-                <w:rStyle w:val="a4"/>
+                <w:rStyle w:val="af4"/>
                 <w:lang w:val="en-US"/>
               </w:rPr>
               <w:instrText xml:space="preserve"> </w:instrText>
             </w:r>
             <w:r>
               <w:rPr>
-                <w:rStyle w:val="a4"/>
+                <w:rStyle w:val="af4"/>
               </w:rPr>
               <w:fldChar w:fldCharType="separate"/>
             </w:r>
             <w:r>
               <w:rPr>
-                <w:rStyle w:val="a4"/>
+                <w:rStyle w:val="af4"/>
               </w:rPr>
               <w:fldChar w:fldCharType="end"/>
             </w:r>
@@ -4906,12 +4947,12 @@
             <w:pPr>
               <w:jc w:val="right"/>
               <w:rPr>
-                <w:rStyle w:val="a4"/>
-              </w:rPr>
-            </w:pPr>
-            <w:r>
-              <w:rPr>
-                <w:rStyle w:val="a4"/>
+                <w:rStyle w:val="af4"/>
+              </w:rPr>
+            </w:pPr>
+            <w:r>
+              <w:rPr>
+                <w:rStyle w:val="af4"/>
               </w:rPr>
               <w:t>Высота:</w:t>
             </w:r>
@@ -4924,13 +4965,13 @@
           <w:p>
             <w:pPr>
               <w:rPr>
-                <w:rStyle w:val="a4"/>
+                <w:rStyle w:val="af4"/>
                 <w:lang w:val="en-US"/>
               </w:rPr>
             </w:pPr>
             <w:r>
               <w:rPr>
-                <w:rStyle w:val="a4"/>
+                <w:rStyle w:val="af4"/>
                 <w:highlight w:val="yellow"/>
                 <w:lang w:val="en-US"/>
               </w:rPr>
@@ -4938,21 +4979,21 @@
             </w:r>
             <w:r>
               <w:rPr>
-                <w:rStyle w:val="a4"/>
+                <w:rStyle w:val="af4"/>
                 <w:lang w:val="en-US"/>
               </w:rPr>
               <w:t xml:space="preserve"> </w:t>
             </w:r>
             <w:r>
               <w:rPr>
-                <w:rStyle w:val="a4"/>
+                <w:rStyle w:val="af4"/>
                 <w:lang w:val="en-US"/>
               </w:rPr>
               <w:t xml:space="preserve">/ </w:t>
             </w:r>
             <w:r>
               <w:rPr>
-                <w:rStyle w:val="a4"/>
+                <w:rStyle w:val="af4"/>
                 <w:highlight w:val="yellow"/>
                 <w:lang w:val="en-US"/>
               </w:rPr>
@@ -4975,7 +5016,7 @@
             </w:pPr>
             <w:r>
               <w:rPr>
-                <w:rStyle w:val="a4"/>
+                <w:rStyle w:val="af4"/>
               </w:rPr>
               <w:t>22.</w:t>
             </w:r>
@@ -4988,12 +5029,12 @@
           <w:p>
             <w:pPr>
               <w:rPr>
-                <w:rStyle w:val="a4"/>
-              </w:rPr>
-            </w:pPr>
-            <w:r>
-              <w:rPr>
-                <w:rStyle w:val="a4"/>
+                <w:rStyle w:val="af4"/>
+              </w:rPr>
+            </w:pPr>
+            <w:r>
+              <w:rPr>
+                <w:rStyle w:val="af4"/>
               </w:rPr>
               <w:t>Тротуары:</w:t>
             </w:r>
@@ -5006,12 +5047,12 @@
           <w:p>
             <w:pPr>
               <w:rPr>
-                <w:rStyle w:val="a4"/>
-              </w:rPr>
-            </w:pPr>
-            <w:r>
-              <w:rPr>
-                <w:rStyle w:val="a4"/>
+                <w:rStyle w:val="af4"/>
+              </w:rPr>
+            </w:pPr>
+            <w:r>
+              <w:rPr>
+                <w:rStyle w:val="af4"/>
                 <w:highlight w:val="yellow"/>
               </w:rPr>
               <w:t>{{bridge.sidewalks}}</w:t>
@@ -5033,7 +5074,7 @@
             </w:pPr>
             <w:r>
               <w:rPr>
-                <w:rStyle w:val="a4"/>
+                <w:rStyle w:val="af4"/>
               </w:rPr>
               <w:t>23.</w:t>
             </w:r>
@@ -5046,12 +5087,12 @@
           <w:p>
             <w:pPr>
               <w:rPr>
-                <w:rStyle w:val="a4"/>
-              </w:rPr>
-            </w:pPr>
-            <w:r>
-              <w:rPr>
-                <w:rStyle w:val="a4"/>
+                <w:rStyle w:val="af4"/>
+              </w:rPr>
+            </w:pPr>
+            <w:r>
+              <w:rPr>
+                <w:rStyle w:val="af4"/>
               </w:rPr>
               <w:t>Перила (тип, высота):</w:t>
             </w:r>
@@ -5064,13 +5105,13 @@
           <w:p>
             <w:pPr>
               <w:rPr>
-                <w:rStyle w:val="a4"/>
+                <w:rStyle w:val="af4"/>
                 <w:lang w:val="en-US"/>
               </w:rPr>
             </w:pPr>
             <w:r>
               <w:rPr>
-                <w:rStyle w:val="a4"/>
+                <w:rStyle w:val="af4"/>
                 <w:highlight w:val="yellow"/>
                 <w:lang w:val="en-US"/>
               </w:rPr>
@@ -5078,14 +5119,14 @@
             </w:r>
             <w:r>
               <w:rPr>
-                <w:rStyle w:val="a4"/>
+                <w:rStyle w:val="af4"/>
                 <w:lang w:val="en-US"/>
               </w:rPr>
               <w:t xml:space="preserve">, </w:t>
             </w:r>
             <w:r>
               <w:rPr>
-                <w:rStyle w:val="a4"/>
+                <w:rStyle w:val="af4"/>
                 <w:highlight w:val="yellow"/>
                 <w:lang w:val="en-US"/>
               </w:rPr>
@@ -5093,14 +5134,14 @@
             </w:r>
             <w:r>
               <w:rPr>
-                <w:rStyle w:val="a4"/>
+                <w:rStyle w:val="af4"/>
                 <w:lang w:val="en-US"/>
               </w:rPr>
               <w:t xml:space="preserve"> </w:t>
             </w:r>
             <w:r>
               <w:rPr>
-                <w:rStyle w:val="a4"/>
+                <w:rStyle w:val="af4"/>
               </w:rPr>
               <w:t>м</w:t>
             </w:r>
@@ -5121,7 +5162,7 @@
             </w:pPr>
             <w:r>
               <w:rPr>
-                <w:rStyle w:val="a4"/>
+                <w:rStyle w:val="af4"/>
               </w:rPr>
               <w:t>24.</w:t>
             </w:r>
@@ -5134,12 +5175,12 @@
           <w:p>
             <w:pPr>
               <w:rPr>
-                <w:rStyle w:val="a4"/>
-              </w:rPr>
-            </w:pPr>
-            <w:r>
-              <w:rPr>
-                <w:rStyle w:val="a4"/>
+                <w:rStyle w:val="af4"/>
+              </w:rPr>
+            </w:pPr>
+            <w:r>
+              <w:rPr>
+                <w:rStyle w:val="af4"/>
               </w:rPr>
               <w:t>ПОДХОДЫ (перед / за мостовым сооружением):</w:t>
             </w:r>
@@ -5152,7 +5193,7 @@
           <w:p>
             <w:pPr>
               <w:rPr>
-                <w:rStyle w:val="a4"/>
+                <w:rStyle w:val="af4"/>
               </w:rPr>
             </w:pPr>
           </w:p>
@@ -5180,12 +5221,12 @@
             <w:pPr>
               <w:jc w:val="right"/>
               <w:rPr>
-                <w:rStyle w:val="a4"/>
-              </w:rPr>
-            </w:pPr>
-            <w:r>
-              <w:rPr>
-                <w:rStyle w:val="a4"/>
+                <w:rStyle w:val="af4"/>
+              </w:rPr>
+            </w:pPr>
+            <w:r>
+              <w:rPr>
+                <w:rStyle w:val="af4"/>
               </w:rPr>
               <w:t>Ширина проезжей части:</w:t>
             </w:r>
@@ -5198,13 +5239,13 @@
           <w:p>
             <w:pPr>
               <w:rPr>
-                <w:rStyle w:val="a4"/>
+                <w:rStyle w:val="af4"/>
                 <w:lang w:val="en-US"/>
               </w:rPr>
             </w:pPr>
             <w:r>
               <w:rPr>
-                <w:rStyle w:val="a4"/>
+                <w:rStyle w:val="af4"/>
                 <w:highlight w:val="yellow"/>
                 <w:lang w:val="en-US"/>
               </w:rPr>
@@ -5212,21 +5253,21 @@
             </w:r>
             <w:r>
               <w:rPr>
-                <w:rStyle w:val="a4"/>
+                <w:rStyle w:val="af4"/>
                 <w:lang w:val="en-US"/>
               </w:rPr>
               <w:t xml:space="preserve"> </w:t>
             </w:r>
             <w:r>
               <w:rPr>
-                <w:rStyle w:val="a4"/>
+                <w:rStyle w:val="af4"/>
                 <w:lang w:val="en-US"/>
               </w:rPr>
               <w:t xml:space="preserve">/ </w:t>
             </w:r>
             <w:r>
               <w:rPr>
-                <w:rStyle w:val="a4"/>
+                <w:rStyle w:val="af4"/>
                 <w:highlight w:val="yellow"/>
                 <w:lang w:val="en-US"/>
               </w:rPr>
@@ -5260,12 +5301,12 @@
             <w:pPr>
               <w:jc w:val="right"/>
               <w:rPr>
-                <w:rStyle w:val="a4"/>
-              </w:rPr>
-            </w:pPr>
-            <w:r>
-              <w:rPr>
-                <w:rStyle w:val="a4"/>
+                <w:rStyle w:val="af4"/>
+              </w:rPr>
+            </w:pPr>
+            <w:r>
+              <w:rPr>
+                <w:rStyle w:val="af4"/>
               </w:rPr>
               <w:t>Продольный уклон:</w:t>
             </w:r>
@@ -5278,13 +5319,13 @@
           <w:p>
             <w:pPr>
               <w:rPr>
-                <w:rStyle w:val="a4"/>
+                <w:rStyle w:val="af4"/>
                 <w:lang w:val="en-US"/>
               </w:rPr>
             </w:pPr>
             <w:r>
               <w:rPr>
-                <w:rStyle w:val="a4"/>
+                <w:rStyle w:val="af4"/>
                 <w:highlight w:val="yellow"/>
                 <w:lang w:val="en-US"/>
               </w:rPr>
@@ -5292,14 +5333,14 @@
             </w:r>
             <w:r>
               <w:rPr>
-                <w:rStyle w:val="a4"/>
+                <w:rStyle w:val="af4"/>
                 <w:lang w:val="en-US"/>
               </w:rPr>
               <w:t xml:space="preserve">; </w:t>
             </w:r>
             <w:r>
               <w:rPr>
-                <w:rStyle w:val="a4"/>
+                <w:rStyle w:val="af4"/>
                 <w:highlight w:val="yellow"/>
                 <w:lang w:val="en-US"/>
               </w:rPr>
@@ -5333,12 +5374,12 @@
             <w:pPr>
               <w:jc w:val="right"/>
               <w:rPr>
-                <w:rStyle w:val="a4"/>
-              </w:rPr>
-            </w:pPr>
-            <w:r>
-              <w:rPr>
-                <w:rStyle w:val="a4"/>
+                <w:rStyle w:val="af4"/>
+              </w:rPr>
+            </w:pPr>
+            <w:r>
+              <w:rPr>
+                <w:rStyle w:val="af4"/>
               </w:rPr>
               <w:t>Высота насыпей:</w:t>
             </w:r>
@@ -5351,13 +5392,13 @@
           <w:p>
             <w:pPr>
               <w:rPr>
-                <w:rStyle w:val="a4"/>
+                <w:rStyle w:val="af4"/>
                 <w:lang w:val="en-US"/>
               </w:rPr>
             </w:pPr>
             <w:r>
               <w:rPr>
-                <w:rStyle w:val="a4"/>
+                <w:rStyle w:val="af4"/>
                 <w:highlight w:val="yellow"/>
                 <w:lang w:val="en-US"/>
               </w:rPr>
@@ -5365,14 +5406,14 @@
             </w:r>
             <w:r>
               <w:rPr>
-                <w:rStyle w:val="a4"/>
+                <w:rStyle w:val="af4"/>
                 <w:lang w:val="en-US"/>
               </w:rPr>
               <w:t xml:space="preserve">/ </w:t>
             </w:r>
             <w:r>
               <w:rPr>
-                <w:rStyle w:val="a4"/>
+                <w:rStyle w:val="af4"/>
                 <w:highlight w:val="yellow"/>
                 <w:lang w:val="en-US"/>
               </w:rPr>
@@ -5395,7 +5436,7 @@
             </w:pPr>
             <w:r>
               <w:rPr>
-                <w:rStyle w:val="a4"/>
+                <w:rStyle w:val="af4"/>
               </w:rPr>
               <w:t>25.</w:t>
             </w:r>
@@ -5408,12 +5449,12 @@
           <w:p>
             <w:pPr>
               <w:rPr>
-                <w:rStyle w:val="a4"/>
-              </w:rPr>
-            </w:pPr>
-            <w:r>
-              <w:rPr>
-                <w:rStyle w:val="a4"/>
+                <w:rStyle w:val="af4"/>
+              </w:rPr>
+            </w:pPr>
+            <w:r>
+              <w:rPr>
+                <w:rStyle w:val="af4"/>
               </w:rPr>
               <w:t>Регуляционные сооружения:</w:t>
             </w:r>
@@ -5426,12 +5467,12 @@
           <w:p>
             <w:pPr>
               <w:rPr>
-                <w:rStyle w:val="a4"/>
-              </w:rPr>
-            </w:pPr>
-            <w:r>
-              <w:rPr>
-                <w:rStyle w:val="a4"/>
+                <w:rStyle w:val="af4"/>
+              </w:rPr>
+            </w:pPr>
+            <w:r>
+              <w:rPr>
+                <w:rStyle w:val="af4"/>
                 <w:highlight w:val="yellow"/>
               </w:rPr>
               <w:t>{{bridge.reg_structures}}</w:t>
@@ -5453,7 +5494,7 @@
             </w:pPr>
             <w:r>
               <w:rPr>
-                <w:rStyle w:val="a4"/>
+                <w:rStyle w:val="af4"/>
               </w:rPr>
               <w:t>26.</w:t>
             </w:r>
@@ -5466,12 +5507,12 @@
           <w:p>
             <w:pPr>
               <w:rPr>
-                <w:rStyle w:val="a4"/>
-              </w:rPr>
-            </w:pPr>
-            <w:r>
-              <w:rPr>
-                <w:rStyle w:val="a4"/>
+                <w:rStyle w:val="af4"/>
+              </w:rPr>
+            </w:pPr>
+            <w:r>
+              <w:rPr>
+                <w:rStyle w:val="af4"/>
               </w:rPr>
               <w:t>Укрепления конусов, дамб:</w:t>
             </w:r>
@@ -5484,12 +5525,12 @@
           <w:p>
             <w:pPr>
               <w:rPr>
-                <w:rStyle w:val="a4"/>
-              </w:rPr>
-            </w:pPr>
-            <w:r>
-              <w:rPr>
-                <w:rStyle w:val="a4"/>
+                <w:rStyle w:val="af4"/>
+              </w:rPr>
+            </w:pPr>
+            <w:r>
+              <w:rPr>
+                <w:rStyle w:val="af4"/>
                 <w:highlight w:val="yellow"/>
               </w:rPr>
               <w:t>{{bridge.cone_protection}}</w:t>
@@ -5511,7 +5552,7 @@
             </w:pPr>
             <w:r>
               <w:rPr>
-                <w:rStyle w:val="a4"/>
+                <w:rStyle w:val="af4"/>
               </w:rPr>
               <w:t>27.</w:t>
             </w:r>
@@ -5524,12 +5565,12 @@
           <w:p>
             <w:pPr>
               <w:rPr>
-                <w:rStyle w:val="a4"/>
-              </w:rPr>
-            </w:pPr>
-            <w:r>
-              <w:rPr>
-                <w:rStyle w:val="a4"/>
+                <w:rStyle w:val="af4"/>
+              </w:rPr>
+            </w:pPr>
+            <w:r>
+              <w:rPr>
+                <w:rStyle w:val="af4"/>
               </w:rPr>
               <w:t>Переходные плиты (1-есть/0-нет):</w:t>
             </w:r>
@@ -5542,12 +5583,12 @@
           <w:p>
             <w:pPr>
               <w:rPr>
-                <w:rStyle w:val="a4"/>
-              </w:rPr>
-            </w:pPr>
-            <w:r>
-              <w:rPr>
-                <w:rStyle w:val="a4"/>
+                <w:rStyle w:val="af4"/>
+              </w:rPr>
+            </w:pPr>
+            <w:r>
+              <w:rPr>
+                <w:rStyle w:val="af4"/>
                 <w:highlight w:val="yellow"/>
               </w:rPr>
               <w:t>{{bridge.transition_slabs}}</w:t>
@@ -5569,7 +5610,7 @@
             </w:pPr>
             <w:r>
               <w:rPr>
-                <w:rStyle w:val="a4"/>
+                <w:rStyle w:val="af4"/>
               </w:rPr>
               <w:t>28.</w:t>
             </w:r>
@@ -5582,12 +5623,12 @@
           <w:p>
             <w:pPr>
               <w:rPr>
-                <w:rStyle w:val="a4"/>
-              </w:rPr>
-            </w:pPr>
-            <w:r>
-              <w:rPr>
-                <w:rStyle w:val="a4"/>
+                <w:rStyle w:val="af4"/>
+              </w:rPr>
+            </w:pPr>
+            <w:r>
+              <w:rPr>
+                <w:rStyle w:val="af4"/>
               </w:rPr>
               <w:t>Проектная организация:</w:t>
             </w:r>
@@ -5600,12 +5641,12 @@
           <w:p>
             <w:pPr>
               <w:rPr>
-                <w:rStyle w:val="a4"/>
-              </w:rPr>
-            </w:pPr>
-            <w:r>
-              <w:rPr>
-                <w:rStyle w:val="a4"/>
+                <w:rStyle w:val="af4"/>
+              </w:rPr>
+            </w:pPr>
+            <w:r>
+              <w:rPr>
+                <w:rStyle w:val="af4"/>
                 <w:highlight w:val="yellow"/>
               </w:rPr>
               <w:t>{{bridge.design_org}}</w:t>
@@ -5627,7 +5668,7 @@
             </w:pPr>
             <w:r>
               <w:rPr>
-                <w:rStyle w:val="a4"/>
+                <w:rStyle w:val="af4"/>
               </w:rPr>
               <w:t>29.</w:t>
             </w:r>
@@ -5640,12 +5681,12 @@
           <w:p>
             <w:pPr>
               <w:rPr>
-                <w:rStyle w:val="a4"/>
-              </w:rPr>
-            </w:pPr>
-            <w:r>
-              <w:rPr>
-                <w:rStyle w:val="a4"/>
+                <w:rStyle w:val="af4"/>
+              </w:rPr>
+            </w:pPr>
+            <w:r>
+              <w:rPr>
+                <w:rStyle w:val="af4"/>
               </w:rPr>
               <w:t>Строительная организация:</w:t>
             </w:r>
@@ -5658,12 +5699,12 @@
           <w:p>
             <w:pPr>
               <w:rPr>
-                <w:rStyle w:val="a4"/>
-              </w:rPr>
-            </w:pPr>
-            <w:r>
-              <w:rPr>
-                <w:rStyle w:val="a4"/>
+                <w:rStyle w:val="af4"/>
+              </w:rPr>
+            </w:pPr>
+            <w:r>
+              <w:rPr>
+                <w:rStyle w:val="af4"/>
                 <w:highlight w:val="yellow"/>
               </w:rPr>
               <w:t>{{bridge.build_org}}</w:t>
@@ -5686,7 +5727,7 @@
             </w:pPr>
             <w:r>
               <w:rPr>
-                <w:rStyle w:val="a4"/>
+                <w:rStyle w:val="af4"/>
               </w:rPr>
               <w:t>30.</w:t>
             </w:r>
@@ -5700,12 +5741,12 @@
           <w:p>
             <w:pPr>
               <w:rPr>
-                <w:rStyle w:val="a4"/>
-              </w:rPr>
-            </w:pPr>
-            <w:r>
-              <w:rPr>
-                <w:rStyle w:val="a4"/>
+                <w:rStyle w:val="af4"/>
+              </w:rPr>
+            </w:pPr>
+            <w:r>
+              <w:rPr>
+                <w:rStyle w:val="af4"/>
               </w:rPr>
               <w:t>Орган управления автомобильной дороги:</w:t>
             </w:r>
@@ -5718,12 +5759,12 @@
           <w:p>
             <w:pPr>
               <w:rPr>
-                <w:rStyle w:val="a4"/>
-              </w:rPr>
-            </w:pPr>
-            <w:r>
-              <w:rPr>
-                <w:rStyle w:val="a4"/>
+                <w:rStyle w:val="af4"/>
+              </w:rPr>
+            </w:pPr>
+            <w:r>
+              <w:rPr>
+                <w:rStyle w:val="af4"/>
                 <w:highlight w:val="yellow"/>
               </w:rPr>
               <w:t>{{bridge.road_admin}}</w:t>
@@ -5746,19 +5787,19 @@
             </w:pPr>
             <w:r>
               <w:rPr>
-                <w:rStyle w:val="a4"/>
+                <w:rStyle w:val="af4"/>
               </w:rPr>
               <w:t>3</w:t>
             </w:r>
             <w:r>
               <w:rPr>
-                <w:rStyle w:val="a4"/>
+                <w:rStyle w:val="af4"/>
               </w:rPr>
               <w:t>1</w:t>
             </w:r>
             <w:r>
               <w:rPr>
-                <w:rStyle w:val="a4"/>
+                <w:rStyle w:val="af4"/>
               </w:rPr>
               <w:t>.</w:t>
             </w:r>
@@ -5772,12 +5813,12 @@
           <w:p>
             <w:pPr>
               <w:rPr>
-                <w:rStyle w:val="a4"/>
-              </w:rPr>
-            </w:pPr>
-            <w:r>
-              <w:rPr>
-                <w:rStyle w:val="a4"/>
+                <w:rStyle w:val="af4"/>
+              </w:rPr>
+            </w:pPr>
+            <w:r>
+              <w:rPr>
+                <w:rStyle w:val="af4"/>
               </w:rPr>
               <w:t>Эксплуатирующая организация:</w:t>
             </w:r>
@@ -5790,12 +5831,12 @@
           <w:p>
             <w:pPr>
               <w:rPr>
-                <w:rStyle w:val="a4"/>
-              </w:rPr>
-            </w:pPr>
-            <w:r>
-              <w:rPr>
-                <w:rStyle w:val="a4"/>
+                <w:rStyle w:val="af4"/>
+              </w:rPr>
+            </w:pPr>
+            <w:r>
+              <w:rPr>
+                <w:rStyle w:val="af4"/>
                 <w:highlight w:val="yellow"/>
               </w:rPr>
               <w:t>{{bridge.operator}}</w:t>
@@ -5817,19 +5858,19 @@
             </w:pPr>
             <w:r>
               <w:rPr>
-                <w:rStyle w:val="a4"/>
+                <w:rStyle w:val="af4"/>
               </w:rPr>
               <w:t>3</w:t>
             </w:r>
             <w:r>
               <w:rPr>
-                <w:rStyle w:val="a4"/>
+                <w:rStyle w:val="af4"/>
               </w:rPr>
               <w:t>2</w:t>
             </w:r>
             <w:r>
               <w:rPr>
-                <w:rStyle w:val="a4"/>
+                <w:rStyle w:val="af4"/>
               </w:rPr>
               <w:t>.</w:t>
             </w:r>
@@ -5842,12 +5883,12 @@
           <w:p>
             <w:pPr>
               <w:rPr>
-                <w:rStyle w:val="a4"/>
-              </w:rPr>
-            </w:pPr>
-            <w:r>
-              <w:rPr>
-                <w:rStyle w:val="a4"/>
+                <w:rStyle w:val="af4"/>
+              </w:rPr>
+            </w:pPr>
+            <w:r>
+              <w:rPr>
+                <w:rStyle w:val="af4"/>
               </w:rPr>
               <w:t>Дорожные знаки:</w:t>
             </w:r>
@@ -5860,7 +5901,7 @@
           <w:p>
             <w:pPr>
               <w:rPr>
-                <w:rStyle w:val="a4"/>
+                <w:rStyle w:val="af4"/>
               </w:rPr>
             </w:pPr>
           </w:p>
@@ -5888,12 +5929,12 @@
             <w:pPr>
               <w:jc w:val="right"/>
               <w:rPr>
-                <w:rStyle w:val="a4"/>
-              </w:rPr>
-            </w:pPr>
-            <w:r>
-              <w:rPr>
-                <w:rStyle w:val="a4"/>
+                <w:rStyle w:val="af4"/>
+              </w:rPr>
+            </w:pPr>
+            <w:r>
+              <w:rPr>
+                <w:rStyle w:val="af4"/>
               </w:rPr>
               <w:t>перед мостовым сооружением:</w:t>
             </w:r>
@@ -5906,13 +5947,13 @@
           <w:p>
             <w:pPr>
               <w:rPr>
-                <w:rStyle w:val="a4"/>
+                <w:rStyle w:val="af4"/>
                 <w:highlight w:val="yellow"/>
               </w:rPr>
             </w:pPr>
             <w:r>
               <w:rPr>
-                <w:rStyle w:val="a4"/>
+                <w:rStyle w:val="af4"/>
                 <w:highlight w:val="yellow"/>
               </w:rPr>
               <w:t>{{bridge.signs_before}}</w:t>
@@ -5942,18 +5983,18 @@
             <w:pPr>
               <w:jc w:val="right"/>
               <w:rPr>
-                <w:rStyle w:val="a4"/>
-              </w:rPr>
-            </w:pPr>
-            <w:r>
-              <w:rPr>
-                <w:rStyle w:val="a4"/>
+                <w:rStyle w:val="af4"/>
+              </w:rPr>
+            </w:pPr>
+            <w:r>
+              <w:rPr>
+                <w:rStyle w:val="af4"/>
               </w:rPr>
               <w:t>за мостовым сооружением</w:t>
             </w:r>
             <w:r>
               <w:rPr>
-                <w:rStyle w:val="a4"/>
+                <w:rStyle w:val="af4"/>
               </w:rPr>
               <w:t>:</w:t>
             </w:r>
@@ -5966,12 +6007,12 @@
           <w:p>
             <w:pPr>
               <w:rPr>
-                <w:rStyle w:val="a4"/>
-              </w:rPr>
-            </w:pPr>
-            <w:r>
-              <w:rPr>
-                <w:rStyle w:val="a4"/>
+                <w:rStyle w:val="af4"/>
+              </w:rPr>
+            </w:pPr>
+            <w:r>
+              <w:rPr>
+                <w:rStyle w:val="af4"/>
                 <w:highlight w:val="yellow"/>
               </w:rPr>
               <w:t>{{bridge.signs_after}}</w:t>
@@ -5993,19 +6034,19 @@
             </w:pPr>
             <w:r>
               <w:rPr>
-                <w:rStyle w:val="a4"/>
+                <w:rStyle w:val="af4"/>
               </w:rPr>
               <w:t>3</w:t>
             </w:r>
             <w:r>
               <w:rPr>
-                <w:rStyle w:val="a4"/>
+                <w:rStyle w:val="af4"/>
               </w:rPr>
               <w:t>3</w:t>
             </w:r>
             <w:r>
               <w:rPr>
-                <w:rStyle w:val="a4"/>
+                <w:rStyle w:val="af4"/>
               </w:rPr>
               <w:t>.</w:t>
             </w:r>
@@ -6018,12 +6059,12 @@
           <w:p>
             <w:pPr>
               <w:rPr>
-                <w:rStyle w:val="a4"/>
-              </w:rPr>
-            </w:pPr>
-            <w:r>
-              <w:rPr>
-                <w:rStyle w:val="a4"/>
+                <w:rStyle w:val="af4"/>
+              </w:rPr>
+            </w:pPr>
+            <w:r>
+              <w:rPr>
+                <w:rStyle w:val="af4"/>
               </w:rPr>
               <w:t>Сведения о реконструкции, ремонтах:</w:t>
             </w:r>
@@ -6036,19 +6077,19 @@
           <w:p>
             <w:pPr>
               <w:rPr>
-                <w:rStyle w:val="a4"/>
-              </w:rPr>
-            </w:pPr>
-            <w:r>
-              <w:rPr>
-                <w:rStyle w:val="a4"/>
+                <w:rStyle w:val="af4"/>
+              </w:rPr>
+            </w:pPr>
+            <w:r>
+              <w:rPr>
+                <w:rStyle w:val="af4"/>
                 <w:highlight w:val="yellow"/>
               </w:rPr>
               <w:t>{{bridge.repairs_info}}</w:t>
             </w:r>
             <w:r>
               <w:rPr>
-                <w:rStyle w:val="a4"/>
+                <w:rStyle w:val="af4"/>
               </w:rPr>
               <w:tab/>
             </w:r>
@@ -6069,19 +6110,19 @@
             </w:pPr>
             <w:r>
               <w:rPr>
-                <w:rStyle w:val="a4"/>
+                <w:rStyle w:val="af4"/>
               </w:rPr>
               <w:t>3</w:t>
             </w:r>
             <w:r>
               <w:rPr>
-                <w:rStyle w:val="a4"/>
+                <w:rStyle w:val="af4"/>
               </w:rPr>
               <w:t>4</w:t>
             </w:r>
             <w:r>
               <w:rPr>
-                <w:rStyle w:val="a4"/>
+                <w:rStyle w:val="af4"/>
               </w:rPr>
               <w:t>.</w:t>
             </w:r>
@@ -6094,12 +6135,12 @@
           <w:p>
             <w:pPr>
               <w:rPr>
-                <w:rStyle w:val="a4"/>
-              </w:rPr>
-            </w:pPr>
-            <w:r>
-              <w:rPr>
-                <w:rStyle w:val="a4"/>
+                <w:rStyle w:val="af4"/>
+              </w:rPr>
+            </w:pPr>
+            <w:r>
+              <w:rPr>
+                <w:rStyle w:val="af4"/>
               </w:rPr>
               <w:t>Коммуникации:</w:t>
             </w:r>
@@ -6113,12 +6154,12 @@
             <w:pPr>
               <w:jc w:val="both"/>
               <w:rPr>
-                <w:rStyle w:val="a4"/>
-              </w:rPr>
-            </w:pPr>
-            <w:r>
-              <w:rPr>
-                <w:rStyle w:val="a4"/>
+                <w:rStyle w:val="af4"/>
+              </w:rPr>
+            </w:pPr>
+            <w:r>
+              <w:rPr>
+                <w:rStyle w:val="af4"/>
                 <w:highlight w:val="yellow"/>
               </w:rPr>
               <w:t>{{bridge.communications}}</w:t>
@@ -6140,19 +6181,19 @@
             </w:pPr>
             <w:r>
               <w:rPr>
-                <w:rStyle w:val="a4"/>
+                <w:rStyle w:val="af4"/>
               </w:rPr>
               <w:t>3</w:t>
             </w:r>
             <w:r>
               <w:rPr>
-                <w:rStyle w:val="a4"/>
+                <w:rStyle w:val="af4"/>
               </w:rPr>
               <w:t>5</w:t>
             </w:r>
             <w:r>
               <w:rPr>
-                <w:rStyle w:val="a4"/>
+                <w:rStyle w:val="af4"/>
               </w:rPr>
               <w:t>.</w:t>
             </w:r>
@@ -6165,12 +6206,12 @@
           <w:p>
             <w:pPr>
               <w:rPr>
-                <w:rStyle w:val="a4"/>
-              </w:rPr>
-            </w:pPr>
-            <w:r>
-              <w:rPr>
-                <w:rStyle w:val="a4"/>
+                <w:rStyle w:val="af4"/>
+              </w:rPr>
+            </w:pPr>
+            <w:r>
+              <w:rPr>
+                <w:rStyle w:val="af4"/>
               </w:rPr>
               <w:t>Обустройства:</w:t>
             </w:r>
@@ -6183,12 +6224,12 @@
           <w:p>
             <w:pPr>
               <w:rPr>
-                <w:rStyle w:val="a4"/>
-              </w:rPr>
-            </w:pPr>
-            <w:r>
-              <w:rPr>
-                <w:rStyle w:val="a4"/>
+                <w:rStyle w:val="af4"/>
+              </w:rPr>
+            </w:pPr>
+            <w:r>
+              <w:rPr>
+                <w:rStyle w:val="af4"/>
                 <w:highlight w:val="yellow"/>
               </w:rPr>
               <w:t>{{bridge.maintenance}}</w:t>
@@ -6210,19 +6251,19 @@
             </w:pPr>
             <w:r>
               <w:rPr>
-                <w:rStyle w:val="a4"/>
+                <w:rStyle w:val="af4"/>
               </w:rPr>
               <w:t>3</w:t>
             </w:r>
             <w:r>
               <w:rPr>
-                <w:rStyle w:val="a4"/>
+                <w:rStyle w:val="af4"/>
               </w:rPr>
               <w:t>6</w:t>
             </w:r>
             <w:r>
               <w:rPr>
-                <w:rStyle w:val="a4"/>
+                <w:rStyle w:val="af4"/>
               </w:rPr>
               <w:t>.</w:t>
             </w:r>
@@ -6235,12 +6276,12 @@
           <w:p>
             <w:pPr>
               <w:rPr>
-                <w:rStyle w:val="a4"/>
-              </w:rPr>
-            </w:pPr>
-            <w:r>
-              <w:rPr>
-                <w:rStyle w:val="a4"/>
+                <w:rStyle w:val="af4"/>
+              </w:rPr>
+            </w:pPr>
+            <w:r>
+              <w:rPr>
+                <w:rStyle w:val="af4"/>
               </w:rPr>
               <w:t>Дата обследования:</w:t>
             </w:r>
@@ -6253,7 +6294,7 @@
           <w:p>
             <w:pPr>
               <w:rPr>
-                <w:rStyle w:val="a4"/>
+                <w:rStyle w:val="af4"/>
               </w:rPr>
             </w:pPr>
           </w:p>
@@ -6281,12 +6322,12 @@
             <w:pPr>
               <w:jc w:val="right"/>
               <w:rPr>
-                <w:rStyle w:val="a4"/>
-              </w:rPr>
-            </w:pPr>
-            <w:r>
-              <w:rPr>
-                <w:rStyle w:val="a4"/>
+                <w:rStyle w:val="af4"/>
+              </w:rPr>
+            </w:pPr>
+            <w:r>
+              <w:rPr>
+                <w:rStyle w:val="af4"/>
               </w:rPr>
               <w:t>Текущего:</w:t>
             </w:r>
@@ -6299,12 +6340,12 @@
           <w:p>
             <w:pPr>
               <w:rPr>
-                <w:rStyle w:val="a4"/>
-              </w:rPr>
-            </w:pPr>
-            <w:r>
-              <w:rPr>
-                <w:rStyle w:val="a4"/>
+                <w:rStyle w:val="af4"/>
+              </w:rPr>
+            </w:pPr>
+            <w:r>
+              <w:rPr>
+                <w:rStyle w:val="af4"/>
                 <w:highlight w:val="yellow"/>
               </w:rPr>
               <w:t>{{bridge.inspection_current}}</w:t>
@@ -6334,12 +6375,12 @@
             <w:pPr>
               <w:jc w:val="right"/>
               <w:rPr>
-                <w:rStyle w:val="a4"/>
-              </w:rPr>
-            </w:pPr>
-            <w:r>
-              <w:rPr>
-                <w:rStyle w:val="a4"/>
+                <w:rStyle w:val="af4"/>
+              </w:rPr>
+            </w:pPr>
+            <w:r>
+              <w:rPr>
+                <w:rStyle w:val="af4"/>
               </w:rPr>
               <w:t>Предшествующего:</w:t>
             </w:r>
@@ -6352,12 +6393,12 @@
           <w:p>
             <w:pPr>
               <w:rPr>
-                <w:rStyle w:val="a4"/>
-              </w:rPr>
-            </w:pPr>
-            <w:r>
-              <w:rPr>
-                <w:rStyle w:val="a4"/>
+                <w:rStyle w:val="af4"/>
+              </w:rPr>
+            </w:pPr>
+            <w:r>
+              <w:rPr>
+                <w:rStyle w:val="af4"/>
                 <w:highlight w:val="yellow"/>
               </w:rPr>
               <w:t>{{bridge.inspection_prev}}</w:t>
@@ -6379,19 +6420,19 @@
             </w:pPr>
             <w:r>
               <w:rPr>
-                <w:rStyle w:val="a4"/>
+                <w:rStyle w:val="af4"/>
               </w:rPr>
               <w:t>3</w:t>
             </w:r>
             <w:r>
               <w:rPr>
-                <w:rStyle w:val="a4"/>
+                <w:rStyle w:val="af4"/>
               </w:rPr>
               <w:t>7</w:t>
             </w:r>
             <w:r>
               <w:rPr>
-                <w:rStyle w:val="a4"/>
+                <w:rStyle w:val="af4"/>
               </w:rPr>
               <w:t>.</w:t>
             </w:r>
@@ -6404,12 +6445,12 @@
           <w:p>
             <w:pPr>
               <w:rPr>
-                <w:rStyle w:val="a4"/>
-              </w:rPr>
-            </w:pPr>
-            <w:r>
-              <w:rPr>
-                <w:rStyle w:val="a4"/>
+                <w:rStyle w:val="af4"/>
+              </w:rPr>
+            </w:pPr>
+            <w:r>
+              <w:rPr>
+                <w:rStyle w:val="af4"/>
               </w:rPr>
               <w:t>Примечания:</w:t>
             </w:r>
@@ -6422,12 +6463,12 @@
           <w:p>
             <w:pPr>
               <w:rPr>
-                <w:rStyle w:val="a4"/>
-              </w:rPr>
-            </w:pPr>
-            <w:r>
-              <w:rPr>
-                <w:rStyle w:val="a4"/>
+                <w:rStyle w:val="af4"/>
+              </w:rPr>
+            </w:pPr>
+            <w:r>
+              <w:rPr>
+                <w:rStyle w:val="af4"/>
                 <w:highlight w:val="yellow"/>
               </w:rPr>
               <w:t>{{bridge.notes}}</w:t>
@@ -6475,7 +6516,7 @@
     </w:p>
     <w:p>
       <w:pPr>
-        <w:pStyle w:val="1"/>
+        <w:pStyle w:val="11"/>
         <w:spacing w:after="0"/>
         <w:rPr>
           <w:b w:val="0"/>
@@ -6503,7 +6544,7 @@
     </w:p>
     <w:p>
       <w:pPr>
-        <w:pStyle w:val="1"/>
+        <w:pStyle w:val="11"/>
         <w:outlineLvl w:val="9"/>
         <w:rPr>
           <w:lang w:val="ru-RU"/>
@@ -6517,7 +6558,7 @@
       </w:r>
       <w:r>
         <w:rPr>
-          <w:rStyle w:val="a3"/>
+          <w:rStyle w:val="ac"/>
           <w:bCs w:val="0"/>
           <w:lang w:val="ru-RU"/>
         </w:rPr>
@@ -6525,7 +6566,7 @@
       </w:r>
       <w:r>
         <w:rPr>
-          <w:rStyle w:val="a3"/>
+          <w:rStyle w:val="ac"/>
           <w:bCs w:val="0"/>
           <w:lang w:val="ru-RU"/>
         </w:rPr>
@@ -6533,14 +6574,14 @@
       </w:r>
       <w:r>
         <w:rPr>
-          <w:rStyle w:val="a3"/>
+          <w:rStyle w:val="ac"/>
           <w:bCs w:val="0"/>
         </w:rPr>
         <w:t>span</w:t>
       </w:r>
       <w:r>
         <w:rPr>
-          <w:rStyle w:val="a3"/>
+          <w:rStyle w:val="ac"/>
           <w:bCs w:val="0"/>
           <w:lang w:val="ru-RU"/>
         </w:rPr>
@@ -6548,14 +6589,14 @@
       </w:r>
       <w:r>
         <w:rPr>
-          <w:rStyle w:val="a3"/>
+          <w:rStyle w:val="ac"/>
           <w:bCs w:val="0"/>
         </w:rPr>
         <w:t>title</w:t>
       </w:r>
       <w:r>
         <w:rPr>
-          <w:rStyle w:val="a3"/>
+          <w:rStyle w:val="ac"/>
           <w:bCs w:val="0"/>
           <w:lang w:val="ru-RU"/>
         </w:rPr>
@@ -6587,12 +6628,12 @@
             <w:pPr>
               <w:jc w:val="center"/>
               <w:rPr>
-                <w:rStyle w:val="a4"/>
-              </w:rPr>
-            </w:pPr>
-            <w:r>
-              <w:rPr>
-                <w:rStyle w:val="a4"/>
+                <w:rStyle w:val="af4"/>
+              </w:rPr>
+            </w:pPr>
+            <w:r>
+              <w:rPr>
+                <w:rStyle w:val="af4"/>
               </w:rPr>
               <w:t>1.</w:t>
             </w:r>
@@ -6606,12 +6647,12 @@
           <w:p>
             <w:pPr>
               <w:rPr>
-                <w:rStyle w:val="a4"/>
-              </w:rPr>
-            </w:pPr>
-            <w:r>
-              <w:rPr>
-                <w:rStyle w:val="a4"/>
+                <w:rStyle w:val="af4"/>
+              </w:rPr>
+            </w:pPr>
+            <w:r>
+              <w:rPr>
+                <w:rStyle w:val="af4"/>
               </w:rPr>
               <w:t>Статическая система:</w:t>
             </w:r>
@@ -6625,12 +6666,12 @@
           <w:p>
             <w:pPr>
               <w:rPr>
-                <w:rStyle w:val="a4"/>
-              </w:rPr>
-            </w:pPr>
-            <w:r>
-              <w:rPr>
-                <w:rStyle w:val="a4"/>
+                <w:rStyle w:val="af4"/>
+              </w:rPr>
+            </w:pPr>
+            <w:r>
+              <w:rPr>
+                <w:rStyle w:val="af4"/>
                 <w:highlight w:val="yellow"/>
               </w:rPr>
               <w:t>{{span.span_system}}</w:t>
@@ -6652,12 +6693,12 @@
             <w:pPr>
               <w:jc w:val="center"/>
               <w:rPr>
-                <w:rStyle w:val="a4"/>
-              </w:rPr>
-            </w:pPr>
-            <w:r>
-              <w:rPr>
-                <w:rStyle w:val="a4"/>
+                <w:rStyle w:val="af4"/>
+              </w:rPr>
+            </w:pPr>
+            <w:r>
+              <w:rPr>
+                <w:rStyle w:val="af4"/>
               </w:rPr>
               <w:t>2.</w:t>
             </w:r>
@@ -6671,12 +6712,12 @@
           <w:p>
             <w:pPr>
               <w:rPr>
-                <w:rStyle w:val="a4"/>
-              </w:rPr>
-            </w:pPr>
-            <w:r>
-              <w:rPr>
-                <w:rStyle w:val="a4"/>
+                <w:rStyle w:val="af4"/>
+              </w:rPr>
+            </w:pPr>
+            <w:r>
+              <w:rPr>
+                <w:rStyle w:val="af4"/>
               </w:rPr>
               <w:t>ПРОЛЁТНОЕ СТРОЕНИЕ:</w:t>
             </w:r>
@@ -6690,12 +6731,12 @@
           <w:p>
             <w:pPr>
               <w:rPr>
-                <w:rStyle w:val="a4"/>
-              </w:rPr>
-            </w:pPr>
-            <w:r>
-              <w:rPr>
-                <w:rStyle w:val="a4"/>
+                <w:rStyle w:val="af4"/>
+              </w:rPr>
+            </w:pPr>
+            <w:r>
+              <w:rPr>
+                <w:rStyle w:val="af4"/>
                 <w:highlight w:val="yellow"/>
               </w:rPr>
               <w:t>{{span.span_type}}</w:t>
@@ -6717,12 +6758,12 @@
             <w:pPr>
               <w:jc w:val="center"/>
               <w:rPr>
-                <w:rStyle w:val="a4"/>
-              </w:rPr>
-            </w:pPr>
-            <w:r>
-              <w:rPr>
-                <w:rStyle w:val="a4"/>
+                <w:rStyle w:val="af4"/>
+              </w:rPr>
+            </w:pPr>
+            <w:r>
+              <w:rPr>
+                <w:rStyle w:val="af4"/>
               </w:rPr>
               <w:t>3.</w:t>
             </w:r>
@@ -6736,12 +6777,12 @@
           <w:p>
             <w:pPr>
               <w:rPr>
-                <w:rStyle w:val="a4"/>
-              </w:rPr>
-            </w:pPr>
-            <w:r>
-              <w:rPr>
-                <w:rStyle w:val="a4"/>
+                <w:rStyle w:val="af4"/>
+              </w:rPr>
+            </w:pPr>
+            <w:r>
+              <w:rPr>
+                <w:rStyle w:val="af4"/>
               </w:rPr>
               <w:t>Конструкция плиты проезжей части:</w:t>
             </w:r>
@@ -6755,12 +6796,12 @@
           <w:p>
             <w:pPr>
               <w:rPr>
-                <w:rStyle w:val="a4"/>
-              </w:rPr>
-            </w:pPr>
-            <w:r>
-              <w:rPr>
-                <w:rStyle w:val="a4"/>
+                <w:rStyle w:val="af4"/>
+              </w:rPr>
+            </w:pPr>
+            <w:r>
+              <w:rPr>
+                <w:rStyle w:val="af4"/>
                 <w:highlight w:val="yellow"/>
               </w:rPr>
               <w:t>{{span.deck_structure}}</w:t>
@@ -6782,12 +6823,12 @@
             <w:pPr>
               <w:jc w:val="center"/>
               <w:rPr>
-                <w:rStyle w:val="a4"/>
-              </w:rPr>
-            </w:pPr>
-            <w:r>
-              <w:rPr>
-                <w:rStyle w:val="a4"/>
+                <w:rStyle w:val="af4"/>
+              </w:rPr>
+            </w:pPr>
+            <w:r>
+              <w:rPr>
+                <w:rStyle w:val="af4"/>
               </w:rPr>
               <w:t>4.</w:t>
             </w:r>
@@ -6801,12 +6842,12 @@
           <w:p>
             <w:pPr>
               <w:rPr>
-                <w:rStyle w:val="a4"/>
-              </w:rPr>
-            </w:pPr>
-            <w:r>
-              <w:rPr>
-                <w:rStyle w:val="a4"/>
+                <w:rStyle w:val="af4"/>
+              </w:rPr>
+            </w:pPr>
+            <w:r>
+              <w:rPr>
+                <w:rStyle w:val="af4"/>
               </w:rPr>
               <w:t>МАТЕРИАЛ главных балок:</w:t>
             </w:r>
@@ -6820,12 +6861,12 @@
           <w:p>
             <w:pPr>
               <w:rPr>
-                <w:rStyle w:val="a4"/>
-              </w:rPr>
-            </w:pPr>
-            <w:r>
-              <w:rPr>
-                <w:rStyle w:val="a4"/>
+                <w:rStyle w:val="af4"/>
+              </w:rPr>
+            </w:pPr>
+            <w:r>
+              <w:rPr>
+                <w:rStyle w:val="af4"/>
                 <w:highlight w:val="yellow"/>
               </w:rPr>
               <w:t>{{span.main_beam_material}}</w:t>
@@ -6847,12 +6888,12 @@
             <w:pPr>
               <w:jc w:val="center"/>
               <w:rPr>
-                <w:rStyle w:val="a4"/>
-              </w:rPr>
-            </w:pPr>
-            <w:r>
-              <w:rPr>
-                <w:rStyle w:val="a4"/>
+                <w:rStyle w:val="af4"/>
+              </w:rPr>
+            </w:pPr>
+            <w:r>
+              <w:rPr>
+                <w:rStyle w:val="af4"/>
               </w:rPr>
               <w:t>5.</w:t>
             </w:r>
@@ -6866,12 +6907,12 @@
           <w:p>
             <w:pPr>
               <w:rPr>
-                <w:rStyle w:val="a4"/>
-              </w:rPr>
-            </w:pPr>
-            <w:r>
-              <w:rPr>
-                <w:rStyle w:val="a4"/>
+                <w:rStyle w:val="af4"/>
+              </w:rPr>
+            </w:pPr>
+            <w:r>
+              <w:rPr>
+                <w:rStyle w:val="af4"/>
               </w:rPr>
               <w:t>Тип стыков металлических и ж/б конструкций:</w:t>
             </w:r>
@@ -6885,12 +6926,12 @@
           <w:p>
             <w:pPr>
               <w:rPr>
-                <w:rStyle w:val="a4"/>
-              </w:rPr>
-            </w:pPr>
-            <w:r>
-              <w:rPr>
-                <w:rStyle w:val="a4"/>
+                <w:rStyle w:val="af4"/>
+              </w:rPr>
+            </w:pPr>
+            <w:r>
+              <w:rPr>
+                <w:rStyle w:val="af4"/>
                 <w:highlight w:val="yellow"/>
               </w:rPr>
               <w:t>{{span.joints_type}}</w:t>
@@ -6912,12 +6953,12 @@
             <w:pPr>
               <w:jc w:val="center"/>
               <w:rPr>
-                <w:rStyle w:val="a4"/>
-              </w:rPr>
-            </w:pPr>
-            <w:r>
-              <w:rPr>
-                <w:rStyle w:val="a4"/>
+                <w:rStyle w:val="af4"/>
+              </w:rPr>
+            </w:pPr>
+            <w:r>
+              <w:rPr>
+                <w:rStyle w:val="af4"/>
               </w:rPr>
               <w:t>6.</w:t>
             </w:r>
@@ -6931,12 +6972,12 @@
           <w:p>
             <w:pPr>
               <w:rPr>
-                <w:rStyle w:val="a4"/>
-              </w:rPr>
-            </w:pPr>
-            <w:r>
-              <w:rPr>
-                <w:rStyle w:val="a4"/>
+                <w:rStyle w:val="af4"/>
+              </w:rPr>
+            </w:pPr>
+            <w:r>
+              <w:rPr>
+                <w:rStyle w:val="af4"/>
               </w:rPr>
               <w:t>ПРОДОЛЬНАЯ СХЕМА:</w:t>
             </w:r>
@@ -6953,12 +6994,12 @@
                 <w:tab w:val="left" w:pos="3225"/>
               </w:tabs>
               <w:rPr>
-                <w:rStyle w:val="a4"/>
-              </w:rPr>
-            </w:pPr>
-            <w:r>
-              <w:rPr>
-                <w:rStyle w:val="a4"/>
+                <w:rStyle w:val="af4"/>
+              </w:rPr>
+            </w:pPr>
+            <w:r>
+              <w:rPr>
+                <w:rStyle w:val="af4"/>
                 <w:highlight w:val="yellow"/>
               </w:rPr>
               <w:t>{{span.span_scheme}}</w:t>
@@ -6980,12 +7021,12 @@
             <w:pPr>
               <w:jc w:val="center"/>
               <w:rPr>
-                <w:rStyle w:val="a4"/>
-              </w:rPr>
-            </w:pPr>
-            <w:r>
-              <w:rPr>
-                <w:rStyle w:val="a4"/>
+                <w:rStyle w:val="af4"/>
+              </w:rPr>
+            </w:pPr>
+            <w:r>
+              <w:rPr>
+                <w:rStyle w:val="af4"/>
               </w:rPr>
               <w:t>7.</w:t>
             </w:r>
@@ -6999,12 +7040,12 @@
           <w:p>
             <w:pPr>
               <w:rPr>
-                <w:rStyle w:val="a4"/>
-              </w:rPr>
-            </w:pPr>
-            <w:r>
-              <w:rPr>
-                <w:rStyle w:val="a4"/>
+                <w:rStyle w:val="af4"/>
+              </w:rPr>
+            </w:pPr>
+            <w:r>
+              <w:rPr>
+                <w:rStyle w:val="af4"/>
               </w:rPr>
               <w:t>ГАБАРИТ ПО ШИРИНЕ:</w:t>
             </w:r>
@@ -7021,24 +7062,24 @@
                 <w:tab w:val="left" w:pos="3456"/>
               </w:tabs>
               <w:rPr>
-                <w:rStyle w:val="a4"/>
-              </w:rPr>
-            </w:pPr>
-            <w:r>
-              <w:rPr>
-                <w:rStyle w:val="a4"/>
+                <w:rStyle w:val="af4"/>
+              </w:rPr>
+            </w:pPr>
+            <w:r>
+              <w:rPr>
+                <w:rStyle w:val="af4"/>
               </w:rPr>
               <w:t>B</w:t>
             </w:r>
             <w:r>
               <w:rPr>
-                <w:rStyle w:val="a4"/>
+                <w:rStyle w:val="af4"/>
               </w:rPr>
               <w:t xml:space="preserve"> </w:t>
             </w:r>
             <w:r>
               <w:rPr>
-                <w:rStyle w:val="a4"/>
+                <w:rStyle w:val="af4"/>
               </w:rPr>
               <w:t>=</w:t>
             </w:r>
@@ -7047,51 +7088,51 @@
             </w:r>
             <w:r>
               <w:rPr>
-                <w:rStyle w:val="a4"/>
+                <w:rStyle w:val="af4"/>
                 <w:highlight w:val="yellow"/>
               </w:rPr>
               <w:t>{{span.span_width_B}}</w:t>
             </w:r>
             <w:r>
               <w:rPr>
-                <w:rStyle w:val="a4"/>
+                <w:rStyle w:val="af4"/>
               </w:rPr>
               <w:t xml:space="preserve">; </w:t>
             </w:r>
             <w:r>
               <w:rPr>
-                <w:rStyle w:val="a4"/>
+                <w:rStyle w:val="af4"/>
               </w:rPr>
               <w:t>Г</w:t>
             </w:r>
             <w:r>
               <w:rPr>
-                <w:rStyle w:val="a4"/>
+                <w:rStyle w:val="af4"/>
               </w:rPr>
               <w:t xml:space="preserve"> </w:t>
             </w:r>
             <w:r>
               <w:rPr>
-                <w:rStyle w:val="a4"/>
+                <w:rStyle w:val="af4"/>
               </w:rPr>
               <w:t>=</w:t>
             </w:r>
             <w:r>
               <w:rPr>
-                <w:rStyle w:val="a4"/>
+                <w:rStyle w:val="af4"/>
               </w:rPr>
               <w:t xml:space="preserve"> </w:t>
             </w:r>
             <w:r>
               <w:rPr>
-                <w:rStyle w:val="a4"/>
+                <w:rStyle w:val="af4"/>
                 <w:highlight w:val="yellow"/>
               </w:rPr>
               <w:t>{{</w:t>
             </w:r>
             <w:r>
               <w:rPr>
-                <w:rStyle w:val="a4"/>
+                <w:rStyle w:val="af4"/>
                 <w:highlight w:val="yellow"/>
                 <w:lang w:val="en-US"/>
               </w:rPr>
@@ -7099,14 +7140,14 @@
             </w:r>
             <w:r>
               <w:rPr>
-                <w:rStyle w:val="a4"/>
+                <w:rStyle w:val="af4"/>
                 <w:highlight w:val="yellow"/>
               </w:rPr>
               <w:t>.</w:t>
             </w:r>
             <w:r>
               <w:rPr>
-                <w:rStyle w:val="a4"/>
+                <w:rStyle w:val="af4"/>
                 <w:highlight w:val="yellow"/>
                 <w:lang w:val="en-US"/>
               </w:rPr>
@@ -7114,14 +7155,14 @@
             </w:r>
             <w:r>
               <w:rPr>
-                <w:rStyle w:val="a4"/>
+                <w:rStyle w:val="af4"/>
                 <w:highlight w:val="yellow"/>
               </w:rPr>
               <w:t>_</w:t>
             </w:r>
             <w:r>
               <w:rPr>
-                <w:rStyle w:val="a4"/>
+                <w:rStyle w:val="af4"/>
                 <w:highlight w:val="yellow"/>
                 <w:lang w:val="en-US"/>
               </w:rPr>
@@ -7129,14 +7170,14 @@
             </w:r>
             <w:r>
               <w:rPr>
-                <w:rStyle w:val="a4"/>
+                <w:rStyle w:val="af4"/>
                 <w:highlight w:val="yellow"/>
               </w:rPr>
               <w:t>_</w:t>
             </w:r>
             <w:r>
               <w:rPr>
-                <w:rStyle w:val="a4"/>
+                <w:rStyle w:val="af4"/>
                 <w:highlight w:val="yellow"/>
                 <w:lang w:val="en-US"/>
               </w:rPr>
@@ -7144,57 +7185,57 @@
             </w:r>
             <w:r>
               <w:rPr>
-                <w:rStyle w:val="a4"/>
+                <w:rStyle w:val="af4"/>
                 <w:highlight w:val="yellow"/>
               </w:rPr>
               <w:t>}}</w:t>
             </w:r>
             <w:r>
               <w:rPr>
-                <w:rStyle w:val="a4"/>
+                <w:rStyle w:val="af4"/>
               </w:rPr>
               <w:t>; С1</w:t>
             </w:r>
             <w:r>
               <w:rPr>
-                <w:rStyle w:val="a4"/>
+                <w:rStyle w:val="af4"/>
               </w:rPr>
               <w:t xml:space="preserve"> </w:t>
             </w:r>
             <w:r>
               <w:rPr>
-                <w:rStyle w:val="a4"/>
+                <w:rStyle w:val="af4"/>
               </w:rPr>
               <w:t>=</w:t>
             </w:r>
             <w:r>
               <w:rPr>
-                <w:rStyle w:val="a4"/>
+                <w:rStyle w:val="af4"/>
               </w:rPr>
               <w:t xml:space="preserve"> </w:t>
             </w:r>
             <w:r>
               <w:rPr>
-                <w:rStyle w:val="a4"/>
+                <w:rStyle w:val="af4"/>
                 <w:highlight w:val="yellow"/>
               </w:rPr>
               <w:t>{{span.span_width_C1}}</w:t>
             </w:r>
             <w:r>
               <w:rPr>
-                <w:rStyle w:val="a4"/>
+                <w:rStyle w:val="af4"/>
               </w:rPr>
               <w:t>; С2</w:t>
             </w:r>
             <w:r>
               <w:rPr>
-                <w:rStyle w:val="a4"/>
+                <w:rStyle w:val="af4"/>
               </w:rPr>
               <w:t xml:space="preserve"> </w:t>
             </w:r>
             <w:r>
               <w:rPr>
-                <w:rStyle w:val="a4"/>
+                <w:rStyle w:val="af4"/>
               </w:rPr>
               <w:t>=</w:t>
             </w:r>
@@ -7203,38 +7244,38 @@
             </w:r>
             <w:r>
               <w:rPr>
-                <w:rStyle w:val="a4"/>
+                <w:rStyle w:val="af4"/>
                 <w:highlight w:val="yellow"/>
               </w:rPr>
               <w:t>{{span.span_width_C2}}</w:t>
             </w:r>
             <w:r>
               <w:rPr>
-                <w:rStyle w:val="a4"/>
+                <w:rStyle w:val="af4"/>
               </w:rPr>
               <w:t xml:space="preserve">; </w:t>
             </w:r>
             <w:r>
               <w:rPr>
-                <w:rStyle w:val="a4"/>
+                <w:rStyle w:val="af4"/>
               </w:rPr>
               <w:br/>
             </w:r>
             <w:r>
               <w:rPr>
-                <w:rStyle w:val="a4"/>
+                <w:rStyle w:val="af4"/>
               </w:rPr>
               <w:t>Т1</w:t>
             </w:r>
             <w:r>
               <w:rPr>
-                <w:rStyle w:val="a4"/>
+                <w:rStyle w:val="af4"/>
               </w:rPr>
               <w:t xml:space="preserve"> </w:t>
             </w:r>
             <w:r>
               <w:rPr>
-                <w:rStyle w:val="a4"/>
+                <w:rStyle w:val="af4"/>
               </w:rPr>
               <w:t>=</w:t>
             </w:r>
@@ -7243,38 +7284,38 @@
             </w:r>
             <w:r>
               <w:rPr>
-                <w:rStyle w:val="a4"/>
+                <w:rStyle w:val="af4"/>
                 <w:highlight w:val="yellow"/>
               </w:rPr>
               <w:t>{{span.span_width_T1}}</w:t>
             </w:r>
             <w:r>
               <w:rPr>
-                <w:rStyle w:val="a4"/>
+                <w:rStyle w:val="af4"/>
               </w:rPr>
               <w:t>; Т2</w:t>
             </w:r>
             <w:r>
               <w:rPr>
-                <w:rStyle w:val="a4"/>
+                <w:rStyle w:val="af4"/>
               </w:rPr>
               <w:t xml:space="preserve"> </w:t>
             </w:r>
             <w:r>
               <w:rPr>
-                <w:rStyle w:val="a4"/>
+                <w:rStyle w:val="af4"/>
               </w:rPr>
               <w:t>=</w:t>
             </w:r>
             <w:r>
               <w:rPr>
-                <w:rStyle w:val="a4"/>
+                <w:rStyle w:val="af4"/>
               </w:rPr>
               <w:t xml:space="preserve"> </w:t>
             </w:r>
             <w:r>
               <w:rPr>
-                <w:rStyle w:val="a4"/>
+                <w:rStyle w:val="af4"/>
                 <w:highlight w:val="yellow"/>
               </w:rPr>
               <w:t>{{span.span_width_T2}}</w:t>
@@ -7296,12 +7337,12 @@
             <w:pPr>
               <w:jc w:val="center"/>
               <w:rPr>
-                <w:rStyle w:val="a4"/>
-              </w:rPr>
-            </w:pPr>
-            <w:r>
-              <w:rPr>
-                <w:rStyle w:val="a4"/>
+                <w:rStyle w:val="af4"/>
+              </w:rPr>
+            </w:pPr>
+            <w:r>
+              <w:rPr>
+                <w:rStyle w:val="af4"/>
               </w:rPr>
               <w:t>8.</w:t>
             </w:r>
@@ -7315,12 +7356,12 @@
           <w:p>
             <w:pPr>
               <w:rPr>
-                <w:rStyle w:val="a4"/>
-              </w:rPr>
-            </w:pPr>
-            <w:r>
-              <w:rPr>
-                <w:rStyle w:val="a4"/>
+                <w:rStyle w:val="af4"/>
+              </w:rPr>
+            </w:pPr>
+            <w:r>
+              <w:rPr>
+                <w:rStyle w:val="af4"/>
               </w:rPr>
               <w:t>Год изготовления:</w:t>
             </w:r>
@@ -7334,12 +7375,12 @@
           <w:p>
             <w:pPr>
               <w:rPr>
-                <w:rStyle w:val="a4"/>
-              </w:rPr>
-            </w:pPr>
-            <w:r>
-              <w:rPr>
-                <w:rStyle w:val="a4"/>
+                <w:rStyle w:val="af4"/>
+              </w:rPr>
+            </w:pPr>
+            <w:r>
+              <w:rPr>
+                <w:rStyle w:val="af4"/>
                 <w:highlight w:val="yellow"/>
               </w:rPr>
               <w:t>{{span.span_year}}</w:t>
@@ -7361,12 +7402,12 @@
             <w:pPr>
               <w:jc w:val="center"/>
               <w:rPr>
-                <w:rStyle w:val="a4"/>
-              </w:rPr>
-            </w:pPr>
-            <w:r>
-              <w:rPr>
-                <w:rStyle w:val="a4"/>
+                <w:rStyle w:val="af4"/>
+              </w:rPr>
+            </w:pPr>
+            <w:r>
+              <w:rPr>
+                <w:rStyle w:val="af4"/>
               </w:rPr>
               <w:t>9.</w:t>
             </w:r>
@@ -7380,12 +7421,12 @@
           <w:p>
             <w:pPr>
               <w:rPr>
-                <w:rStyle w:val="a4"/>
-              </w:rPr>
-            </w:pPr>
-            <w:r>
-              <w:rPr>
-                <w:rStyle w:val="a4"/>
+                <w:rStyle w:val="af4"/>
+              </w:rPr>
+            </w:pPr>
+            <w:r>
+              <w:rPr>
+                <w:rStyle w:val="af4"/>
               </w:rPr>
               <w:t>ПРОЕКТНЫЕ НАГРУЗКИ:</w:t>
             </w:r>
@@ -7399,12 +7440,12 @@
           <w:p>
             <w:pPr>
               <w:rPr>
-                <w:rStyle w:val="a4"/>
-              </w:rPr>
-            </w:pPr>
-            <w:r>
-              <w:rPr>
-                <w:rStyle w:val="a4"/>
+                <w:rStyle w:val="af4"/>
+              </w:rPr>
+            </w:pPr>
+            <w:r>
+              <w:rPr>
+                <w:rStyle w:val="af4"/>
                 <w:highlight w:val="yellow"/>
               </w:rPr>
               <w:t>{{bridge.loads}}</w:t>
@@ -7426,12 +7467,12 @@
             <w:pPr>
               <w:jc w:val="center"/>
               <w:rPr>
-                <w:rStyle w:val="a4"/>
-              </w:rPr>
-            </w:pPr>
-            <w:r>
-              <w:rPr>
-                <w:rStyle w:val="a4"/>
+                <w:rStyle w:val="af4"/>
+              </w:rPr>
+            </w:pPr>
+            <w:r>
+              <w:rPr>
+                <w:rStyle w:val="af4"/>
               </w:rPr>
               <w:t>10.</w:t>
             </w:r>
@@ -7445,12 +7486,12 @@
           <w:p>
             <w:pPr>
               <w:rPr>
-                <w:rStyle w:val="a4"/>
-              </w:rPr>
-            </w:pPr>
-            <w:r>
-              <w:rPr>
-                <w:rStyle w:val="a4"/>
+                <w:rStyle w:val="af4"/>
+              </w:rPr>
+            </w:pPr>
+            <w:r>
+              <w:rPr>
+                <w:rStyle w:val="af4"/>
               </w:rPr>
               <w:t>Номер типового проекта:</w:t>
             </w:r>
@@ -7464,12 +7505,12 @@
           <w:p>
             <w:pPr>
               <w:rPr>
-                <w:rStyle w:val="a4"/>
-              </w:rPr>
-            </w:pPr>
-            <w:r>
-              <w:rPr>
-                <w:rStyle w:val="a4"/>
+                <w:rStyle w:val="af4"/>
+              </w:rPr>
+            </w:pPr>
+            <w:r>
+              <w:rPr>
+                <w:rStyle w:val="af4"/>
                 <w:highlight w:val="yellow"/>
               </w:rPr>
               <w:t>{{span.typical_project}}</w:t>
@@ -7491,12 +7532,12 @@
             <w:pPr>
               <w:jc w:val="center"/>
               <w:rPr>
-                <w:rStyle w:val="a4"/>
-              </w:rPr>
-            </w:pPr>
-            <w:r>
-              <w:rPr>
-                <w:rStyle w:val="a4"/>
+                <w:rStyle w:val="af4"/>
+              </w:rPr>
+            </w:pPr>
+            <w:r>
+              <w:rPr>
+                <w:rStyle w:val="af4"/>
               </w:rPr>
               <w:t>11.</w:t>
             </w:r>
@@ -7510,12 +7551,12 @@
           <w:p>
             <w:pPr>
               <w:rPr>
-                <w:rStyle w:val="a4"/>
-              </w:rPr>
-            </w:pPr>
-            <w:r>
-              <w:rPr>
-                <w:rStyle w:val="a4"/>
+                <w:rStyle w:val="af4"/>
+              </w:rPr>
+            </w:pPr>
+            <w:r>
+              <w:rPr>
+                <w:rStyle w:val="af4"/>
               </w:rPr>
               <w:t>Опорные части:</w:t>
             </w:r>
@@ -7529,12 +7570,12 @@
           <w:p>
             <w:pPr>
               <w:rPr>
-                <w:rStyle w:val="a4"/>
-              </w:rPr>
-            </w:pPr>
-            <w:r>
-              <w:rPr>
-                <w:rStyle w:val="a4"/>
+                <w:rStyle w:val="af4"/>
+              </w:rPr>
+            </w:pPr>
+            <w:r>
+              <w:rPr>
+                <w:rStyle w:val="af4"/>
                 <w:highlight w:val="yellow"/>
               </w:rPr>
               <w:t>{{span.bearings}}</w:t>
@@ -7556,12 +7597,12 @@
             <w:pPr>
               <w:jc w:val="center"/>
               <w:rPr>
-                <w:rStyle w:val="a4"/>
-              </w:rPr>
-            </w:pPr>
-            <w:r>
-              <w:rPr>
-                <w:rStyle w:val="a4"/>
+                <w:rStyle w:val="af4"/>
+              </w:rPr>
+            </w:pPr>
+            <w:r>
+              <w:rPr>
+                <w:rStyle w:val="af4"/>
               </w:rPr>
               <w:t>12.</w:t>
             </w:r>
@@ -7575,12 +7616,12 @@
           <w:p>
             <w:pPr>
               <w:rPr>
-                <w:rStyle w:val="a4"/>
-              </w:rPr>
-            </w:pPr>
-            <w:r>
-              <w:rPr>
-                <w:rStyle w:val="a4"/>
+                <w:rStyle w:val="af4"/>
+              </w:rPr>
+            </w:pPr>
+            <w:r>
+              <w:rPr>
+                <w:rStyle w:val="af4"/>
               </w:rPr>
               <w:t>Деформационные швы:</w:t>
             </w:r>
@@ -7594,12 +7635,12 @@
           <w:p>
             <w:pPr>
               <w:rPr>
-                <w:rStyle w:val="a4"/>
-              </w:rPr>
-            </w:pPr>
-            <w:r>
-              <w:rPr>
-                <w:rStyle w:val="a4"/>
+                <w:rStyle w:val="af4"/>
+              </w:rPr>
+            </w:pPr>
+            <w:r>
+              <w:rPr>
+                <w:rStyle w:val="af4"/>
                 <w:rFonts w:eastAsiaTheme="majorEastAsia"/>
                 <w:highlight w:val="yellow"/>
               </w:rPr>
@@ -7622,12 +7663,12 @@
             <w:pPr>
               <w:jc w:val="center"/>
               <w:rPr>
-                <w:rStyle w:val="a4"/>
-              </w:rPr>
-            </w:pPr>
-            <w:r>
-              <w:rPr>
-                <w:rStyle w:val="a4"/>
+                <w:rStyle w:val="af4"/>
+              </w:rPr>
+            </w:pPr>
+            <w:r>
+              <w:rPr>
+                <w:rStyle w:val="af4"/>
               </w:rPr>
               <w:t>13.</w:t>
             </w:r>
@@ -7641,12 +7682,12 @@
           <w:p>
             <w:pPr>
               <w:rPr>
-                <w:rStyle w:val="a4"/>
-              </w:rPr>
-            </w:pPr>
-            <w:r>
-              <w:rPr>
-                <w:rStyle w:val="a4"/>
+                <w:rStyle w:val="af4"/>
+              </w:rPr>
+            </w:pPr>
+            <w:r>
+              <w:rPr>
+                <w:rStyle w:val="af4"/>
               </w:rPr>
               <w:t>Поперечное объединение:</w:t>
             </w:r>
@@ -7660,12 +7701,12 @@
           <w:p>
             <w:pPr>
               <w:rPr>
-                <w:rStyle w:val="a4"/>
-              </w:rPr>
-            </w:pPr>
-            <w:r>
-              <w:rPr>
-                <w:rStyle w:val="a4"/>
+                <w:rStyle w:val="af4"/>
+              </w:rPr>
+            </w:pPr>
+            <w:r>
+              <w:rPr>
+                <w:rStyle w:val="af4"/>
                 <w:highlight w:val="yellow"/>
               </w:rPr>
               <w:t>{{span.transverse_conn}}</w:t>
@@ -7687,12 +7728,12 @@
             <w:pPr>
               <w:jc w:val="center"/>
               <w:rPr>
-                <w:rStyle w:val="a4"/>
-              </w:rPr>
-            </w:pPr>
-            <w:r>
-              <w:rPr>
-                <w:rStyle w:val="a4"/>
+                <w:rStyle w:val="af4"/>
+              </w:rPr>
+            </w:pPr>
+            <w:r>
+              <w:rPr>
+                <w:rStyle w:val="af4"/>
               </w:rPr>
               <w:t>14.</w:t>
             </w:r>
@@ -7706,12 +7747,12 @@
           <w:p>
             <w:pPr>
               <w:rPr>
-                <w:rStyle w:val="a4"/>
-              </w:rPr>
-            </w:pPr>
-            <w:r>
-              <w:rPr>
-                <w:rStyle w:val="a4"/>
+                <w:rStyle w:val="af4"/>
+              </w:rPr>
+            </w:pPr>
+            <w:r>
+              <w:rPr>
+                <w:rStyle w:val="af4"/>
               </w:rPr>
               <w:t>ПОПЕРЕЧНАЯ СХЕМА:</w:t>
             </w:r>
@@ -7729,13 +7770,13 @@
                 <w:tab w:val="left" w:pos="3079"/>
               </w:tabs>
               <w:rPr>
-                <w:rStyle w:val="a4"/>
+                <w:rStyle w:val="af4"/>
                 <w:lang w:val="en-US"/>
               </w:rPr>
             </w:pPr>
             <w:r>
               <w:rPr>
-                <w:rStyle w:val="a4"/>
+                <w:rStyle w:val="af4"/>
                 <w:highlight w:val="yellow"/>
                 <w:lang w:val="en-US"/>
               </w:rPr>
@@ -7758,12 +7799,12 @@
             <w:pPr>
               <w:jc w:val="center"/>
               <w:rPr>
-                <w:rStyle w:val="a4"/>
-              </w:rPr>
-            </w:pPr>
-            <w:r>
-              <w:rPr>
-                <w:rStyle w:val="a4"/>
+                <w:rStyle w:val="af4"/>
+              </w:rPr>
+            </w:pPr>
+            <w:r>
+              <w:rPr>
+                <w:rStyle w:val="af4"/>
               </w:rPr>
               <w:t>15.</w:t>
             </w:r>
@@ -7777,12 +7818,12 @@
           <w:p>
             <w:pPr>
               <w:rPr>
-                <w:rStyle w:val="a4"/>
-              </w:rPr>
-            </w:pPr>
-            <w:r>
-              <w:rPr>
-                <w:rStyle w:val="a4"/>
+                <w:rStyle w:val="af4"/>
+              </w:rPr>
+            </w:pPr>
+            <w:r>
+              <w:rPr>
+                <w:rStyle w:val="af4"/>
               </w:rPr>
               <w:t>Плита проезжей части:</w:t>
             </w:r>
@@ -7796,7 +7837,7 @@
           <w:p>
             <w:pPr>
               <w:rPr>
-                <w:rStyle w:val="a4"/>
+                <w:rStyle w:val="af4"/>
               </w:rPr>
             </w:pPr>
           </w:p>
@@ -7816,7 +7857,7 @@
             <w:pPr>
               <w:jc w:val="center"/>
               <w:rPr>
-                <w:rStyle w:val="a4"/>
+                <w:rStyle w:val="af4"/>
               </w:rPr>
             </w:pPr>
           </w:p>
@@ -7829,12 +7870,12 @@
             <w:pPr>
               <w:jc w:val="right"/>
               <w:rPr>
-                <w:rStyle w:val="a4"/>
-              </w:rPr>
-            </w:pPr>
-            <w:r>
-              <w:rPr>
-                <w:rStyle w:val="a4"/>
+                <w:rStyle w:val="af4"/>
+              </w:rPr>
+            </w:pPr>
+            <w:r>
+              <w:rPr>
+                <w:rStyle w:val="af4"/>
               </w:rPr>
               <w:t>толщина:</w:t>
             </w:r>
@@ -7847,12 +7888,12 @@
           <w:p>
             <w:pPr>
               <w:rPr>
-                <w:rStyle w:val="a4"/>
-              </w:rPr>
-            </w:pPr>
-            <w:r>
-              <w:rPr>
-                <w:rStyle w:val="a4"/>
+                <w:rStyle w:val="af4"/>
+              </w:rPr>
+            </w:pPr>
+            <w:r>
+              <w:rPr>
+                <w:rStyle w:val="af4"/>
                 <w:highlight w:val="yellow"/>
               </w:rPr>
               <w:t>{{span.deck_thickness}}</w:t>
@@ -7874,7 +7915,7 @@
             <w:pPr>
               <w:jc w:val="center"/>
               <w:rPr>
-                <w:rStyle w:val="a4"/>
+                <w:rStyle w:val="af4"/>
               </w:rPr>
             </w:pPr>
           </w:p>
@@ -7887,12 +7928,12 @@
             <w:pPr>
               <w:jc w:val="right"/>
               <w:rPr>
-                <w:rStyle w:val="a4"/>
-              </w:rPr>
-            </w:pPr>
-            <w:r>
-              <w:rPr>
-                <w:rStyle w:val="a4"/>
+                <w:rStyle w:val="af4"/>
+              </w:rPr>
+            </w:pPr>
+            <w:r>
+              <w:rPr>
+                <w:rStyle w:val="af4"/>
               </w:rPr>
               <w:t>материал:</w:t>
             </w:r>
@@ -7905,12 +7946,12 @@
           <w:p>
             <w:pPr>
               <w:rPr>
-                <w:rStyle w:val="a4"/>
-              </w:rPr>
-            </w:pPr>
-            <w:r>
-              <w:rPr>
-                <w:rStyle w:val="a4"/>
+                <w:rStyle w:val="af4"/>
+              </w:rPr>
+            </w:pPr>
+            <w:r>
+              <w:rPr>
+                <w:rStyle w:val="af4"/>
                 <w:highlight w:val="yellow"/>
               </w:rPr>
               <w:t>{{span.deck_material}}</w:t>
@@ -7932,12 +7973,12 @@
             <w:pPr>
               <w:jc w:val="center"/>
               <w:rPr>
-                <w:rStyle w:val="a4"/>
-              </w:rPr>
-            </w:pPr>
-            <w:r>
-              <w:rPr>
-                <w:rStyle w:val="a4"/>
+                <w:rStyle w:val="af4"/>
+              </w:rPr>
+            </w:pPr>
+            <w:r>
+              <w:rPr>
+                <w:rStyle w:val="af4"/>
               </w:rPr>
               <w:t>16.</w:t>
             </w:r>
@@ -7951,12 +7992,12 @@
           <w:p>
             <w:pPr>
               <w:rPr>
-                <w:rStyle w:val="a4"/>
-              </w:rPr>
-            </w:pPr>
-            <w:r>
-              <w:rPr>
-                <w:rStyle w:val="a4"/>
+                <w:rStyle w:val="af4"/>
+              </w:rPr>
+            </w:pPr>
+            <w:r>
+              <w:rPr>
+                <w:rStyle w:val="af4"/>
               </w:rPr>
               <w:t>Одежда ездового полотна:</w:t>
             </w:r>
@@ -7969,7 +8010,7 @@
           <w:p>
             <w:pPr>
               <w:rPr>
-                <w:rStyle w:val="a4"/>
+                <w:rStyle w:val="af4"/>
               </w:rPr>
             </w:pPr>
           </w:p>
@@ -7989,7 +8030,7 @@
             <w:pPr>
               <w:jc w:val="center"/>
               <w:rPr>
-                <w:rStyle w:val="a4"/>
+                <w:rStyle w:val="af4"/>
                 <w:highlight w:val="yellow"/>
               </w:rPr>
             </w:pPr>
@@ -8003,12 +8044,12 @@
             <w:pPr>
               <w:jc w:val="right"/>
               <w:rPr>
-                <w:rStyle w:val="a4"/>
-              </w:rPr>
-            </w:pPr>
-            <w:r>
-              <w:rPr>
-                <w:rStyle w:val="a4"/>
+                <w:rStyle w:val="af4"/>
+              </w:rPr>
+            </w:pPr>
+            <w:r>
+              <w:rPr>
+                <w:rStyle w:val="af4"/>
               </w:rPr>
               <w:t>толщина:</w:t>
             </w:r>
@@ -8021,12 +8062,12 @@
           <w:p>
             <w:pPr>
               <w:rPr>
-                <w:rStyle w:val="a4"/>
-              </w:rPr>
-            </w:pPr>
-            <w:r>
-              <w:rPr>
-                <w:rStyle w:val="a4"/>
+                <w:rStyle w:val="af4"/>
+              </w:rPr>
+            </w:pPr>
+            <w:r>
+              <w:rPr>
+                <w:rStyle w:val="af4"/>
                 <w:highlight w:val="yellow"/>
               </w:rPr>
               <w:t>{{span.pavement_thickness}}</w:t>
@@ -8048,7 +8089,7 @@
             <w:pPr>
               <w:jc w:val="center"/>
               <w:rPr>
-                <w:rStyle w:val="a4"/>
+                <w:rStyle w:val="af4"/>
                 <w:highlight w:val="yellow"/>
               </w:rPr>
             </w:pPr>
@@ -8062,12 +8103,12 @@
             <w:pPr>
               <w:jc w:val="right"/>
               <w:rPr>
-                <w:rStyle w:val="a4"/>
-              </w:rPr>
-            </w:pPr>
-            <w:r>
-              <w:rPr>
-                <w:rStyle w:val="a4"/>
+                <w:rStyle w:val="af4"/>
+              </w:rPr>
+            </w:pPr>
+            <w:r>
+              <w:rPr>
+                <w:rStyle w:val="af4"/>
               </w:rPr>
               <w:t>в том числе толщина доп. слоя покрытия:</w:t>
             </w:r>
@@ -8080,20 +8121,20 @@
           <w:p>
             <w:pPr>
               <w:rPr>
-                <w:rStyle w:val="a4"/>
+                <w:rStyle w:val="af4"/>
                 <w:lang w:val="en-US"/>
               </w:rPr>
             </w:pPr>
             <w:r>
               <w:rPr>
-                <w:rStyle w:val="a4"/>
+                <w:rStyle w:val="af4"/>
                 <w:highlight w:val="yellow"/>
               </w:rPr>
               <w:t>{{span.pavement_</w:t>
             </w:r>
             <w:r>
               <w:rPr>
-                <w:rStyle w:val="a4"/>
+                <w:rStyle w:val="af4"/>
                 <w:highlight w:val="yellow"/>
                 <w:lang w:val="en-US"/>
               </w:rPr>
@@ -8101,7 +8142,7 @@
             </w:r>
             <w:r>
               <w:rPr>
-                <w:rStyle w:val="a4"/>
+                <w:rStyle w:val="af4"/>
                 <w:highlight w:val="yellow"/>
               </w:rPr>
               <w:t>thickness}}</w:t>
@@ -8123,7 +8164,7 @@
             <w:pPr>
               <w:jc w:val="center"/>
               <w:rPr>
-                <w:rStyle w:val="a4"/>
+                <w:rStyle w:val="af4"/>
                 <w:highlight w:val="yellow"/>
               </w:rPr>
             </w:pPr>
@@ -8137,12 +8178,12 @@
             <w:pPr>
               <w:jc w:val="right"/>
               <w:rPr>
-                <w:rStyle w:val="a4"/>
-              </w:rPr>
-            </w:pPr>
-            <w:r>
-              <w:rPr>
-                <w:rStyle w:val="a4"/>
+                <w:rStyle w:val="af4"/>
+              </w:rPr>
+            </w:pPr>
+            <w:r>
+              <w:rPr>
+                <w:rStyle w:val="af4"/>
               </w:rPr>
               <w:t>материал покрытия:</w:t>
             </w:r>
@@ -8155,12 +8196,12 @@
           <w:p>
             <w:pPr>
               <w:rPr>
-                <w:rStyle w:val="a4"/>
-              </w:rPr>
-            </w:pPr>
-            <w:r>
-              <w:rPr>
-                <w:rStyle w:val="a4"/>
+                <w:rStyle w:val="af4"/>
+              </w:rPr>
+            </w:pPr>
+            <w:r>
+              <w:rPr>
+                <w:rStyle w:val="af4"/>
                 <w:highlight w:val="yellow"/>
               </w:rPr>
               <w:t>{{span.pavement_material}}</w:t>
@@ -8182,12 +8223,12 @@
             <w:pPr>
               <w:jc w:val="center"/>
               <w:rPr>
-                <w:rStyle w:val="a4"/>
-              </w:rPr>
-            </w:pPr>
-            <w:r>
-              <w:rPr>
-                <w:rStyle w:val="a4"/>
+                <w:rStyle w:val="af4"/>
+              </w:rPr>
+            </w:pPr>
+            <w:r>
+              <w:rPr>
+                <w:rStyle w:val="af4"/>
               </w:rPr>
               <w:t>17.</w:t>
             </w:r>
@@ -8201,12 +8242,12 @@
           <w:p>
             <w:pPr>
               <w:rPr>
-                <w:rStyle w:val="a4"/>
-              </w:rPr>
-            </w:pPr>
-            <w:r>
-              <w:rPr>
-                <w:rStyle w:val="a4"/>
+                <w:rStyle w:val="af4"/>
+              </w:rPr>
+            </w:pPr>
+            <w:r>
+              <w:rPr>
+                <w:rStyle w:val="af4"/>
               </w:rPr>
               <w:t>Число главных балок (ферм):</w:t>
             </w:r>
@@ -8219,12 +8260,12 @@
           <w:p>
             <w:pPr>
               <w:rPr>
-                <w:rStyle w:val="a4"/>
-              </w:rPr>
-            </w:pPr>
-            <w:r>
-              <w:rPr>
-                <w:rStyle w:val="a4"/>
+                <w:rStyle w:val="af4"/>
+              </w:rPr>
+            </w:pPr>
+            <w:r>
+              <w:rPr>
+                <w:rStyle w:val="af4"/>
                 <w:highlight w:val="yellow"/>
               </w:rPr>
               <w:t>{{span.main_beams_qty}}</w:t>
@@ -8246,12 +8287,12 @@
             <w:pPr>
               <w:jc w:val="center"/>
               <w:rPr>
-                <w:rStyle w:val="a4"/>
-              </w:rPr>
-            </w:pPr>
-            <w:r>
-              <w:rPr>
-                <w:rStyle w:val="a4"/>
+                <w:rStyle w:val="af4"/>
+              </w:rPr>
+            </w:pPr>
+            <w:r>
+              <w:rPr>
+                <w:rStyle w:val="af4"/>
               </w:rPr>
               <w:t>18.</w:t>
             </w:r>
@@ -8265,12 +8306,12 @@
           <w:p>
             <w:pPr>
               <w:rPr>
-                <w:rStyle w:val="a4"/>
-              </w:rPr>
-            </w:pPr>
-            <w:r>
-              <w:rPr>
-                <w:rStyle w:val="a4"/>
+                <w:rStyle w:val="af4"/>
+              </w:rPr>
+            </w:pPr>
+            <w:r>
+              <w:rPr>
+                <w:rStyle w:val="af4"/>
               </w:rPr>
               <w:t>Главная балка (ферма):</w:t>
             </w:r>
@@ -8284,42 +8325,42 @@
           <w:p>
             <w:pPr>
               <w:rPr>
-                <w:rStyle w:val="a4"/>
-              </w:rPr>
-            </w:pPr>
-            <w:r>
-              <w:rPr>
-                <w:rStyle w:val="a4"/>
+                <w:rStyle w:val="af4"/>
+              </w:rPr>
+            </w:pPr>
+            <w:r>
+              <w:rPr>
+                <w:rStyle w:val="af4"/>
               </w:rPr>
               <w:t>высота</w:t>
             </w:r>
             <w:r>
               <w:rPr>
-                <w:rStyle w:val="a4"/>
+                <w:rStyle w:val="af4"/>
               </w:rPr>
               <w:t xml:space="preserve"> </w:t>
             </w:r>
             <w:r>
               <w:rPr>
-                <w:rStyle w:val="a4"/>
+                <w:rStyle w:val="af4"/>
               </w:rPr>
               <w:t>в</w:t>
             </w:r>
             <w:r>
               <w:rPr>
-                <w:rStyle w:val="a4"/>
+                <w:rStyle w:val="af4"/>
               </w:rPr>
               <w:t xml:space="preserve"> </w:t>
             </w:r>
             <w:r>
               <w:rPr>
-                <w:rStyle w:val="a4"/>
+                <w:rStyle w:val="af4"/>
               </w:rPr>
               <w:t>пролете</w:t>
             </w:r>
             <w:r>
               <w:rPr>
-                <w:rStyle w:val="a4"/>
+                <w:rStyle w:val="af4"/>
               </w:rPr>
               <w:t>:</w:t>
             </w:r>
@@ -8328,44 +8369,44 @@
             </w:r>
             <w:r>
               <w:rPr>
-                <w:rStyle w:val="a4"/>
+                <w:rStyle w:val="af4"/>
                 <w:highlight w:val="yellow"/>
               </w:rPr>
               <w:t>{{span.main_beam_h_mid}}</w:t>
             </w:r>
             <w:r>
               <w:rPr>
-                <w:rStyle w:val="a4"/>
+                <w:rStyle w:val="af4"/>
               </w:rPr>
               <w:t xml:space="preserve">; </w:t>
             </w:r>
             <w:r>
               <w:rPr>
-                <w:rStyle w:val="a4"/>
+                <w:rStyle w:val="af4"/>
               </w:rPr>
               <w:t>у</w:t>
             </w:r>
             <w:r>
               <w:rPr>
-                <w:rStyle w:val="a4"/>
+                <w:rStyle w:val="af4"/>
               </w:rPr>
               <w:t xml:space="preserve"> </w:t>
             </w:r>
             <w:r>
               <w:rPr>
-                <w:rStyle w:val="a4"/>
+                <w:rStyle w:val="af4"/>
               </w:rPr>
               <w:t>опоры</w:t>
             </w:r>
             <w:r>
               <w:rPr>
-                <w:rStyle w:val="a4"/>
+                <w:rStyle w:val="af4"/>
               </w:rPr>
               <w:t xml:space="preserve">: </w:t>
             </w:r>
             <w:r>
               <w:rPr>
-                <w:rStyle w:val="a4"/>
+                <w:rStyle w:val="af4"/>
                 <w:highlight w:val="yellow"/>
               </w:rPr>
               <w:t>{{span.main_beam_h_support}}</w:t>
@@ -8387,12 +8428,12 @@
             <w:pPr>
               <w:jc w:val="center"/>
               <w:rPr>
-                <w:rStyle w:val="a4"/>
-              </w:rPr>
-            </w:pPr>
-            <w:r>
-              <w:rPr>
-                <w:rStyle w:val="a4"/>
+                <w:rStyle w:val="af4"/>
+              </w:rPr>
+            </w:pPr>
+            <w:r>
+              <w:rPr>
+                <w:rStyle w:val="af4"/>
               </w:rPr>
               <w:t>19.</w:t>
             </w:r>
@@ -8406,12 +8447,12 @@
           <w:p>
             <w:pPr>
               <w:rPr>
-                <w:rStyle w:val="a4"/>
-              </w:rPr>
-            </w:pPr>
-            <w:r>
-              <w:rPr>
-                <w:rStyle w:val="a4"/>
+                <w:rStyle w:val="af4"/>
+              </w:rPr>
+            </w:pPr>
+            <w:r>
+              <w:rPr>
+                <w:rStyle w:val="af4"/>
               </w:rPr>
               <w:t>Поперечные балки (диафрагмы):</w:t>
             </w:r>
@@ -8425,12 +8466,12 @@
           <w:p>
             <w:pPr>
               <w:rPr>
-                <w:rStyle w:val="a4"/>
-              </w:rPr>
-            </w:pPr>
-            <w:r>
-              <w:rPr>
-                <w:rStyle w:val="a4"/>
+                <w:rStyle w:val="af4"/>
+              </w:rPr>
+            </w:pPr>
+            <w:r>
+              <w:rPr>
+                <w:rStyle w:val="af4"/>
                 <w:highlight w:val="yellow"/>
               </w:rPr>
               <w:t>{{span.cross_beams}}</w:t>
@@ -8452,12 +8493,12 @@
             <w:pPr>
               <w:jc w:val="center"/>
               <w:rPr>
-                <w:rStyle w:val="a4"/>
-              </w:rPr>
-            </w:pPr>
-            <w:r>
-              <w:rPr>
-                <w:rStyle w:val="a4"/>
+                <w:rStyle w:val="af4"/>
+              </w:rPr>
+            </w:pPr>
+            <w:r>
+              <w:rPr>
+                <w:rStyle w:val="af4"/>
               </w:rPr>
               <w:t>20.</w:t>
             </w:r>
@@ -8471,12 +8512,12 @@
           <w:p>
             <w:pPr>
               <w:rPr>
-                <w:rStyle w:val="a4"/>
-              </w:rPr>
-            </w:pPr>
-            <w:r>
-              <w:rPr>
-                <w:rStyle w:val="a4"/>
+                <w:rStyle w:val="af4"/>
+              </w:rPr>
+            </w:pPr>
+            <w:r>
+              <w:rPr>
+                <w:rStyle w:val="af4"/>
               </w:rPr>
               <w:t>Продольные балки:</w:t>
             </w:r>
@@ -8489,12 +8530,12 @@
           <w:p>
             <w:pPr>
               <w:rPr>
-                <w:rStyle w:val="a4"/>
-              </w:rPr>
-            </w:pPr>
-            <w:r>
-              <w:rPr>
-                <w:rStyle w:val="a4"/>
+                <w:rStyle w:val="af4"/>
+              </w:rPr>
+            </w:pPr>
+            <w:r>
+              <w:rPr>
+                <w:rStyle w:val="af4"/>
                 <w:highlight w:val="yellow"/>
               </w:rPr>
               <w:t>{{span.long_beams}}</w:t>
@@ -8516,12 +8557,12 @@
             <w:pPr>
               <w:jc w:val="center"/>
               <w:rPr>
-                <w:rStyle w:val="a4"/>
-              </w:rPr>
-            </w:pPr>
-            <w:r>
-              <w:rPr>
-                <w:rStyle w:val="a4"/>
+                <w:rStyle w:val="af4"/>
+              </w:rPr>
+            </w:pPr>
+            <w:r>
+              <w:rPr>
+                <w:rStyle w:val="af4"/>
               </w:rPr>
               <w:t>21.</w:t>
             </w:r>
@@ -8534,12 +8575,12 @@
           <w:p>
             <w:pPr>
               <w:rPr>
-                <w:rStyle w:val="a4"/>
-              </w:rPr>
-            </w:pPr>
-            <w:r>
-              <w:rPr>
-                <w:rStyle w:val="a4"/>
+                <w:rStyle w:val="af4"/>
+              </w:rPr>
+            </w:pPr>
+            <w:r>
+              <w:rPr>
+                <w:rStyle w:val="af4"/>
               </w:rPr>
               <w:t>Дополнительная погонная нагрузка (коммуникации, ограждения и т.п.):</w:t>
             </w:r>
@@ -8552,18 +8593,18 @@
           <w:p>
             <w:pPr>
               <w:rPr>
-                <w:rStyle w:val="a4"/>
-              </w:rPr>
-            </w:pPr>
-            <w:r>
-              <w:rPr>
-                <w:rStyle w:val="a4"/>
+                <w:rStyle w:val="af4"/>
+              </w:rPr>
+            </w:pPr>
+            <w:r>
+              <w:rPr>
+                <w:rStyle w:val="af4"/>
               </w:rPr>
               <w:br/>
             </w:r>
             <w:r>
               <w:rPr>
-                <w:rStyle w:val="a4"/>
+                <w:rStyle w:val="af4"/>
                 <w:highlight w:val="yellow"/>
               </w:rPr>
               <w:t>{{span.extra_loads}}</w:t>
@@ -8585,12 +8626,12 @@
             <w:pPr>
               <w:jc w:val="center"/>
               <w:rPr>
-                <w:rStyle w:val="a4"/>
-              </w:rPr>
-            </w:pPr>
-            <w:r>
-              <w:rPr>
-                <w:rStyle w:val="a4"/>
+                <w:rStyle w:val="af4"/>
+              </w:rPr>
+            </w:pPr>
+            <w:r>
+              <w:rPr>
+                <w:rStyle w:val="af4"/>
               </w:rPr>
               <w:t>22.</w:t>
             </w:r>
@@ -8604,12 +8645,12 @@
           <w:p>
             <w:pPr>
               <w:rPr>
-                <w:rStyle w:val="a4"/>
-              </w:rPr>
-            </w:pPr>
-            <w:r>
-              <w:rPr>
-                <w:rStyle w:val="a4"/>
+                <w:rStyle w:val="af4"/>
+              </w:rPr>
+            </w:pPr>
+            <w:r>
+              <w:rPr>
+                <w:rStyle w:val="af4"/>
               </w:rPr>
               <w:t>Примечания:</w:t>
             </w:r>
@@ -8623,13 +8664,13 @@
           <w:p>
             <w:pPr>
               <w:rPr>
-                <w:rStyle w:val="a4"/>
+                <w:rStyle w:val="af4"/>
                 <w:lang w:val="en-US"/>
               </w:rPr>
             </w:pPr>
             <w:r>
               <w:rPr>
-                <w:rStyle w:val="a4"/>
+                <w:rStyle w:val="af4"/>
                 <w:highlight w:val="yellow"/>
                 <w:lang w:val="en-US"/>
               </w:rPr>
@@ -8652,7 +8693,7 @@
     </w:p>
     <w:p>
       <w:pPr>
-        <w:pStyle w:val="1"/>
+        <w:pStyle w:val="11"/>
         <w:spacing w:after="0"/>
         <w:rPr>
           <w:b w:val="0"/>
@@ -8680,7 +8721,7 @@
     </w:p>
     <w:p>
       <w:pPr>
-        <w:pStyle w:val="1"/>
+        <w:pStyle w:val="11"/>
         <w:spacing w:after="0"/>
         <w:outlineLvl w:val="9"/>
         <w:rPr>
@@ -8718,12 +8759,12 @@
             <w:pPr>
               <w:jc w:val="center"/>
               <w:rPr>
-                <w:rStyle w:val="a4"/>
-              </w:rPr>
-            </w:pPr>
-            <w:r>
-              <w:rPr>
-                <w:rStyle w:val="a4"/>
+                <w:rStyle w:val="af4"/>
+              </w:rPr>
+            </w:pPr>
+            <w:r>
+              <w:rPr>
+                <w:rStyle w:val="af4"/>
               </w:rPr>
               <w:t>1.</w:t>
             </w:r>
@@ -8736,12 +8777,12 @@
           <w:p>
             <w:pPr>
               <w:rPr>
-                <w:rStyle w:val="a4"/>
-              </w:rPr>
-            </w:pPr>
-            <w:r>
-              <w:rPr>
-                <w:rStyle w:val="a4"/>
+                <w:rStyle w:val="af4"/>
+              </w:rPr>
+            </w:pPr>
+            <w:r>
+              <w:rPr>
+                <w:rStyle w:val="af4"/>
               </w:rPr>
               <w:t>Тип опоры:</w:t>
             </w:r>
@@ -8755,12 +8796,12 @@
           <w:p>
             <w:pPr>
               <w:rPr>
-                <w:rStyle w:val="a4"/>
-              </w:rPr>
-            </w:pPr>
-            <w:r>
-              <w:rPr>
-                <w:rStyle w:val="a4"/>
+                <w:rStyle w:val="af4"/>
+              </w:rPr>
+            </w:pPr>
+            <w:r>
+              <w:rPr>
+                <w:rStyle w:val="af4"/>
                 <w:highlight w:val="yellow"/>
               </w:rPr>
               <w:t>{{pier.piers_type}}</w:t>
@@ -8781,12 +8822,12 @@
             <w:pPr>
               <w:jc w:val="center"/>
               <w:rPr>
-                <w:rStyle w:val="a4"/>
-              </w:rPr>
-            </w:pPr>
-            <w:r>
-              <w:rPr>
-                <w:rStyle w:val="a4"/>
+                <w:rStyle w:val="af4"/>
+              </w:rPr>
+            </w:pPr>
+            <w:r>
+              <w:rPr>
+                <w:rStyle w:val="af4"/>
               </w:rPr>
               <w:t>2.</w:t>
             </w:r>
@@ -8799,12 +8840,12 @@
           <w:p>
             <w:pPr>
               <w:rPr>
-                <w:rStyle w:val="a4"/>
-              </w:rPr>
-            </w:pPr>
-            <w:r>
-              <w:rPr>
-                <w:rStyle w:val="a4"/>
+                <w:rStyle w:val="af4"/>
+              </w:rPr>
+            </w:pPr>
+            <w:r>
+              <w:rPr>
+                <w:rStyle w:val="af4"/>
               </w:rPr>
               <w:t>Тип фундамента:</w:t>
             </w:r>
@@ -8817,12 +8858,12 @@
           <w:p>
             <w:pPr>
               <w:rPr>
-                <w:rStyle w:val="a4"/>
-              </w:rPr>
-            </w:pPr>
-            <w:r>
-              <w:rPr>
-                <w:rStyle w:val="a4"/>
+                <w:rStyle w:val="af4"/>
+              </w:rPr>
+            </w:pPr>
+            <w:r>
+              <w:rPr>
+                <w:rStyle w:val="af4"/>
                 <w:highlight w:val="yellow"/>
               </w:rPr>
               <w:t>{{pier.foundation_type}}</w:t>
@@ -8843,12 +8884,12 @@
             <w:pPr>
               <w:jc w:val="center"/>
               <w:rPr>
-                <w:rStyle w:val="a4"/>
-              </w:rPr>
-            </w:pPr>
-            <w:r>
-              <w:rPr>
-                <w:rStyle w:val="a4"/>
+                <w:rStyle w:val="af4"/>
+              </w:rPr>
+            </w:pPr>
+            <w:r>
+              <w:rPr>
+                <w:rStyle w:val="af4"/>
               </w:rPr>
               <w:t>3.</w:t>
             </w:r>
@@ -8861,12 +8902,12 @@
           <w:p>
             <w:pPr>
               <w:rPr>
-                <w:rStyle w:val="a4"/>
-              </w:rPr>
-            </w:pPr>
-            <w:r>
-              <w:rPr>
-                <w:rStyle w:val="a4"/>
+                <w:rStyle w:val="af4"/>
+              </w:rPr>
+            </w:pPr>
+            <w:r>
+              <w:rPr>
+                <w:rStyle w:val="af4"/>
               </w:rPr>
               <w:t>Материал:</w:t>
             </w:r>
@@ -8879,12 +8920,12 @@
           <w:p>
             <w:pPr>
               <w:rPr>
-                <w:rStyle w:val="a4"/>
-              </w:rPr>
-            </w:pPr>
-            <w:r>
-              <w:rPr>
-                <w:rStyle w:val="a4"/>
+                <w:rStyle w:val="af4"/>
+              </w:rPr>
+            </w:pPr>
+            <w:r>
+              <w:rPr>
+                <w:rStyle w:val="af4"/>
                 <w:highlight w:val="yellow"/>
               </w:rPr>
               <w:t>{{pier.pier_material}}</w:t>
@@ -8905,12 +8946,12 @@
             <w:pPr>
               <w:jc w:val="center"/>
               <w:rPr>
-                <w:rStyle w:val="a4"/>
-              </w:rPr>
-            </w:pPr>
-            <w:r>
-              <w:rPr>
-                <w:rStyle w:val="a4"/>
+                <w:rStyle w:val="af4"/>
+              </w:rPr>
+            </w:pPr>
+            <w:r>
+              <w:rPr>
+                <w:rStyle w:val="af4"/>
               </w:rPr>
               <w:t>4.</w:t>
             </w:r>
@@ -8923,12 +8964,12 @@
           <w:p>
             <w:pPr>
               <w:rPr>
-                <w:rStyle w:val="a4"/>
-              </w:rPr>
-            </w:pPr>
-            <w:r>
-              <w:rPr>
-                <w:rStyle w:val="a4"/>
+                <w:rStyle w:val="af4"/>
+              </w:rPr>
+            </w:pPr>
+            <w:r>
+              <w:rPr>
+                <w:rStyle w:val="af4"/>
               </w:rPr>
               <w:t>Высота опор (от верха подферменной площадки ригеля до естественного уровня грунта)</w:t>
             </w:r>
@@ -8941,12 +8982,12 @@
           <w:p>
             <w:pPr>
               <w:rPr>
-                <w:rStyle w:val="a4"/>
-              </w:rPr>
-            </w:pPr>
-            <w:r>
-              <w:rPr>
-                <w:rStyle w:val="a4"/>
+                <w:rStyle w:val="af4"/>
+              </w:rPr>
+            </w:pPr>
+            <w:r>
+              <w:rPr>
+                <w:rStyle w:val="af4"/>
                 <w:highlight w:val="yellow"/>
               </w:rPr>
               <w:t>{{pier.pier_height}}</w:t>
@@ -8967,12 +9008,12 @@
             <w:pPr>
               <w:jc w:val="center"/>
               <w:rPr>
-                <w:rStyle w:val="a4"/>
-              </w:rPr>
-            </w:pPr>
-            <w:r>
-              <w:rPr>
-                <w:rStyle w:val="a4"/>
+                <w:rStyle w:val="af4"/>
+              </w:rPr>
+            </w:pPr>
+            <w:r>
+              <w:rPr>
+                <w:rStyle w:val="af4"/>
               </w:rPr>
               <w:t>5.</w:t>
             </w:r>
@@ -8985,12 +9026,12 @@
           <w:p>
             <w:pPr>
               <w:rPr>
-                <w:rStyle w:val="a4"/>
-              </w:rPr>
-            </w:pPr>
-            <w:r>
-              <w:rPr>
-                <w:rStyle w:val="a4"/>
+                <w:rStyle w:val="af4"/>
+              </w:rPr>
+            </w:pPr>
+            <w:r>
+              <w:rPr>
+                <w:rStyle w:val="af4"/>
               </w:rPr>
               <w:t>Глубина заложения фундаментов (свай):</w:t>
             </w:r>
@@ -9003,12 +9044,12 @@
           <w:p>
             <w:pPr>
               <w:rPr>
-                <w:rStyle w:val="a4"/>
-              </w:rPr>
-            </w:pPr>
-            <w:r>
-              <w:rPr>
-                <w:rStyle w:val="a4"/>
+                <w:rStyle w:val="af4"/>
+              </w:rPr>
+            </w:pPr>
+            <w:r>
+              <w:rPr>
+                <w:rStyle w:val="af4"/>
                 <w:highlight w:val="yellow"/>
               </w:rPr>
               <w:t>{{pier.foundation_depth}}</w:t>
@@ -9029,12 +9070,12 @@
             <w:pPr>
               <w:jc w:val="center"/>
               <w:rPr>
-                <w:rStyle w:val="a4"/>
-              </w:rPr>
-            </w:pPr>
-            <w:r>
-              <w:rPr>
-                <w:rStyle w:val="a4"/>
+                <w:rStyle w:val="af4"/>
+              </w:rPr>
+            </w:pPr>
+            <w:r>
+              <w:rPr>
+                <w:rStyle w:val="af4"/>
               </w:rPr>
               <w:t>6.</w:t>
             </w:r>
@@ -9047,12 +9088,12 @@
           <w:p>
             <w:pPr>
               <w:rPr>
-                <w:rStyle w:val="a4"/>
-              </w:rPr>
-            </w:pPr>
-            <w:r>
-              <w:rPr>
-                <w:rStyle w:val="a4"/>
+                <w:rStyle w:val="af4"/>
+              </w:rPr>
+            </w:pPr>
+            <w:r>
+              <w:rPr>
+                <w:rStyle w:val="af4"/>
               </w:rPr>
               <w:t>Номер типового проекта:</w:t>
             </w:r>
@@ -9065,12 +9106,12 @@
           <w:p>
             <w:pPr>
               <w:rPr>
-                <w:rStyle w:val="a4"/>
-              </w:rPr>
-            </w:pPr>
-            <w:r>
-              <w:rPr>
-                <w:rStyle w:val="a4"/>
+                <w:rStyle w:val="af4"/>
+              </w:rPr>
+            </w:pPr>
+            <w:r>
+              <w:rPr>
+                <w:rStyle w:val="af4"/>
                 <w:highlight w:val="yellow"/>
               </w:rPr>
               <w:t>{{pier.pier_typical_project}}</w:t>
@@ -9091,12 +9132,12 @@
             <w:pPr>
               <w:jc w:val="center"/>
               <w:rPr>
-                <w:rStyle w:val="a4"/>
-              </w:rPr>
-            </w:pPr>
-            <w:r>
-              <w:rPr>
-                <w:rStyle w:val="a4"/>
+                <w:rStyle w:val="af4"/>
+              </w:rPr>
+            </w:pPr>
+            <w:r>
+              <w:rPr>
+                <w:rStyle w:val="af4"/>
               </w:rPr>
               <w:t>7.</w:t>
             </w:r>
@@ -9109,12 +9150,12 @@
           <w:p>
             <w:pPr>
               <w:rPr>
-                <w:rStyle w:val="a4"/>
-              </w:rPr>
-            </w:pPr>
-            <w:r>
-              <w:rPr>
-                <w:rStyle w:val="a4"/>
+                <w:rStyle w:val="af4"/>
+              </w:rPr>
+            </w:pPr>
+            <w:r>
+              <w:rPr>
+                <w:rStyle w:val="af4"/>
               </w:rPr>
               <w:t>Размеры массивной части опоры в уровне обреза фундамента:</w:t>
             </w:r>
@@ -9127,7 +9168,7 @@
           <w:p>
             <w:pPr>
               <w:rPr>
-                <w:rStyle w:val="a4"/>
+                <w:rStyle w:val="af4"/>
               </w:rPr>
             </w:pPr>
           </w:p>
@@ -9146,7 +9187,7 @@
             <w:pPr>
               <w:jc w:val="center"/>
               <w:rPr>
-                <w:rStyle w:val="a4"/>
+                <w:rStyle w:val="af4"/>
               </w:rPr>
             </w:pPr>
           </w:p>
@@ -9159,12 +9200,12 @@
             <w:pPr>
               <w:jc w:val="right"/>
               <w:rPr>
-                <w:rStyle w:val="a4"/>
-              </w:rPr>
-            </w:pPr>
-            <w:r>
-              <w:rPr>
-                <w:rStyle w:val="a4"/>
+                <w:rStyle w:val="af4"/>
+              </w:rPr>
+            </w:pPr>
+            <w:r>
+              <w:rPr>
+                <w:rStyle w:val="af4"/>
               </w:rPr>
               <w:t>Вдоль мостового сооружения (а):</w:t>
             </w:r>
@@ -9177,12 +9218,12 @@
           <w:p>
             <w:pPr>
               <w:rPr>
-                <w:rStyle w:val="a4"/>
-              </w:rPr>
-            </w:pPr>
-            <w:r>
-              <w:rPr>
-                <w:rStyle w:val="a4"/>
+                <w:rStyle w:val="af4"/>
+              </w:rPr>
+            </w:pPr>
+            <w:r>
+              <w:rPr>
+                <w:rStyle w:val="af4"/>
                 <w:highlight w:val="yellow"/>
               </w:rPr>
               <w:t>{{pier.pier_size_a}}</w:t>
@@ -9203,7 +9244,7 @@
             <w:pPr>
               <w:jc w:val="center"/>
               <w:rPr>
-                <w:rStyle w:val="a4"/>
+                <w:rStyle w:val="af4"/>
               </w:rPr>
             </w:pPr>
           </w:p>
@@ -9216,12 +9257,12 @@
             <w:pPr>
               <w:jc w:val="right"/>
               <w:rPr>
-                <w:rStyle w:val="a4"/>
-              </w:rPr>
-            </w:pPr>
-            <w:r>
-              <w:rPr>
-                <w:rStyle w:val="a4"/>
+                <w:rStyle w:val="af4"/>
+              </w:rPr>
+            </w:pPr>
+            <w:r>
+              <w:rPr>
+                <w:rStyle w:val="af4"/>
               </w:rPr>
               <w:t>Поперёк мостового сооружения (b):</w:t>
             </w:r>
@@ -9234,13 +9275,13 @@
           <w:p>
             <w:pPr>
               <w:rPr>
-                <w:rStyle w:val="a4"/>
+                <w:rStyle w:val="af4"/>
                 <w:lang w:val="en-US"/>
               </w:rPr>
             </w:pPr>
             <w:r>
               <w:rPr>
-                <w:rStyle w:val="a4"/>
+                <w:rStyle w:val="af4"/>
                 <w:highlight w:val="yellow"/>
                 <w:lang w:val="en-US"/>
               </w:rPr>
@@ -9262,12 +9303,12 @@
             <w:pPr>
               <w:jc w:val="center"/>
               <w:rPr>
-                <w:rStyle w:val="a4"/>
-              </w:rPr>
-            </w:pPr>
-            <w:r>
-              <w:rPr>
-                <w:rStyle w:val="a4"/>
+                <w:rStyle w:val="af4"/>
+              </w:rPr>
+            </w:pPr>
+            <w:r>
+              <w:rPr>
+                <w:rStyle w:val="af4"/>
               </w:rPr>
               <w:t>8.</w:t>
             </w:r>
@@ -9280,12 +9321,12 @@
           <w:p>
             <w:pPr>
               <w:rPr>
-                <w:rStyle w:val="a4"/>
-              </w:rPr>
-            </w:pPr>
-            <w:r>
-              <w:rPr>
-                <w:rStyle w:val="a4"/>
+                <w:rStyle w:val="af4"/>
+              </w:rPr>
+            </w:pPr>
+            <w:r>
+              <w:rPr>
+                <w:rStyle w:val="af4"/>
               </w:rPr>
               <w:t>Количество свай (свай, стоек):</w:t>
             </w:r>
@@ -9298,12 +9339,12 @@
           <w:p>
             <w:pPr>
               <w:rPr>
-                <w:rStyle w:val="a4"/>
-              </w:rPr>
-            </w:pPr>
-            <w:r>
-              <w:rPr>
-                <w:rStyle w:val="a4"/>
+                <w:rStyle w:val="af4"/>
+              </w:rPr>
+            </w:pPr>
+            <w:r>
+              <w:rPr>
+                <w:rStyle w:val="af4"/>
                 <w:highlight w:val="yellow"/>
               </w:rPr>
               <w:t>{{pier.piles_qty}}</w:t>
@@ -9324,7 +9365,7 @@
             <w:pPr>
               <w:jc w:val="center"/>
               <w:rPr>
-                <w:rStyle w:val="a4"/>
+                <w:rStyle w:val="af4"/>
               </w:rPr>
             </w:pPr>
           </w:p>
@@ -9337,12 +9378,12 @@
             <w:pPr>
               <w:jc w:val="right"/>
               <w:rPr>
-                <w:rStyle w:val="a4"/>
-              </w:rPr>
-            </w:pPr>
-            <w:r>
-              <w:rPr>
-                <w:rStyle w:val="a4"/>
+                <w:rStyle w:val="af4"/>
+              </w:rPr>
+            </w:pPr>
+            <w:r>
+              <w:rPr>
+                <w:rStyle w:val="af4"/>
               </w:rPr>
               <w:t>максимальное расстояние между смежными</w:t>
             </w:r>
@@ -9351,12 +9392,12 @@
             <w:pPr>
               <w:jc w:val="right"/>
               <w:rPr>
-                <w:rStyle w:val="a4"/>
-              </w:rPr>
-            </w:pPr>
-            <w:r>
-              <w:rPr>
-                <w:rStyle w:val="a4"/>
+                <w:rStyle w:val="af4"/>
+              </w:rPr>
+            </w:pPr>
+            <w:r>
+              <w:rPr>
+                <w:rStyle w:val="af4"/>
               </w:rPr>
               <w:t>осями:</w:t>
             </w:r>
@@ -9369,19 +9410,19 @@
           <w:p>
             <w:pPr>
               <w:rPr>
-                <w:rStyle w:val="a4"/>
-              </w:rPr>
-            </w:pPr>
-          </w:p>
-          <w:p>
-            <w:pPr>
-              <w:rPr>
-                <w:rStyle w:val="a4"/>
-              </w:rPr>
-            </w:pPr>
-            <w:r>
-              <w:rPr>
-                <w:rStyle w:val="a4"/>
+                <w:rStyle w:val="af4"/>
+              </w:rPr>
+            </w:pPr>
+          </w:p>
+          <w:p>
+            <w:pPr>
+              <w:rPr>
+                <w:rStyle w:val="af4"/>
+              </w:rPr>
+            </w:pPr>
+            <w:r>
+              <w:rPr>
+                <w:rStyle w:val="af4"/>
                 <w:highlight w:val="yellow"/>
               </w:rPr>
               <w:t>{{pier.piles_spacing}}</w:t>
@@ -9402,12 +9443,12 @@
             <w:pPr>
               <w:jc w:val="center"/>
               <w:rPr>
-                <w:rStyle w:val="a4"/>
-              </w:rPr>
-            </w:pPr>
-            <w:r>
-              <w:rPr>
-                <w:rStyle w:val="a4"/>
+                <w:rStyle w:val="af4"/>
+              </w:rPr>
+            </w:pPr>
+            <w:r>
+              <w:rPr>
+                <w:rStyle w:val="af4"/>
               </w:rPr>
               <w:t>9.</w:t>
             </w:r>
@@ -9420,12 +9461,12 @@
           <w:p>
             <w:pPr>
               <w:rPr>
-                <w:rStyle w:val="a4"/>
-              </w:rPr>
-            </w:pPr>
-            <w:r>
-              <w:rPr>
-                <w:rStyle w:val="a4"/>
+                <w:rStyle w:val="af4"/>
+              </w:rPr>
+            </w:pPr>
+            <w:r>
+              <w:rPr>
+                <w:rStyle w:val="af4"/>
               </w:rPr>
               <w:t>Схема опоры:</w:t>
             </w:r>
@@ -9438,12 +9479,12 @@
           <w:p>
             <w:pPr>
               <w:rPr>
-                <w:rStyle w:val="a4"/>
-              </w:rPr>
-            </w:pPr>
-            <w:r>
-              <w:rPr>
-                <w:rStyle w:val="a4"/>
+                <w:rStyle w:val="af4"/>
+              </w:rPr>
+            </w:pPr>
+            <w:r>
+              <w:rPr>
+                <w:rStyle w:val="af4"/>
                 <w:highlight w:val="yellow"/>
               </w:rPr>
               <w:t>{{pier.pier_scheme}}</w:t>
@@ -9464,12 +9505,12 @@
             <w:pPr>
               <w:jc w:val="center"/>
               <w:rPr>
-                <w:rStyle w:val="a4"/>
-              </w:rPr>
-            </w:pPr>
-            <w:r>
-              <w:rPr>
-                <w:rStyle w:val="a4"/>
+                <w:rStyle w:val="af4"/>
+              </w:rPr>
+            </w:pPr>
+            <w:r>
+              <w:rPr>
+                <w:rStyle w:val="af4"/>
               </w:rPr>
               <w:t>10.</w:t>
             </w:r>
@@ -9482,12 +9523,12 @@
           <w:p>
             <w:pPr>
               <w:rPr>
-                <w:rStyle w:val="a4"/>
-              </w:rPr>
-            </w:pPr>
-            <w:r>
-              <w:rPr>
-                <w:rStyle w:val="a4"/>
+                <w:rStyle w:val="af4"/>
+              </w:rPr>
+            </w:pPr>
+            <w:r>
+              <w:rPr>
+                <w:rStyle w:val="af4"/>
               </w:rPr>
               <w:t>Сечение и длина ригеля:</w:t>
             </w:r>
@@ -9500,7 +9541,7 @@
           <w:p>
             <w:pPr>
               <w:rPr>
-                <w:rStyle w:val="a4"/>
+                <w:rStyle w:val="af4"/>
               </w:rPr>
             </w:pPr>
           </w:p>
@@ -9519,7 +9560,7 @@
             <w:pPr>
               <w:jc w:val="center"/>
               <w:rPr>
-                <w:rStyle w:val="a4"/>
+                <w:rStyle w:val="af4"/>
                 <w:highlight w:val="yellow"/>
               </w:rPr>
             </w:pPr>
@@ -9533,12 +9574,12 @@
             <w:pPr>
               <w:jc w:val="right"/>
               <w:rPr>
-                <w:rStyle w:val="a4"/>
-              </w:rPr>
-            </w:pPr>
-            <w:r>
-              <w:rPr>
-                <w:rStyle w:val="a4"/>
+                <w:rStyle w:val="af4"/>
+              </w:rPr>
+            </w:pPr>
+            <w:r>
+              <w:rPr>
+                <w:rStyle w:val="af4"/>
               </w:rPr>
               <w:t>Ширина:</w:t>
             </w:r>
@@ -9551,13 +9592,13 @@
           <w:p>
             <w:pPr>
               <w:rPr>
-                <w:rStyle w:val="a4"/>
+                <w:rStyle w:val="af4"/>
                 <w:lang w:val="en-US"/>
               </w:rPr>
             </w:pPr>
             <w:r>
               <w:rPr>
-                <w:rStyle w:val="a4"/>
+                <w:rStyle w:val="af4"/>
                 <w:highlight w:val="yellow"/>
                 <w:lang w:val="en-US"/>
               </w:rPr>
@@ -9579,7 +9620,7 @@
             <w:pPr>
               <w:jc w:val="center"/>
               <w:rPr>
-                <w:rStyle w:val="a4"/>
+                <w:rStyle w:val="af4"/>
                 <w:highlight w:val="yellow"/>
               </w:rPr>
             </w:pPr>
@@ -9593,12 +9634,12 @@
             <w:pPr>
               <w:jc w:val="right"/>
               <w:rPr>
-                <w:rStyle w:val="a4"/>
-              </w:rPr>
-            </w:pPr>
-            <w:r>
-              <w:rPr>
-                <w:rStyle w:val="a4"/>
+                <w:rStyle w:val="af4"/>
+              </w:rPr>
+            </w:pPr>
+            <w:r>
+              <w:rPr>
+                <w:rStyle w:val="af4"/>
               </w:rPr>
               <w:t>Высота:</w:t>
             </w:r>
@@ -9611,12 +9652,12 @@
           <w:p>
             <w:pPr>
               <w:rPr>
-                <w:rStyle w:val="a4"/>
-              </w:rPr>
-            </w:pPr>
-            <w:r>
-              <w:rPr>
-                <w:rStyle w:val="a4"/>
+                <w:rStyle w:val="af4"/>
+              </w:rPr>
+            </w:pPr>
+            <w:r>
+              <w:rPr>
+                <w:rStyle w:val="af4"/>
                 <w:highlight w:val="yellow"/>
               </w:rPr>
               <w:t>{{pier.pier_rigel_height}}</w:t>
@@ -9637,7 +9678,7 @@
             <w:pPr>
               <w:jc w:val="center"/>
               <w:rPr>
-                <w:rStyle w:val="a4"/>
+                <w:rStyle w:val="af4"/>
                 <w:highlight w:val="yellow"/>
               </w:rPr>
             </w:pPr>
@@ -9651,12 +9692,12 @@
             <w:pPr>
               <w:jc w:val="right"/>
               <w:rPr>
-                <w:rStyle w:val="a4"/>
-              </w:rPr>
-            </w:pPr>
-            <w:r>
-              <w:rPr>
-                <w:rStyle w:val="a4"/>
+                <w:rStyle w:val="af4"/>
+              </w:rPr>
+            </w:pPr>
+            <w:r>
+              <w:rPr>
+                <w:rStyle w:val="af4"/>
               </w:rPr>
               <w:t>Длина:</w:t>
             </w:r>
@@ -9669,12 +9710,12 @@
           <w:p>
             <w:pPr>
               <w:rPr>
-                <w:rStyle w:val="a4"/>
-              </w:rPr>
-            </w:pPr>
-            <w:r>
-              <w:rPr>
-                <w:rStyle w:val="a4"/>
+                <w:rStyle w:val="af4"/>
+              </w:rPr>
+            </w:pPr>
+            <w:r>
+              <w:rPr>
+                <w:rStyle w:val="af4"/>
                 <w:highlight w:val="yellow"/>
               </w:rPr>
               <w:t>{{pier.pier_rigel_length}}</w:t>
@@ -9695,12 +9736,12 @@
             <w:pPr>
               <w:jc w:val="center"/>
               <w:rPr>
-                <w:rStyle w:val="a4"/>
-              </w:rPr>
-            </w:pPr>
-            <w:r>
-              <w:rPr>
-                <w:rStyle w:val="a4"/>
+                <w:rStyle w:val="af4"/>
+              </w:rPr>
+            </w:pPr>
+            <w:r>
+              <w:rPr>
+                <w:rStyle w:val="af4"/>
               </w:rPr>
               <w:t>11.</w:t>
             </w:r>
@@ -9713,12 +9754,12 @@
           <w:p>
             <w:pPr>
               <w:rPr>
-                <w:rStyle w:val="a4"/>
-              </w:rPr>
-            </w:pPr>
-            <w:r>
-              <w:rPr>
-                <w:rStyle w:val="a4"/>
+                <w:rStyle w:val="af4"/>
+              </w:rPr>
+            </w:pPr>
+            <w:r>
+              <w:rPr>
+                <w:rStyle w:val="af4"/>
               </w:rPr>
               <w:t>Сечение сваи (стойки, столба):</w:t>
             </w:r>
@@ -9731,12 +9772,12 @@
           <w:p>
             <w:pPr>
               <w:rPr>
-                <w:rStyle w:val="a4"/>
-              </w:rPr>
-            </w:pPr>
-            <w:r>
-              <w:rPr>
-                <w:rStyle w:val="a4"/>
+                <w:rStyle w:val="af4"/>
+              </w:rPr>
+            </w:pPr>
+            <w:r>
+              <w:rPr>
+                <w:rStyle w:val="af4"/>
                 <w:highlight w:val="yellow"/>
               </w:rPr>
               <w:t>{{pier.pile_section}}</w:t>
@@ -9757,12 +9798,12 @@
             <w:pPr>
               <w:jc w:val="center"/>
               <w:rPr>
-                <w:rStyle w:val="a4"/>
-              </w:rPr>
-            </w:pPr>
-            <w:r>
-              <w:rPr>
-                <w:rStyle w:val="a4"/>
+                <w:rStyle w:val="af4"/>
+              </w:rPr>
+            </w:pPr>
+            <w:r>
+              <w:rPr>
+                <w:rStyle w:val="af4"/>
               </w:rPr>
               <w:t>12.</w:t>
             </w:r>
@@ -9775,12 +9816,12 @@
           <w:p>
             <w:pPr>
               <w:rPr>
-                <w:rStyle w:val="a4"/>
-              </w:rPr>
-            </w:pPr>
-            <w:r>
-              <w:rPr>
-                <w:rStyle w:val="a4"/>
+                <w:rStyle w:val="af4"/>
+              </w:rPr>
+            </w:pPr>
+            <w:r>
+              <w:rPr>
+                <w:rStyle w:val="af4"/>
               </w:rPr>
               <w:t>Примечания:</w:t>
             </w:r>
@@ -9794,12 +9835,12 @@
             <w:pPr>
               <w:jc w:val="both"/>
               <w:rPr>
-                <w:rStyle w:val="a4"/>
-              </w:rPr>
-            </w:pPr>
-            <w:r>
-              <w:rPr>
-                <w:rStyle w:val="a4"/>
+                <w:rStyle w:val="af4"/>
+              </w:rPr>
+            </w:pPr>
+            <w:r>
+              <w:rPr>
+                <w:rStyle w:val="af4"/>
                 <w:highlight w:val="yellow"/>
               </w:rPr>
               <w:t>{{pier.pier_notes}}</w:t>
@@ -9810,7 +9851,7 @@
     </w:tbl>
     <w:p>
       <w:pPr>
-        <w:pStyle w:val="1"/>
+        <w:pStyle w:val="11"/>
         <w:spacing w:before="0" w:after="0"/>
         <w:jc w:val="both"/>
         <w:rPr>
@@ -9826,7 +9867,7 @@
     </w:p>
     <w:p>
       <w:pPr>
-        <w:pStyle w:val="a2"/>
+        <w:pStyle w:val="ab"/>
         <w:rPr>
           <w:lang w:val="ru-RU"/>
         </w:rPr>
@@ -9834,7 +9875,7 @@
     </w:p>
     <w:p>
       <w:pPr>
-        <w:pStyle w:val="1"/>
+        <w:pStyle w:val="11"/>
         <w:jc w:val="both"/>
         <w:rPr>
           <w:rFonts w:cs="Times New Roman (Body CS)"/>
@@ -9852,7 +9893,7 @@
     </w:p>
     <w:p>
       <w:pPr>
-        <w:pStyle w:val="1"/>
+        <w:pStyle w:val="11"/>
         <w:rPr>
           <w:b w:val="0"/>
           <w:bCs/>
@@ -9909,7 +9950,7 @@
     </w:p>
     <w:p>
       <w:pPr>
-        <w:pStyle w:val="1"/>
+        <w:pStyle w:val="11"/>
         <w:rPr>
           <w:lang w:val="ru-RU"/>
         </w:rPr>
@@ -10149,7 +10190,7 @@
     </w:p>
     <w:p>
       <w:pPr>
-        <w:pStyle w:val="1"/>
+        <w:pStyle w:val="11"/>
         <w:rPr>
           <w:b w:val="0"/>
           <w:bCs/>
@@ -10245,13 +10286,13 @@
             <w:pPr>
               <w:jc w:val="center"/>
               <w:rPr>
-                <w:rStyle w:val="a4"/>
+                <w:rStyle w:val="af4"/>
               </w:rPr>
             </w:pPr>
             <w:bookmarkStart w:id="3" w:name="_Hlk149232037"/>
             <w:r>
               <w:rPr>
-                <w:rStyle w:val="a4"/>
+                <w:rStyle w:val="af4"/>
               </w:rPr>
               <w:t>№</w:t>
             </w:r>
@@ -10268,12 +10309,12 @@
             <w:pPr>
               <w:jc w:val="center"/>
               <w:rPr>
-                <w:rStyle w:val="a4"/>
-              </w:rPr>
-            </w:pPr>
-            <w:r>
-              <w:rPr>
-                <w:rStyle w:val="a4"/>
+                <w:rStyle w:val="af4"/>
+              </w:rPr>
+            </w:pPr>
+            <w:r>
+              <w:rPr>
+                <w:rStyle w:val="af4"/>
               </w:rPr>
               <w:t>Местоположение дефекта</w:t>
             </w:r>
@@ -10290,12 +10331,12 @@
             <w:pPr>
               <w:jc w:val="center"/>
               <w:rPr>
-                <w:rStyle w:val="a4"/>
-              </w:rPr>
-            </w:pPr>
-            <w:r>
-              <w:rPr>
-                <w:rStyle w:val="a4"/>
+                <w:rStyle w:val="af4"/>
+              </w:rPr>
+            </w:pPr>
+            <w:r>
+              <w:rPr>
+                <w:rStyle w:val="af4"/>
               </w:rPr>
               <w:t>Тип и описание дефекта</w:t>
             </w:r>
@@ -10312,12 +10353,12 @@
             <w:pPr>
               <w:jc w:val="center"/>
               <w:rPr>
-                <w:rStyle w:val="a4"/>
-              </w:rPr>
-            </w:pPr>
-            <w:r>
-              <w:rPr>
-                <w:rStyle w:val="a4"/>
+                <w:rStyle w:val="af4"/>
+              </w:rPr>
+            </w:pPr>
+            <w:r>
+              <w:rPr>
+                <w:rStyle w:val="af4"/>
               </w:rPr>
               <w:t>Определяющие параметры степени развития и их значения</w:t>
             </w:r>
@@ -10334,12 +10375,12 @@
             <w:pPr>
               <w:jc w:val="center"/>
               <w:rPr>
-                <w:rStyle w:val="a4"/>
-              </w:rPr>
-            </w:pPr>
-            <w:r>
-              <w:rPr>
-                <w:rStyle w:val="a4"/>
+                <w:rStyle w:val="af4"/>
+              </w:rPr>
+            </w:pPr>
+            <w:r>
+              <w:rPr>
+                <w:rStyle w:val="af4"/>
               </w:rPr>
               <w:t>Категории дефекта</w:t>
             </w:r>
@@ -10356,12 +10397,12 @@
             <w:pPr>
               <w:jc w:val="center"/>
               <w:rPr>
-                <w:rStyle w:val="a4"/>
-              </w:rPr>
-            </w:pPr>
-            <w:r>
-              <w:rPr>
-                <w:rStyle w:val="a4"/>
+                <w:rStyle w:val="af4"/>
+              </w:rPr>
+            </w:pPr>
+            <w:r>
+              <w:rPr>
+                <w:rStyle w:val="af4"/>
               </w:rPr>
               <w:t>Характеристика объема дефекта по ремонтопригодности</w:t>
             </w:r>
@@ -10468,7 +10509,7 @@
     </w:p>
     <w:p>
       <w:pPr>
-        <w:pStyle w:val="1"/>
+        <w:pStyle w:val="11"/>
         <w:rPr>
           <w:lang w:val="ru-RU"/>
         </w:rPr>
@@ -10681,6 +10722,9 @@
     <w:p>
       <w:pPr>
         <w:spacing w:line="360" w:lineRule="auto"/>
+        <w:rPr>
+          <w:lang w:val="en-US"/>
+        </w:rPr>
       </w:pPr>
       <w:r>
         <w:t>7</w:t>
@@ -10689,10 +10733,28 @@
         <w:t xml:space="preserve">. Дата ввода в ЭВМ: </w:t>
       </w:r>
       <w:r>
-        <w:t>25</w:t>
-      </w:r>
-      <w:r>
-        <w:t>.12.2025</w:t>
+        <w:rPr>
+          <w:lang w:val="en-US"/>
+        </w:rPr>
+        <w:t>15</w:t>
+      </w:r>
+      <w:r>
+        <w:t>.</w:t>
+      </w:r>
+      <w:r>
+        <w:rPr>
+          <w:lang w:val="en-US"/>
+        </w:rPr>
+        <w:t>01</w:t>
+      </w:r>
+      <w:r>
+        <w:t>.202</w:t>
+      </w:r>
+      <w:r>
+        <w:rPr>
+          <w:lang w:val="en-US"/>
+        </w:rPr>
+        <w:t>6</w:t>
       </w:r>
     </w:p>
     <w:p>
@@ -10832,7 +10894,7 @@
     </w:p>
     <w:p>
       <w:pPr>
-        <w:pStyle w:val="1"/>
+        <w:pStyle w:val="11"/>
         <w:spacing w:before="0"/>
         <w:rPr>
           <w:lang w:val="ru-RU"/>
@@ -10899,7 +10961,7 @@
     </w:p>
     <w:p>
       <w:pPr>
-        <w:pStyle w:val="1"/>
+        <w:pStyle w:val="11"/>
         <w:rPr>
           <w:lang w:val="ru-RU"/>
         </w:rPr>
@@ -11005,7 +11067,7 @@
 </file>
 
 <file path=word/endnotes.xml><?xml version="1.0" encoding="utf-8"?>
-<w:endnotes xmlns:wpc="http://schemas.microsoft.com/office/word/2010/wordprocessingCanvas" xmlns:cx="http://schemas.microsoft.com/office/drawing/2014/chartex" xmlns:cx1="http://schemas.microsoft.com/office/drawing/2015/9/8/chartex" xmlns:cx2="http://schemas.microsoft.com/office/drawing/2015/10/21/chartex" xmlns:cx3="http://schemas.microsoft.com/office/drawing/2016/5/9/chartex" xmlns:cx4="http://schemas.microsoft.com/office/drawing/2016/5/10/chartex" xmlns:cx5="http://schemas.microsoft.com/office/drawing/2016/5/11/chartex" xmlns:cx6="http://schemas.microsoft.com/office/drawing/2016/5/12/chartex" xmlns:cx7="http://schemas.microsoft.com/office/drawing/2016/5/13/chartex" xmlns:cx8="http://schemas.microsoft.com/office/drawing/2016/5/14/chartex" xmlns:mc="http://schemas.openxmlformats.org/markup-compatibility/2006" xmlns:aink="http://schemas.microsoft.com/office/drawing/2016/ink" xmlns:am3d="http://schemas.microsoft.com/office/drawing/2017/model3d" xmlns:o="urn:schemas-microsoft-com:office:office" xmlns:oel="http://schemas.microsoft.com/office/2019/extlst" xmlns:r="http://schemas.openxmlformats.org/officeDocument/2006/relationships" xmlns:m="http://schemas.openxmlformats.org/officeDocument/2006/math" xmlns:v="urn:schemas-microsoft-com:vml" xmlns:wp14="http://schemas.microsoft.com/office/word/2010/wordprocessingDrawing" xmlns:wp="http://schemas.openxmlformats.org/drawingml/2006/wordprocessingDrawing" xmlns:w10="urn:schemas-microsoft-com:office:word" xmlns:w="http://schemas.openxmlformats.org/wordprocessingml/2006/main" xmlns:w14="http://schemas.microsoft.com/office/word/2010/wordml" xmlns:w15="http://schemas.microsoft.com/office/word/2012/wordml" xmlns:w16cex="http://schemas.microsoft.com/office/word/2018/wordml/cex" xmlns:w16cid="http://schemas.microsoft.com/office/word/2016/wordml/cid" xmlns:w16="http://schemas.microsoft.com/office/word/2018/wordml" xmlns:w16du="http://schemas.microsoft.com/office/word/2023/wordml/word16du" xmlns:w16sdtdh="http://schemas.microsoft.com/office/word/2020/wordml/sdtdatahash" xmlns:w16sdtfl="http://schemas.microsoft.com/office/word/2024/wordml/sdtformatlock" xmlns:w16se="http://schemas.microsoft.com/office/word/2015/wordml/symex" xmlns:wpg="http://schemas.microsoft.com/office/word/2010/wordprocessingGroup" xmlns:wpi="http://schemas.microsoft.com/office/word/2010/wordprocessingInk" xmlns:wne="http://schemas.microsoft.com/office/word/2006/wordml" xmlns:wps="http://schemas.microsoft.com/office/word/2010/wordprocessingShape" mc:Ignorable="w14 w15 w16se w16cid w16 w16cex w16sdtdh w16sdtfl w16du wp14">
+<w:endnotes xmlns:wpc="http://schemas.microsoft.com/office/word/2010/wordprocessingCanvas" xmlns:cx="http://schemas.microsoft.com/office/drawing/2014/chartex" xmlns:cx1="http://schemas.microsoft.com/office/drawing/2015/9/8/chartex" xmlns:cx2="http://schemas.microsoft.com/office/drawing/2015/10/21/chartex" xmlns:cx3="http://schemas.microsoft.com/office/drawing/2016/5/9/chartex" xmlns:cx4="http://schemas.microsoft.com/office/drawing/2016/5/10/chartex" xmlns:cx5="http://schemas.microsoft.com/office/drawing/2016/5/11/chartex" xmlns:cx6="http://schemas.microsoft.com/office/drawing/2016/5/12/chartex" xmlns:cx7="http://schemas.microsoft.com/office/drawing/2016/5/13/chartex" xmlns:cx8="http://schemas.microsoft.com/office/drawing/2016/5/14/chartex" xmlns:mc="http://schemas.openxmlformats.org/markup-compatibility/2006" xmlns:aink="http://schemas.microsoft.com/office/drawing/2016/ink" xmlns:am3d="http://schemas.microsoft.com/office/drawing/2017/model3d" xmlns:o="urn:schemas-microsoft-com:office:office" xmlns:oel="http://schemas.microsoft.com/office/2019/extlst" xmlns:r="http://schemas.openxmlformats.org/officeDocument/2006/relationships" xmlns:m="http://schemas.openxmlformats.org/officeDocument/2006/math" xmlns:v="urn:schemas-microsoft-com:vml" xmlns:wp14="http://schemas.microsoft.com/office/word/2010/wordprocessingDrawing" xmlns:wp="http://schemas.openxmlformats.org/drawingml/2006/wordprocessingDrawing" xmlns:w10="urn:schemas-microsoft-com:office:word" xmlns:w="http://schemas.openxmlformats.org/wordprocessingml/2006/main" xmlns:w14="http://schemas.microsoft.com/office/word/2010/wordml" xmlns:w15="http://schemas.microsoft.com/office/word/2012/wordml" xmlns:w16cex="http://schemas.microsoft.com/office/word/2018/wordml/cex" xmlns:w16cid="http://schemas.microsoft.com/office/word/2016/wordml/cid" xmlns:w16="http://schemas.microsoft.com/office/word/2018/wordml" xmlns:w16sdtdh="http://schemas.microsoft.com/office/word/2020/wordml/sdtdatahash" xmlns:w16se="http://schemas.microsoft.com/office/word/2015/wordml/symex" xmlns:wpg="http://schemas.microsoft.com/office/word/2010/wordprocessingGroup" xmlns:wpi="http://schemas.microsoft.com/office/word/2010/wordprocessingInk" xmlns:wne="http://schemas.microsoft.com/office/word/2006/wordml" xmlns:wps="http://schemas.microsoft.com/office/word/2010/wordprocessingShape" mc:Ignorable="w14 w15 w16se w16cid w16 w16cex w16sdtdh wp14">
   <w:endnote w:type="separator" w:id="-1">
     <w:p>
       <w:r>
@@ -11024,11 +11086,11 @@
 </file>
 
 <file path=word/footer1.xml><?xml version="1.0" encoding="utf-8"?>
-<w:ftr xmlns:wpc="http://schemas.microsoft.com/office/word/2010/wordprocessingCanvas" xmlns:cx="http://schemas.microsoft.com/office/drawing/2014/chartex" xmlns:cx1="http://schemas.microsoft.com/office/drawing/2015/9/8/chartex" xmlns:cx2="http://schemas.microsoft.com/office/drawing/2015/10/21/chartex" xmlns:cx3="http://schemas.microsoft.com/office/drawing/2016/5/9/chartex" xmlns:cx4="http://schemas.microsoft.com/office/drawing/2016/5/10/chartex" xmlns:cx5="http://schemas.microsoft.com/office/drawing/2016/5/11/chartex" xmlns:cx6="http://schemas.microsoft.com/office/drawing/2016/5/12/chartex" xmlns:cx7="http://schemas.microsoft.com/office/drawing/2016/5/13/chartex" xmlns:cx8="http://schemas.microsoft.com/office/drawing/2016/5/14/chartex" xmlns:mc="http://schemas.openxmlformats.org/markup-compatibility/2006" xmlns:aink="http://schemas.microsoft.com/office/drawing/2016/ink" xmlns:am3d="http://schemas.microsoft.com/office/drawing/2017/model3d" xmlns:o="urn:schemas-microsoft-com:office:office" xmlns:oel="http://schemas.microsoft.com/office/2019/extlst" xmlns:r="http://schemas.openxmlformats.org/officeDocument/2006/relationships" xmlns:m="http://schemas.openxmlformats.org/officeDocument/2006/math" xmlns:v="urn:schemas-microsoft-com:vml" xmlns:wp14="http://schemas.microsoft.com/office/word/2010/wordprocessingDrawing" xmlns:wp="http://schemas.openxmlformats.org/drawingml/2006/wordprocessingDrawing" xmlns:w10="urn:schemas-microsoft-com:office:word" xmlns:w="http://schemas.openxmlformats.org/wordprocessingml/2006/main" xmlns:w14="http://schemas.microsoft.com/office/word/2010/wordml" xmlns:w15="http://schemas.microsoft.com/office/word/2012/wordml" xmlns:w16cex="http://schemas.microsoft.com/office/word/2018/wordml/cex" xmlns:w16cid="http://schemas.microsoft.com/office/word/2016/wordml/cid" xmlns:w16="http://schemas.microsoft.com/office/word/2018/wordml" xmlns:w16du="http://schemas.microsoft.com/office/word/2023/wordml/word16du" xmlns:w16sdtdh="http://schemas.microsoft.com/office/word/2020/wordml/sdtdatahash" xmlns:w16sdtfl="http://schemas.microsoft.com/office/word/2024/wordml/sdtformatlock" xmlns:w16se="http://schemas.microsoft.com/office/word/2015/wordml/symex" xmlns:wpg="http://schemas.microsoft.com/office/word/2010/wordprocessingGroup" xmlns:wpi="http://schemas.microsoft.com/office/word/2010/wordprocessingInk" xmlns:wne="http://schemas.microsoft.com/office/word/2006/wordml" xmlns:wps="http://schemas.microsoft.com/office/word/2010/wordprocessingShape" mc:Ignorable="w14 w15 w16se w16cid w16 w16cex w16sdtdh w16sdtfl w16du wp14">
+<w:ftr xmlns:wpc="http://schemas.microsoft.com/office/word/2010/wordprocessingCanvas" xmlns:cx="http://schemas.microsoft.com/office/drawing/2014/chartex" xmlns:cx1="http://schemas.microsoft.com/office/drawing/2015/9/8/chartex" xmlns:cx2="http://schemas.microsoft.com/office/drawing/2015/10/21/chartex" xmlns:cx3="http://schemas.microsoft.com/office/drawing/2016/5/9/chartex" xmlns:cx4="http://schemas.microsoft.com/office/drawing/2016/5/10/chartex" xmlns:cx5="http://schemas.microsoft.com/office/drawing/2016/5/11/chartex" xmlns:cx6="http://schemas.microsoft.com/office/drawing/2016/5/12/chartex" xmlns:cx7="http://schemas.microsoft.com/office/drawing/2016/5/13/chartex" xmlns:cx8="http://schemas.microsoft.com/office/drawing/2016/5/14/chartex" xmlns:mc="http://schemas.openxmlformats.org/markup-compatibility/2006" xmlns:aink="http://schemas.microsoft.com/office/drawing/2016/ink" xmlns:am3d="http://schemas.microsoft.com/office/drawing/2017/model3d" xmlns:o="urn:schemas-microsoft-com:office:office" xmlns:oel="http://schemas.microsoft.com/office/2019/extlst" xmlns:r="http://schemas.openxmlformats.org/officeDocument/2006/relationships" xmlns:m="http://schemas.openxmlformats.org/officeDocument/2006/math" xmlns:v="urn:schemas-microsoft-com:vml" xmlns:wp14="http://schemas.microsoft.com/office/word/2010/wordprocessingDrawing" xmlns:wp="http://schemas.openxmlformats.org/drawingml/2006/wordprocessingDrawing" xmlns:w10="urn:schemas-microsoft-com:office:word" xmlns:w="http://schemas.openxmlformats.org/wordprocessingml/2006/main" xmlns:w14="http://schemas.microsoft.com/office/word/2010/wordml" xmlns:w15="http://schemas.microsoft.com/office/word/2012/wordml" xmlns:w16cex="http://schemas.microsoft.com/office/word/2018/wordml/cex" xmlns:w16cid="http://schemas.microsoft.com/office/word/2016/wordml/cid" xmlns:w16="http://schemas.microsoft.com/office/word/2018/wordml" xmlns:w16sdtdh="http://schemas.microsoft.com/office/word/2020/wordml/sdtdatahash" xmlns:w16se="http://schemas.microsoft.com/office/word/2015/wordml/symex" xmlns:wpg="http://schemas.microsoft.com/office/word/2010/wordprocessingGroup" xmlns:wpi="http://schemas.microsoft.com/office/word/2010/wordprocessingInk" xmlns:wne="http://schemas.microsoft.com/office/word/2006/wordml" xmlns:wps="http://schemas.microsoft.com/office/word/2010/wordprocessingShape" mc:Ignorable="w14 w15 w16se w16cid w16 w16cex w16sdtdh wp14">
   <w:sdt>
     <w:sdtPr>
       <w:rPr>
-        <w:rStyle w:val="PageNumber"/>
+        <w:rStyle w:val="af8"/>
       </w:rPr>
       <w:id w:val="2073148531"/>
       <w:docPartObj>
@@ -11039,33 +11101,33 @@
     <w:sdtContent>
       <w:p>
         <w:pPr>
-          <w:pStyle w:val="Footer"/>
+          <w:pStyle w:val="a8"/>
           <w:framePr w:wrap="none" w:vAnchor="text" w:hAnchor="margin" w:xAlign="right" w:y="1"/>
           <w:rPr>
-            <w:rStyle w:val="PageNumber"/>
+            <w:rStyle w:val="af8"/>
           </w:rPr>
         </w:pPr>
         <w:r>
           <w:rPr>
-            <w:rStyle w:val="PageNumber"/>
+            <w:rStyle w:val="af8"/>
           </w:rPr>
           <w:fldChar w:fldCharType="begin"/>
         </w:r>
         <w:r>
           <w:rPr>
-            <w:rStyle w:val="PageNumber"/>
+            <w:rStyle w:val="af8"/>
           </w:rPr>
           <w:instrText xml:space="preserve"> PAGE </w:instrText>
         </w:r>
         <w:r>
           <w:rPr>
-            <w:rStyle w:val="PageNumber"/>
+            <w:rStyle w:val="af8"/>
           </w:rPr>
           <w:fldChar w:fldCharType="separate"/>
         </w:r>
         <w:r>
           <w:rPr>
-            <w:rStyle w:val="PageNumber"/>
+            <w:rStyle w:val="af8"/>
           </w:rPr>
           <w:fldChar w:fldCharType="end"/>
         </w:r>
@@ -11074,7 +11136,7 @@
   </w:sdt>
   <w:p>
     <w:pPr>
-      <w:pStyle w:val="Footer"/>
+      <w:pStyle w:val="a8"/>
       <w:ind w:right="360"/>
     </w:pPr>
   </w:p>
@@ -11082,7 +11144,7 @@
 </file>
 
 <file path=word/footer2.xml><?xml version="1.0" encoding="utf-8"?>
-<w:ftr xmlns:wpc="http://schemas.microsoft.com/office/word/2010/wordprocessingCanvas" xmlns:cx="http://schemas.microsoft.com/office/drawing/2014/chartex" xmlns:cx1="http://schemas.microsoft.com/office/drawing/2015/9/8/chartex" xmlns:cx2="http://schemas.microsoft.com/office/drawing/2015/10/21/chartex" xmlns:cx3="http://schemas.microsoft.com/office/drawing/2016/5/9/chartex" xmlns:cx4="http://schemas.microsoft.com/office/drawing/2016/5/10/chartex" xmlns:cx5="http://schemas.microsoft.com/office/drawing/2016/5/11/chartex" xmlns:cx6="http://schemas.microsoft.com/office/drawing/2016/5/12/chartex" xmlns:cx7="http://schemas.microsoft.com/office/drawing/2016/5/13/chartex" xmlns:cx8="http://schemas.microsoft.com/office/drawing/2016/5/14/chartex" xmlns:mc="http://schemas.openxmlformats.org/markup-compatibility/2006" xmlns:aink="http://schemas.microsoft.com/office/drawing/2016/ink" xmlns:am3d="http://schemas.microsoft.com/office/drawing/2017/model3d" xmlns:o="urn:schemas-microsoft-com:office:office" xmlns:oel="http://schemas.microsoft.com/office/2019/extlst" xmlns:r="http://schemas.openxmlformats.org/officeDocument/2006/relationships" xmlns:m="http://schemas.openxmlformats.org/officeDocument/2006/math" xmlns:v="urn:schemas-microsoft-com:vml" xmlns:wp14="http://schemas.microsoft.com/office/word/2010/wordprocessingDrawing" xmlns:wp="http://schemas.openxmlformats.org/drawingml/2006/wordprocessingDrawing" xmlns:w10="urn:schemas-microsoft-com:office:word" xmlns:w="http://schemas.openxmlformats.org/wordprocessingml/2006/main" xmlns:w14="http://schemas.microsoft.com/office/word/2010/wordml" xmlns:w15="http://schemas.microsoft.com/office/word/2012/wordml" xmlns:w16cex="http://schemas.microsoft.com/office/word/2018/wordml/cex" xmlns:w16cid="http://schemas.microsoft.com/office/word/2016/wordml/cid" xmlns:w16="http://schemas.microsoft.com/office/word/2018/wordml" xmlns:w16du="http://schemas.microsoft.com/office/word/2023/wordml/word16du" xmlns:w16sdtdh="http://schemas.microsoft.com/office/word/2020/wordml/sdtdatahash" xmlns:w16sdtfl="http://schemas.microsoft.com/office/word/2024/wordml/sdtformatlock" xmlns:w16se="http://schemas.microsoft.com/office/word/2015/wordml/symex" xmlns:wpg="http://schemas.microsoft.com/office/word/2010/wordprocessingGroup" xmlns:wpi="http://schemas.microsoft.com/office/word/2010/wordprocessingInk" xmlns:wne="http://schemas.microsoft.com/office/word/2006/wordml" xmlns:wps="http://schemas.microsoft.com/office/word/2010/wordprocessingShape" mc:Ignorable="w14 w15 w16se w16cid w16 w16cex w16sdtdh w16sdtfl w16du wp14">
+<w:ftr xmlns:wpc="http://schemas.microsoft.com/office/word/2010/wordprocessingCanvas" xmlns:cx="http://schemas.microsoft.com/office/drawing/2014/chartex" xmlns:cx1="http://schemas.microsoft.com/office/drawing/2015/9/8/chartex" xmlns:cx2="http://schemas.microsoft.com/office/drawing/2015/10/21/chartex" xmlns:cx3="http://schemas.microsoft.com/office/drawing/2016/5/9/chartex" xmlns:cx4="http://schemas.microsoft.com/office/drawing/2016/5/10/chartex" xmlns:cx5="http://schemas.microsoft.com/office/drawing/2016/5/11/chartex" xmlns:cx6="http://schemas.microsoft.com/office/drawing/2016/5/12/chartex" xmlns:cx7="http://schemas.microsoft.com/office/drawing/2016/5/13/chartex" xmlns:cx8="http://schemas.microsoft.com/office/drawing/2016/5/14/chartex" xmlns:mc="http://schemas.openxmlformats.org/markup-compatibility/2006" xmlns:aink="http://schemas.microsoft.com/office/drawing/2016/ink" xmlns:am3d="http://schemas.microsoft.com/office/drawing/2017/model3d" xmlns:o="urn:schemas-microsoft-com:office:office" xmlns:oel="http://schemas.microsoft.com/office/2019/extlst" xmlns:r="http://schemas.openxmlformats.org/officeDocument/2006/relationships" xmlns:m="http://schemas.openxmlformats.org/officeDocument/2006/math" xmlns:v="urn:schemas-microsoft-com:vml" xmlns:wp14="http://schemas.microsoft.com/office/word/2010/wordprocessingDrawing" xmlns:wp="http://schemas.openxmlformats.org/drawingml/2006/wordprocessingDrawing" xmlns:w10="urn:schemas-microsoft-com:office:word" xmlns:w="http://schemas.openxmlformats.org/wordprocessingml/2006/main" xmlns:w14="http://schemas.microsoft.com/office/word/2010/wordml" xmlns:w15="http://schemas.microsoft.com/office/word/2012/wordml" xmlns:w16cex="http://schemas.microsoft.com/office/word/2018/wordml/cex" xmlns:w16cid="http://schemas.microsoft.com/office/word/2016/wordml/cid" xmlns:w16="http://schemas.microsoft.com/office/word/2018/wordml" xmlns:w16sdtdh="http://schemas.microsoft.com/office/word/2020/wordml/sdtdatahash" xmlns:w16se="http://schemas.microsoft.com/office/word/2015/wordml/symex" xmlns:wpg="http://schemas.microsoft.com/office/word/2010/wordprocessingGroup" xmlns:wpi="http://schemas.microsoft.com/office/word/2010/wordprocessingInk" xmlns:wne="http://schemas.microsoft.com/office/word/2006/wordml" xmlns:wps="http://schemas.microsoft.com/office/word/2010/wordprocessingShape" mc:Ignorable="w14 w15 w16se w16cid w16 w16cex w16sdtdh wp14">
   <w:p>
     <w:pPr>
       <w:tabs>
@@ -11097,7 +11159,7 @@
 </file>
 
 <file path=word/footer3.xml><?xml version="1.0" encoding="utf-8"?>
-<w:ftr xmlns:wpc="http://schemas.microsoft.com/office/word/2010/wordprocessingCanvas" xmlns:cx="http://schemas.microsoft.com/office/drawing/2014/chartex" xmlns:cx1="http://schemas.microsoft.com/office/drawing/2015/9/8/chartex" xmlns:cx2="http://schemas.microsoft.com/office/drawing/2015/10/21/chartex" xmlns:cx3="http://schemas.microsoft.com/office/drawing/2016/5/9/chartex" xmlns:cx4="http://schemas.microsoft.com/office/drawing/2016/5/10/chartex" xmlns:cx5="http://schemas.microsoft.com/office/drawing/2016/5/11/chartex" xmlns:cx6="http://schemas.microsoft.com/office/drawing/2016/5/12/chartex" xmlns:cx7="http://schemas.microsoft.com/office/drawing/2016/5/13/chartex" xmlns:cx8="http://schemas.microsoft.com/office/drawing/2016/5/14/chartex" xmlns:mc="http://schemas.openxmlformats.org/markup-compatibility/2006" xmlns:aink="http://schemas.microsoft.com/office/drawing/2016/ink" xmlns:am3d="http://schemas.microsoft.com/office/drawing/2017/model3d" xmlns:o="urn:schemas-microsoft-com:office:office" xmlns:oel="http://schemas.microsoft.com/office/2019/extlst" xmlns:r="http://schemas.openxmlformats.org/officeDocument/2006/relationships" xmlns:m="http://schemas.openxmlformats.org/officeDocument/2006/math" xmlns:v="urn:schemas-microsoft-com:vml" xmlns:wp14="http://schemas.microsoft.com/office/word/2010/wordprocessingDrawing" xmlns:wp="http://schemas.openxmlformats.org/drawingml/2006/wordprocessingDrawing" xmlns:w10="urn:schemas-microsoft-com:office:word" xmlns:w="http://schemas.openxmlformats.org/wordprocessingml/2006/main" xmlns:w14="http://schemas.microsoft.com/office/word/2010/wordml" xmlns:w15="http://schemas.microsoft.com/office/word/2012/wordml" xmlns:w16cex="http://schemas.microsoft.com/office/word/2018/wordml/cex" xmlns:w16cid="http://schemas.microsoft.com/office/word/2016/wordml/cid" xmlns:w16="http://schemas.microsoft.com/office/word/2018/wordml" xmlns:w16du="http://schemas.microsoft.com/office/word/2023/wordml/word16du" xmlns:w16sdtdh="http://schemas.microsoft.com/office/word/2020/wordml/sdtdatahash" xmlns:w16sdtfl="http://schemas.microsoft.com/office/word/2024/wordml/sdtformatlock" xmlns:w16se="http://schemas.microsoft.com/office/word/2015/wordml/symex" xmlns:wpg="http://schemas.microsoft.com/office/word/2010/wordprocessingGroup" xmlns:wpi="http://schemas.microsoft.com/office/word/2010/wordprocessingInk" xmlns:wne="http://schemas.microsoft.com/office/word/2006/wordml" xmlns:wps="http://schemas.microsoft.com/office/word/2010/wordprocessingShape" mc:Ignorable="w14 w15 w16se w16cid w16 w16cex w16sdtdh w16sdtfl w16du wp14">
+<w:ftr xmlns:wpc="http://schemas.microsoft.com/office/word/2010/wordprocessingCanvas" xmlns:cx="http://schemas.microsoft.com/office/drawing/2014/chartex" xmlns:cx1="http://schemas.microsoft.com/office/drawing/2015/9/8/chartex" xmlns:cx2="http://schemas.microsoft.com/office/drawing/2015/10/21/chartex" xmlns:cx3="http://schemas.microsoft.com/office/drawing/2016/5/9/chartex" xmlns:cx4="http://schemas.microsoft.com/office/drawing/2016/5/10/chartex" xmlns:cx5="http://schemas.microsoft.com/office/drawing/2016/5/11/chartex" xmlns:cx6="http://schemas.microsoft.com/office/drawing/2016/5/12/chartex" xmlns:cx7="http://schemas.microsoft.com/office/drawing/2016/5/13/chartex" xmlns:cx8="http://schemas.microsoft.com/office/drawing/2016/5/14/chartex" xmlns:mc="http://schemas.openxmlformats.org/markup-compatibility/2006" xmlns:aink="http://schemas.microsoft.com/office/drawing/2016/ink" xmlns:am3d="http://schemas.microsoft.com/office/drawing/2017/model3d" xmlns:o="urn:schemas-microsoft-com:office:office" xmlns:oel="http://schemas.microsoft.com/office/2019/extlst" xmlns:r="http://schemas.openxmlformats.org/officeDocument/2006/relationships" xmlns:m="http://schemas.openxmlformats.org/officeDocument/2006/math" xmlns:v="urn:schemas-microsoft-com:vml" xmlns:wp14="http://schemas.microsoft.com/office/word/2010/wordprocessingDrawing" xmlns:wp="http://schemas.openxmlformats.org/drawingml/2006/wordprocessingDrawing" xmlns:w10="urn:schemas-microsoft-com:office:word" xmlns:w="http://schemas.openxmlformats.org/wordprocessingml/2006/main" xmlns:w14="http://schemas.microsoft.com/office/word/2010/wordml" xmlns:w15="http://schemas.microsoft.com/office/word/2012/wordml" xmlns:w16cex="http://schemas.microsoft.com/office/word/2018/wordml/cex" xmlns:w16cid="http://schemas.microsoft.com/office/word/2016/wordml/cid" xmlns:w16="http://schemas.microsoft.com/office/word/2018/wordml" xmlns:w16sdtdh="http://schemas.microsoft.com/office/word/2020/wordml/sdtdatahash" xmlns:w16se="http://schemas.microsoft.com/office/word/2015/wordml/symex" xmlns:wpg="http://schemas.microsoft.com/office/word/2010/wordprocessingGroup" xmlns:wpi="http://schemas.microsoft.com/office/word/2010/wordprocessingInk" xmlns:wne="http://schemas.microsoft.com/office/word/2006/wordml" xmlns:wps="http://schemas.microsoft.com/office/word/2010/wordprocessingShape" mc:Ignorable="w14 w15 w16se w16cid w16 w16cex w16sdtdh wp14">
   <w:p>
     <w:pPr>
       <w:jc w:val="right"/>
@@ -11111,7 +11173,7 @@
 </file>
 
 <file path=word/footer4.xml><?xml version="1.0" encoding="utf-8"?>
-<w:ftr xmlns:wpc="http://schemas.microsoft.com/office/word/2010/wordprocessingCanvas" xmlns:cx="http://schemas.microsoft.com/office/drawing/2014/chartex" xmlns:cx1="http://schemas.microsoft.com/office/drawing/2015/9/8/chartex" xmlns:cx2="http://schemas.microsoft.com/office/drawing/2015/10/21/chartex" xmlns:cx3="http://schemas.microsoft.com/office/drawing/2016/5/9/chartex" xmlns:cx4="http://schemas.microsoft.com/office/drawing/2016/5/10/chartex" xmlns:cx5="http://schemas.microsoft.com/office/drawing/2016/5/11/chartex" xmlns:cx6="http://schemas.microsoft.com/office/drawing/2016/5/12/chartex" xmlns:cx7="http://schemas.microsoft.com/office/drawing/2016/5/13/chartex" xmlns:cx8="http://schemas.microsoft.com/office/drawing/2016/5/14/chartex" xmlns:mc="http://schemas.openxmlformats.org/markup-compatibility/2006" xmlns:aink="http://schemas.microsoft.com/office/drawing/2016/ink" xmlns:am3d="http://schemas.microsoft.com/office/drawing/2017/model3d" xmlns:o="urn:schemas-microsoft-com:office:office" xmlns:oel="http://schemas.microsoft.com/office/2019/extlst" xmlns:r="http://schemas.openxmlformats.org/officeDocument/2006/relationships" xmlns:m="http://schemas.openxmlformats.org/officeDocument/2006/math" xmlns:v="urn:schemas-microsoft-com:vml" xmlns:wp14="http://schemas.microsoft.com/office/word/2010/wordprocessingDrawing" xmlns:wp="http://schemas.openxmlformats.org/drawingml/2006/wordprocessingDrawing" xmlns:w10="urn:schemas-microsoft-com:office:word" xmlns:w="http://schemas.openxmlformats.org/wordprocessingml/2006/main" xmlns:w14="http://schemas.microsoft.com/office/word/2010/wordml" xmlns:w15="http://schemas.microsoft.com/office/word/2012/wordml" xmlns:w16cex="http://schemas.microsoft.com/office/word/2018/wordml/cex" xmlns:w16cid="http://schemas.microsoft.com/office/word/2016/wordml/cid" xmlns:w16="http://schemas.microsoft.com/office/word/2018/wordml" xmlns:w16du="http://schemas.microsoft.com/office/word/2023/wordml/word16du" xmlns:w16sdtdh="http://schemas.microsoft.com/office/word/2020/wordml/sdtdatahash" xmlns:w16sdtfl="http://schemas.microsoft.com/office/word/2024/wordml/sdtformatlock" xmlns:w16se="http://schemas.microsoft.com/office/word/2015/wordml/symex" xmlns:wpg="http://schemas.microsoft.com/office/word/2010/wordprocessingGroup" xmlns:wpi="http://schemas.microsoft.com/office/word/2010/wordprocessingInk" xmlns:wne="http://schemas.microsoft.com/office/word/2006/wordml" xmlns:wps="http://schemas.microsoft.com/office/word/2010/wordprocessingShape" mc:Ignorable="w14 w15 w16se w16cid w16 w16cex w16sdtdh w16sdtfl w16du wp14">
+<w:ftr xmlns:wpc="http://schemas.microsoft.com/office/word/2010/wordprocessingCanvas" xmlns:cx="http://schemas.microsoft.com/office/drawing/2014/chartex" xmlns:cx1="http://schemas.microsoft.com/office/drawing/2015/9/8/chartex" xmlns:cx2="http://schemas.microsoft.com/office/drawing/2015/10/21/chartex" xmlns:cx3="http://schemas.microsoft.com/office/drawing/2016/5/9/chartex" xmlns:cx4="http://schemas.microsoft.com/office/drawing/2016/5/10/chartex" xmlns:cx5="http://schemas.microsoft.com/office/drawing/2016/5/11/chartex" xmlns:cx6="http://schemas.microsoft.com/office/drawing/2016/5/12/chartex" xmlns:cx7="http://schemas.microsoft.com/office/drawing/2016/5/13/chartex" xmlns:cx8="http://schemas.microsoft.com/office/drawing/2016/5/14/chartex" xmlns:mc="http://schemas.openxmlformats.org/markup-compatibility/2006" xmlns:aink="http://schemas.microsoft.com/office/drawing/2016/ink" xmlns:am3d="http://schemas.microsoft.com/office/drawing/2017/model3d" xmlns:o="urn:schemas-microsoft-com:office:office" xmlns:oel="http://schemas.microsoft.com/office/2019/extlst" xmlns:r="http://schemas.openxmlformats.org/officeDocument/2006/relationships" xmlns:m="http://schemas.openxmlformats.org/officeDocument/2006/math" xmlns:v="urn:schemas-microsoft-com:vml" xmlns:wp14="http://schemas.microsoft.com/office/word/2010/wordprocessingDrawing" xmlns:wp="http://schemas.openxmlformats.org/drawingml/2006/wordprocessingDrawing" xmlns:w10="urn:schemas-microsoft-com:office:word" xmlns:w="http://schemas.openxmlformats.org/wordprocessingml/2006/main" xmlns:w14="http://schemas.microsoft.com/office/word/2010/wordml" xmlns:w15="http://schemas.microsoft.com/office/word/2012/wordml" xmlns:w16cex="http://schemas.microsoft.com/office/word/2018/wordml/cex" xmlns:w16cid="http://schemas.microsoft.com/office/word/2016/wordml/cid" xmlns:w16="http://schemas.microsoft.com/office/word/2018/wordml" xmlns:w16sdtdh="http://schemas.microsoft.com/office/word/2020/wordml/sdtdatahash" xmlns:w16se="http://schemas.microsoft.com/office/word/2015/wordml/symex" xmlns:wpg="http://schemas.microsoft.com/office/word/2010/wordprocessingGroup" xmlns:wpi="http://schemas.microsoft.com/office/word/2010/wordprocessingInk" xmlns:wne="http://schemas.microsoft.com/office/word/2006/wordml" xmlns:wps="http://schemas.microsoft.com/office/word/2010/wordprocessingShape" mc:Ignorable="w14 w15 w16se w16cid w16 w16cex w16sdtdh wp14">
   <w:bookmarkStart w:id="2" w:name="_Hlk220070525" w:displacedByCustomXml="next"/>
   <w:sdt>
     <w:sdtPr>
@@ -11134,7 +11196,7 @@
     <w:sdtContent>
       <w:tbl>
         <w:tblPr>
-          <w:tblStyle w:val="TableGrid"/>
+          <w:tblStyle w:val="af2"/>
           <w:tblW w:w="0" w:type="auto"/>
           <w:tblBorders>
             <w:left w:val="none" w:sz="0" w:space="0" w:color="auto"/>
@@ -11175,7 +11237,7 @@
       <w:bookmarkEnd w:id="2"/>
       <w:p>
         <w:pPr>
-          <w:pStyle w:val="a0"/>
+          <w:pStyle w:val="a4"/>
           <w:tabs>
             <w:tab w:val="decimal" w:pos="9922"/>
           </w:tabs>
@@ -11207,7 +11269,7 @@
 </file>
 
 <file path=word/footer5.xml><?xml version="1.0" encoding="utf-8"?>
-<w:ftr xmlns:wpc="http://schemas.microsoft.com/office/word/2010/wordprocessingCanvas" xmlns:cx="http://schemas.microsoft.com/office/drawing/2014/chartex" xmlns:cx1="http://schemas.microsoft.com/office/drawing/2015/9/8/chartex" xmlns:cx2="http://schemas.microsoft.com/office/drawing/2015/10/21/chartex" xmlns:cx3="http://schemas.microsoft.com/office/drawing/2016/5/9/chartex" xmlns:cx4="http://schemas.microsoft.com/office/drawing/2016/5/10/chartex" xmlns:cx5="http://schemas.microsoft.com/office/drawing/2016/5/11/chartex" xmlns:cx6="http://schemas.microsoft.com/office/drawing/2016/5/12/chartex" xmlns:cx7="http://schemas.microsoft.com/office/drawing/2016/5/13/chartex" xmlns:cx8="http://schemas.microsoft.com/office/drawing/2016/5/14/chartex" xmlns:mc="http://schemas.openxmlformats.org/markup-compatibility/2006" xmlns:aink="http://schemas.microsoft.com/office/drawing/2016/ink" xmlns:am3d="http://schemas.microsoft.com/office/drawing/2017/model3d" xmlns:o="urn:schemas-microsoft-com:office:office" xmlns:oel="http://schemas.microsoft.com/office/2019/extlst" xmlns:r="http://schemas.openxmlformats.org/officeDocument/2006/relationships" xmlns:m="http://schemas.openxmlformats.org/officeDocument/2006/math" xmlns:v="urn:schemas-microsoft-com:vml" xmlns:wp14="http://schemas.microsoft.com/office/word/2010/wordprocessingDrawing" xmlns:wp="http://schemas.openxmlformats.org/drawingml/2006/wordprocessingDrawing" xmlns:w10="urn:schemas-microsoft-com:office:word" xmlns:w="http://schemas.openxmlformats.org/wordprocessingml/2006/main" xmlns:w14="http://schemas.microsoft.com/office/word/2010/wordml" xmlns:w15="http://schemas.microsoft.com/office/word/2012/wordml" xmlns:w16cex="http://schemas.microsoft.com/office/word/2018/wordml/cex" xmlns:w16cid="http://schemas.microsoft.com/office/word/2016/wordml/cid" xmlns:w16="http://schemas.microsoft.com/office/word/2018/wordml" xmlns:w16du="http://schemas.microsoft.com/office/word/2023/wordml/word16du" xmlns:w16sdtdh="http://schemas.microsoft.com/office/word/2020/wordml/sdtdatahash" xmlns:w16sdtfl="http://schemas.microsoft.com/office/word/2024/wordml/sdtformatlock" xmlns:w16se="http://schemas.microsoft.com/office/word/2015/wordml/symex" xmlns:wpg="http://schemas.microsoft.com/office/word/2010/wordprocessingGroup" xmlns:wpi="http://schemas.microsoft.com/office/word/2010/wordprocessingInk" xmlns:wne="http://schemas.microsoft.com/office/word/2006/wordml" xmlns:wps="http://schemas.microsoft.com/office/word/2010/wordprocessingShape" mc:Ignorable="w14 w15 w16se w16cid w16 w16cex w16sdtdh w16sdtfl w16du wp14">
+<w:ftr xmlns:wpc="http://schemas.microsoft.com/office/word/2010/wordprocessingCanvas" xmlns:cx="http://schemas.microsoft.com/office/drawing/2014/chartex" xmlns:cx1="http://schemas.microsoft.com/office/drawing/2015/9/8/chartex" xmlns:cx2="http://schemas.microsoft.com/office/drawing/2015/10/21/chartex" xmlns:cx3="http://schemas.microsoft.com/office/drawing/2016/5/9/chartex" xmlns:cx4="http://schemas.microsoft.com/office/drawing/2016/5/10/chartex" xmlns:cx5="http://schemas.microsoft.com/office/drawing/2016/5/11/chartex" xmlns:cx6="http://schemas.microsoft.com/office/drawing/2016/5/12/chartex" xmlns:cx7="http://schemas.microsoft.com/office/drawing/2016/5/13/chartex" xmlns:cx8="http://schemas.microsoft.com/office/drawing/2016/5/14/chartex" xmlns:mc="http://schemas.openxmlformats.org/markup-compatibility/2006" xmlns:aink="http://schemas.microsoft.com/office/drawing/2016/ink" xmlns:am3d="http://schemas.microsoft.com/office/drawing/2017/model3d" xmlns:o="urn:schemas-microsoft-com:office:office" xmlns:oel="http://schemas.microsoft.com/office/2019/extlst" xmlns:r="http://schemas.openxmlformats.org/officeDocument/2006/relationships" xmlns:m="http://schemas.openxmlformats.org/officeDocument/2006/math" xmlns:v="urn:schemas-microsoft-com:vml" xmlns:wp14="http://schemas.microsoft.com/office/word/2010/wordprocessingDrawing" xmlns:wp="http://schemas.openxmlformats.org/drawingml/2006/wordprocessingDrawing" xmlns:w10="urn:schemas-microsoft-com:office:word" xmlns:w="http://schemas.openxmlformats.org/wordprocessingml/2006/main" xmlns:w14="http://schemas.microsoft.com/office/word/2010/wordml" xmlns:w15="http://schemas.microsoft.com/office/word/2012/wordml" xmlns:w16cex="http://schemas.microsoft.com/office/word/2018/wordml/cex" xmlns:w16cid="http://schemas.microsoft.com/office/word/2016/wordml/cid" xmlns:w16="http://schemas.microsoft.com/office/word/2018/wordml" xmlns:w16sdtdh="http://schemas.microsoft.com/office/word/2020/wordml/sdtdatahash" xmlns:w16se="http://schemas.microsoft.com/office/word/2015/wordml/symex" xmlns:wpg="http://schemas.microsoft.com/office/word/2010/wordprocessingGroup" xmlns:wpi="http://schemas.microsoft.com/office/word/2010/wordprocessingInk" xmlns:wne="http://schemas.microsoft.com/office/word/2006/wordml" xmlns:wps="http://schemas.microsoft.com/office/word/2010/wordprocessingShape" mc:Ignorable="w14 w15 w16se w16cid w16 w16cex w16sdtdh wp14">
   <w:sdt>
     <w:sdtPr>
       <w:rPr>
@@ -11229,7 +11291,7 @@
     <w:sdtContent>
       <w:tbl>
         <w:tblPr>
-          <w:tblStyle w:val="TableGrid"/>
+          <w:tblStyle w:val="af2"/>
           <w:tblW w:w="15735" w:type="dxa"/>
           <w:tblBorders>
             <w:left w:val="none" w:sz="0" w:space="0" w:color="auto"/>
@@ -11270,7 +11332,7 @@
       </w:tbl>
       <w:p>
         <w:pPr>
-          <w:pStyle w:val="a0"/>
+          <w:pStyle w:val="a4"/>
           <w:tabs>
             <w:tab w:val="decimal" w:pos="9922"/>
           </w:tabs>
@@ -11302,10 +11364,10 @@
 </file>
 
 <file path=word/footer6.xml><?xml version="1.0" encoding="utf-8"?>
-<w:ftr xmlns:wpc="http://schemas.microsoft.com/office/word/2010/wordprocessingCanvas" xmlns:cx="http://schemas.microsoft.com/office/drawing/2014/chartex" xmlns:cx1="http://schemas.microsoft.com/office/drawing/2015/9/8/chartex" xmlns:cx2="http://schemas.microsoft.com/office/drawing/2015/10/21/chartex" xmlns:cx3="http://schemas.microsoft.com/office/drawing/2016/5/9/chartex" xmlns:cx4="http://schemas.microsoft.com/office/drawing/2016/5/10/chartex" xmlns:cx5="http://schemas.microsoft.com/office/drawing/2016/5/11/chartex" xmlns:cx6="http://schemas.microsoft.com/office/drawing/2016/5/12/chartex" xmlns:cx7="http://schemas.microsoft.com/office/drawing/2016/5/13/chartex" xmlns:cx8="http://schemas.microsoft.com/office/drawing/2016/5/14/chartex" xmlns:mc="http://schemas.openxmlformats.org/markup-compatibility/2006" xmlns:aink="http://schemas.microsoft.com/office/drawing/2016/ink" xmlns:am3d="http://schemas.microsoft.com/office/drawing/2017/model3d" xmlns:o="urn:schemas-microsoft-com:office:office" xmlns:oel="http://schemas.microsoft.com/office/2019/extlst" xmlns:r="http://schemas.openxmlformats.org/officeDocument/2006/relationships" xmlns:m="http://schemas.openxmlformats.org/officeDocument/2006/math" xmlns:v="urn:schemas-microsoft-com:vml" xmlns:wp14="http://schemas.microsoft.com/office/word/2010/wordprocessingDrawing" xmlns:wp="http://schemas.openxmlformats.org/drawingml/2006/wordprocessingDrawing" xmlns:w10="urn:schemas-microsoft-com:office:word" xmlns:w="http://schemas.openxmlformats.org/wordprocessingml/2006/main" xmlns:w14="http://schemas.microsoft.com/office/word/2010/wordml" xmlns:w15="http://schemas.microsoft.com/office/word/2012/wordml" xmlns:w16cex="http://schemas.microsoft.com/office/word/2018/wordml/cex" xmlns:w16cid="http://schemas.microsoft.com/office/word/2016/wordml/cid" xmlns:w16="http://schemas.microsoft.com/office/word/2018/wordml" xmlns:w16du="http://schemas.microsoft.com/office/word/2023/wordml/word16du" xmlns:w16sdtdh="http://schemas.microsoft.com/office/word/2020/wordml/sdtdatahash" xmlns:w16sdtfl="http://schemas.microsoft.com/office/word/2024/wordml/sdtformatlock" xmlns:w16se="http://schemas.microsoft.com/office/word/2015/wordml/symex" xmlns:wpg="http://schemas.microsoft.com/office/word/2010/wordprocessingGroup" xmlns:wpi="http://schemas.microsoft.com/office/word/2010/wordprocessingInk" xmlns:wne="http://schemas.microsoft.com/office/word/2006/wordml" xmlns:wps="http://schemas.microsoft.com/office/word/2010/wordprocessingShape" mc:Ignorable="w14 w15 w16se w16cid w16 w16cex w16sdtdh w16sdtfl w16du wp14">
+<w:ftr xmlns:wpc="http://schemas.microsoft.com/office/word/2010/wordprocessingCanvas" xmlns:cx="http://schemas.microsoft.com/office/drawing/2014/chartex" xmlns:cx1="http://schemas.microsoft.com/office/drawing/2015/9/8/chartex" xmlns:cx2="http://schemas.microsoft.com/office/drawing/2015/10/21/chartex" xmlns:cx3="http://schemas.microsoft.com/office/drawing/2016/5/9/chartex" xmlns:cx4="http://schemas.microsoft.com/office/drawing/2016/5/10/chartex" xmlns:cx5="http://schemas.microsoft.com/office/drawing/2016/5/11/chartex" xmlns:cx6="http://schemas.microsoft.com/office/drawing/2016/5/12/chartex" xmlns:cx7="http://schemas.microsoft.com/office/drawing/2016/5/13/chartex" xmlns:cx8="http://schemas.microsoft.com/office/drawing/2016/5/14/chartex" xmlns:mc="http://schemas.openxmlformats.org/markup-compatibility/2006" xmlns:aink="http://schemas.microsoft.com/office/drawing/2016/ink" xmlns:am3d="http://schemas.microsoft.com/office/drawing/2017/model3d" xmlns:o="urn:schemas-microsoft-com:office:office" xmlns:oel="http://schemas.microsoft.com/office/2019/extlst" xmlns:r="http://schemas.openxmlformats.org/officeDocument/2006/relationships" xmlns:m="http://schemas.openxmlformats.org/officeDocument/2006/math" xmlns:v="urn:schemas-microsoft-com:vml" xmlns:wp14="http://schemas.microsoft.com/office/word/2010/wordprocessingDrawing" xmlns:wp="http://schemas.openxmlformats.org/drawingml/2006/wordprocessingDrawing" xmlns:w10="urn:schemas-microsoft-com:office:word" xmlns:w="http://schemas.openxmlformats.org/wordprocessingml/2006/main" xmlns:w14="http://schemas.microsoft.com/office/word/2010/wordml" xmlns:w15="http://schemas.microsoft.com/office/word/2012/wordml" xmlns:w16cex="http://schemas.microsoft.com/office/word/2018/wordml/cex" xmlns:w16cid="http://schemas.microsoft.com/office/word/2016/wordml/cid" xmlns:w16="http://schemas.microsoft.com/office/word/2018/wordml" xmlns:w16sdtdh="http://schemas.microsoft.com/office/word/2020/wordml/sdtdatahash" xmlns:w16se="http://schemas.microsoft.com/office/word/2015/wordml/symex" xmlns:wpg="http://schemas.microsoft.com/office/word/2010/wordprocessingGroup" xmlns:wpi="http://schemas.microsoft.com/office/word/2010/wordprocessingInk" xmlns:wne="http://schemas.microsoft.com/office/word/2006/wordml" xmlns:wps="http://schemas.microsoft.com/office/word/2010/wordprocessingShape" mc:Ignorable="w14 w15 w16se w16cid w16 w16cex w16sdtdh wp14">
   <w:tbl>
     <w:tblPr>
-      <w:tblStyle w:val="TableGrid"/>
+      <w:tblStyle w:val="af2"/>
       <w:tblW w:w="0" w:type="auto"/>
       <w:tblBorders>
         <w:left w:val="none" w:sz="0" w:space="0" w:color="auto"/>
@@ -11354,7 +11416,7 @@
     <w:sdtContent>
       <w:p>
         <w:pPr>
-          <w:pStyle w:val="a0"/>
+          <w:pStyle w:val="a4"/>
           <w:tabs>
             <w:tab w:val="decimal" w:pos="9922"/>
           </w:tabs>
@@ -11386,10 +11448,10 @@
 </file>
 
 <file path=word/footer7.xml><?xml version="1.0" encoding="utf-8"?>
-<w:ftr xmlns:wpc="http://schemas.microsoft.com/office/word/2010/wordprocessingCanvas" xmlns:cx="http://schemas.microsoft.com/office/drawing/2014/chartex" xmlns:cx1="http://schemas.microsoft.com/office/drawing/2015/9/8/chartex" xmlns:cx2="http://schemas.microsoft.com/office/drawing/2015/10/21/chartex" xmlns:cx3="http://schemas.microsoft.com/office/drawing/2016/5/9/chartex" xmlns:cx4="http://schemas.microsoft.com/office/drawing/2016/5/10/chartex" xmlns:cx5="http://schemas.microsoft.com/office/drawing/2016/5/11/chartex" xmlns:cx6="http://schemas.microsoft.com/office/drawing/2016/5/12/chartex" xmlns:cx7="http://schemas.microsoft.com/office/drawing/2016/5/13/chartex" xmlns:cx8="http://schemas.microsoft.com/office/drawing/2016/5/14/chartex" xmlns:mc="http://schemas.openxmlformats.org/markup-compatibility/2006" xmlns:aink="http://schemas.microsoft.com/office/drawing/2016/ink" xmlns:am3d="http://schemas.microsoft.com/office/drawing/2017/model3d" xmlns:o="urn:schemas-microsoft-com:office:office" xmlns:oel="http://schemas.microsoft.com/office/2019/extlst" xmlns:r="http://schemas.openxmlformats.org/officeDocument/2006/relationships" xmlns:m="http://schemas.openxmlformats.org/officeDocument/2006/math" xmlns:v="urn:schemas-microsoft-com:vml" xmlns:wp14="http://schemas.microsoft.com/office/word/2010/wordprocessingDrawing" xmlns:wp="http://schemas.openxmlformats.org/drawingml/2006/wordprocessingDrawing" xmlns:w10="urn:schemas-microsoft-com:office:word" xmlns:w="http://schemas.openxmlformats.org/wordprocessingml/2006/main" xmlns:w14="http://schemas.microsoft.com/office/word/2010/wordml" xmlns:w15="http://schemas.microsoft.com/office/word/2012/wordml" xmlns:w16cex="http://schemas.microsoft.com/office/word/2018/wordml/cex" xmlns:w16cid="http://schemas.microsoft.com/office/word/2016/wordml/cid" xmlns:w16="http://schemas.microsoft.com/office/word/2018/wordml" xmlns:w16du="http://schemas.microsoft.com/office/word/2023/wordml/word16du" xmlns:w16sdtdh="http://schemas.microsoft.com/office/word/2020/wordml/sdtdatahash" xmlns:w16sdtfl="http://schemas.microsoft.com/office/word/2024/wordml/sdtformatlock" xmlns:w16se="http://schemas.microsoft.com/office/word/2015/wordml/symex" xmlns:wpg="http://schemas.microsoft.com/office/word/2010/wordprocessingGroup" xmlns:wpi="http://schemas.microsoft.com/office/word/2010/wordprocessingInk" xmlns:wne="http://schemas.microsoft.com/office/word/2006/wordml" xmlns:wps="http://schemas.microsoft.com/office/word/2010/wordprocessingShape" mc:Ignorable="w14 w15 w16se w16cid w16 w16cex w16sdtdh w16sdtfl w16du wp14">
+<w:ftr xmlns:wpc="http://schemas.microsoft.com/office/word/2010/wordprocessingCanvas" xmlns:cx="http://schemas.microsoft.com/office/drawing/2014/chartex" xmlns:cx1="http://schemas.microsoft.com/office/drawing/2015/9/8/chartex" xmlns:cx2="http://schemas.microsoft.com/office/drawing/2015/10/21/chartex" xmlns:cx3="http://schemas.microsoft.com/office/drawing/2016/5/9/chartex" xmlns:cx4="http://schemas.microsoft.com/office/drawing/2016/5/10/chartex" xmlns:cx5="http://schemas.microsoft.com/office/drawing/2016/5/11/chartex" xmlns:cx6="http://schemas.microsoft.com/office/drawing/2016/5/12/chartex" xmlns:cx7="http://schemas.microsoft.com/office/drawing/2016/5/13/chartex" xmlns:cx8="http://schemas.microsoft.com/office/drawing/2016/5/14/chartex" xmlns:mc="http://schemas.openxmlformats.org/markup-compatibility/2006" xmlns:aink="http://schemas.microsoft.com/office/drawing/2016/ink" xmlns:am3d="http://schemas.microsoft.com/office/drawing/2017/model3d" xmlns:o="urn:schemas-microsoft-com:office:office" xmlns:oel="http://schemas.microsoft.com/office/2019/extlst" xmlns:r="http://schemas.openxmlformats.org/officeDocument/2006/relationships" xmlns:m="http://schemas.openxmlformats.org/officeDocument/2006/math" xmlns:v="urn:schemas-microsoft-com:vml" xmlns:wp14="http://schemas.microsoft.com/office/word/2010/wordprocessingDrawing" xmlns:wp="http://schemas.openxmlformats.org/drawingml/2006/wordprocessingDrawing" xmlns:w10="urn:schemas-microsoft-com:office:word" xmlns:w="http://schemas.openxmlformats.org/wordprocessingml/2006/main" xmlns:w14="http://schemas.microsoft.com/office/word/2010/wordml" xmlns:w15="http://schemas.microsoft.com/office/word/2012/wordml" xmlns:w16cex="http://schemas.microsoft.com/office/word/2018/wordml/cex" xmlns:w16cid="http://schemas.microsoft.com/office/word/2016/wordml/cid" xmlns:w16="http://schemas.microsoft.com/office/word/2018/wordml" xmlns:w16sdtdh="http://schemas.microsoft.com/office/word/2020/wordml/sdtdatahash" xmlns:w16se="http://schemas.microsoft.com/office/word/2015/wordml/symex" xmlns:wpg="http://schemas.microsoft.com/office/word/2010/wordprocessingGroup" xmlns:wpi="http://schemas.microsoft.com/office/word/2010/wordprocessingInk" xmlns:wne="http://schemas.microsoft.com/office/word/2006/wordml" xmlns:wps="http://schemas.microsoft.com/office/word/2010/wordprocessingShape" mc:Ignorable="w14 w15 w16se w16cid w16 w16cex w16sdtdh wp14">
   <w:tbl>
     <w:tblPr>
-      <w:tblStyle w:val="TableGrid"/>
+      <w:tblStyle w:val="af2"/>
       <w:tblW w:w="22113" w:type="dxa"/>
       <w:tblInd w:w="567" w:type="dxa"/>
       <w:tblBorders>
@@ -11439,7 +11501,7 @@
     <w:sdtContent>
       <w:p>
         <w:pPr>
-          <w:pStyle w:val="a0"/>
+          <w:pStyle w:val="a4"/>
           <w:tabs>
             <w:tab w:val="decimal" w:pos="9922"/>
           </w:tabs>
@@ -11471,7 +11533,7 @@
 </file>
 
 <file path=word/footnotes.xml><?xml version="1.0" encoding="utf-8"?>
-<w:footnotes xmlns:wpc="http://schemas.microsoft.com/office/word/2010/wordprocessingCanvas" xmlns:cx="http://schemas.microsoft.com/office/drawing/2014/chartex" xmlns:cx1="http://schemas.microsoft.com/office/drawing/2015/9/8/chartex" xmlns:cx2="http://schemas.microsoft.com/office/drawing/2015/10/21/chartex" xmlns:cx3="http://schemas.microsoft.com/office/drawing/2016/5/9/chartex" xmlns:cx4="http://schemas.microsoft.com/office/drawing/2016/5/10/chartex" xmlns:cx5="http://schemas.microsoft.com/office/drawing/2016/5/11/chartex" xmlns:cx6="http://schemas.microsoft.com/office/drawing/2016/5/12/chartex" xmlns:cx7="http://schemas.microsoft.com/office/drawing/2016/5/13/chartex" xmlns:cx8="http://schemas.microsoft.com/office/drawing/2016/5/14/chartex" xmlns:mc="http://schemas.openxmlformats.org/markup-compatibility/2006" xmlns:aink="http://schemas.microsoft.com/office/drawing/2016/ink" xmlns:am3d="http://schemas.microsoft.com/office/drawing/2017/model3d" xmlns:o="urn:schemas-microsoft-com:office:office" xmlns:oel="http://schemas.microsoft.com/office/2019/extlst" xmlns:r="http://schemas.openxmlformats.org/officeDocument/2006/relationships" xmlns:m="http://schemas.openxmlformats.org/officeDocument/2006/math" xmlns:v="urn:schemas-microsoft-com:vml" xmlns:wp14="http://schemas.microsoft.com/office/word/2010/wordprocessingDrawing" xmlns:wp="http://schemas.openxmlformats.org/drawingml/2006/wordprocessingDrawing" xmlns:w10="urn:schemas-microsoft-com:office:word" xmlns:w="http://schemas.openxmlformats.org/wordprocessingml/2006/main" xmlns:w14="http://schemas.microsoft.com/office/word/2010/wordml" xmlns:w15="http://schemas.microsoft.com/office/word/2012/wordml" xmlns:w16cex="http://schemas.microsoft.com/office/word/2018/wordml/cex" xmlns:w16cid="http://schemas.microsoft.com/office/word/2016/wordml/cid" xmlns:w16="http://schemas.microsoft.com/office/word/2018/wordml" xmlns:w16du="http://schemas.microsoft.com/office/word/2023/wordml/word16du" xmlns:w16sdtdh="http://schemas.microsoft.com/office/word/2020/wordml/sdtdatahash" xmlns:w16sdtfl="http://schemas.microsoft.com/office/word/2024/wordml/sdtformatlock" xmlns:w16se="http://schemas.microsoft.com/office/word/2015/wordml/symex" xmlns:wpg="http://schemas.microsoft.com/office/word/2010/wordprocessingGroup" xmlns:wpi="http://schemas.microsoft.com/office/word/2010/wordprocessingInk" xmlns:wne="http://schemas.microsoft.com/office/word/2006/wordml" xmlns:wps="http://schemas.microsoft.com/office/word/2010/wordprocessingShape" mc:Ignorable="w14 w15 w16se w16cid w16 w16cex w16sdtdh w16sdtfl w16du wp14">
+<w:footnotes xmlns:wpc="http://schemas.microsoft.com/office/word/2010/wordprocessingCanvas" xmlns:cx="http://schemas.microsoft.com/office/drawing/2014/chartex" xmlns:cx1="http://schemas.microsoft.com/office/drawing/2015/9/8/chartex" xmlns:cx2="http://schemas.microsoft.com/office/drawing/2015/10/21/chartex" xmlns:cx3="http://schemas.microsoft.com/office/drawing/2016/5/9/chartex" xmlns:cx4="http://schemas.microsoft.com/office/drawing/2016/5/10/chartex" xmlns:cx5="http://schemas.microsoft.com/office/drawing/2016/5/11/chartex" xmlns:cx6="http://schemas.microsoft.com/office/drawing/2016/5/12/chartex" xmlns:cx7="http://schemas.microsoft.com/office/drawing/2016/5/13/chartex" xmlns:cx8="http://schemas.microsoft.com/office/drawing/2016/5/14/chartex" xmlns:mc="http://schemas.openxmlformats.org/markup-compatibility/2006" xmlns:aink="http://schemas.microsoft.com/office/drawing/2016/ink" xmlns:am3d="http://schemas.microsoft.com/office/drawing/2017/model3d" xmlns:o="urn:schemas-microsoft-com:office:office" xmlns:oel="http://schemas.microsoft.com/office/2019/extlst" xmlns:r="http://schemas.openxmlformats.org/officeDocument/2006/relationships" xmlns:m="http://schemas.openxmlformats.org/officeDocument/2006/math" xmlns:v="urn:schemas-microsoft-com:vml" xmlns:wp14="http://schemas.microsoft.com/office/word/2010/wordprocessingDrawing" xmlns:wp="http://schemas.openxmlformats.org/drawingml/2006/wordprocessingDrawing" xmlns:w10="urn:schemas-microsoft-com:office:word" xmlns:w="http://schemas.openxmlformats.org/wordprocessingml/2006/main" xmlns:w14="http://schemas.microsoft.com/office/word/2010/wordml" xmlns:w15="http://schemas.microsoft.com/office/word/2012/wordml" xmlns:w16cex="http://schemas.microsoft.com/office/word/2018/wordml/cex" xmlns:w16cid="http://schemas.microsoft.com/office/word/2016/wordml/cid" xmlns:w16="http://schemas.microsoft.com/office/word/2018/wordml" xmlns:w16sdtdh="http://schemas.microsoft.com/office/word/2020/wordml/sdtdatahash" xmlns:w16se="http://schemas.microsoft.com/office/word/2015/wordml/symex" xmlns:wpg="http://schemas.microsoft.com/office/word/2010/wordprocessingGroup" xmlns:wpi="http://schemas.microsoft.com/office/word/2010/wordprocessingInk" xmlns:wne="http://schemas.microsoft.com/office/word/2006/wordml" xmlns:wps="http://schemas.microsoft.com/office/word/2010/wordprocessingShape" mc:Ignorable="w14 w15 w16se w16cid w16 w16cex w16sdtdh wp14">
   <w:footnote w:type="separator" w:id="-1">
     <w:p>
       <w:r>
@@ -11490,17 +11552,17 @@
 </file>
 
 <file path=word/header1.xml><?xml version="1.0" encoding="utf-8"?>
-<w:hdr xmlns:wpc="http://schemas.microsoft.com/office/word/2010/wordprocessingCanvas" xmlns:cx="http://schemas.microsoft.com/office/drawing/2014/chartex" xmlns:cx1="http://schemas.microsoft.com/office/drawing/2015/9/8/chartex" xmlns:cx2="http://schemas.microsoft.com/office/drawing/2015/10/21/chartex" xmlns:cx3="http://schemas.microsoft.com/office/drawing/2016/5/9/chartex" xmlns:cx4="http://schemas.microsoft.com/office/drawing/2016/5/10/chartex" xmlns:cx5="http://schemas.microsoft.com/office/drawing/2016/5/11/chartex" xmlns:cx6="http://schemas.microsoft.com/office/drawing/2016/5/12/chartex" xmlns:cx7="http://schemas.microsoft.com/office/drawing/2016/5/13/chartex" xmlns:cx8="http://schemas.microsoft.com/office/drawing/2016/5/14/chartex" xmlns:mc="http://schemas.openxmlformats.org/markup-compatibility/2006" xmlns:aink="http://schemas.microsoft.com/office/drawing/2016/ink" xmlns:am3d="http://schemas.microsoft.com/office/drawing/2017/model3d" xmlns:o="urn:schemas-microsoft-com:office:office" xmlns:oel="http://schemas.microsoft.com/office/2019/extlst" xmlns:r="http://schemas.openxmlformats.org/officeDocument/2006/relationships" xmlns:m="http://schemas.openxmlformats.org/officeDocument/2006/math" xmlns:v="urn:schemas-microsoft-com:vml" xmlns:wp14="http://schemas.microsoft.com/office/word/2010/wordprocessingDrawing" xmlns:wp="http://schemas.openxmlformats.org/drawingml/2006/wordprocessingDrawing" xmlns:w10="urn:schemas-microsoft-com:office:word" xmlns:w="http://schemas.openxmlformats.org/wordprocessingml/2006/main" xmlns:w14="http://schemas.microsoft.com/office/word/2010/wordml" xmlns:w15="http://schemas.microsoft.com/office/word/2012/wordml" xmlns:w16cex="http://schemas.microsoft.com/office/word/2018/wordml/cex" xmlns:w16cid="http://schemas.microsoft.com/office/word/2016/wordml/cid" xmlns:w16="http://schemas.microsoft.com/office/word/2018/wordml" xmlns:w16du="http://schemas.microsoft.com/office/word/2023/wordml/word16du" xmlns:w16sdtdh="http://schemas.microsoft.com/office/word/2020/wordml/sdtdatahash" xmlns:w16sdtfl="http://schemas.microsoft.com/office/word/2024/wordml/sdtformatlock" xmlns:w16se="http://schemas.microsoft.com/office/word/2015/wordml/symex" xmlns:wpg="http://schemas.microsoft.com/office/word/2010/wordprocessingGroup" xmlns:wpi="http://schemas.microsoft.com/office/word/2010/wordprocessingInk" xmlns:wne="http://schemas.microsoft.com/office/word/2006/wordml" xmlns:wps="http://schemas.microsoft.com/office/word/2010/wordprocessingShape" mc:Ignorable="w14 w15 w16se w16cid w16 w16cex w16sdtdh w16sdtfl w16du wp14">
+<w:hdr xmlns:wpc="http://schemas.microsoft.com/office/word/2010/wordprocessingCanvas" xmlns:cx="http://schemas.microsoft.com/office/drawing/2014/chartex" xmlns:cx1="http://schemas.microsoft.com/office/drawing/2015/9/8/chartex" xmlns:cx2="http://schemas.microsoft.com/office/drawing/2015/10/21/chartex" xmlns:cx3="http://schemas.microsoft.com/office/drawing/2016/5/9/chartex" xmlns:cx4="http://schemas.microsoft.com/office/drawing/2016/5/10/chartex" xmlns:cx5="http://schemas.microsoft.com/office/drawing/2016/5/11/chartex" xmlns:cx6="http://schemas.microsoft.com/office/drawing/2016/5/12/chartex" xmlns:cx7="http://schemas.microsoft.com/office/drawing/2016/5/13/chartex" xmlns:cx8="http://schemas.microsoft.com/office/drawing/2016/5/14/chartex" xmlns:mc="http://schemas.openxmlformats.org/markup-compatibility/2006" xmlns:aink="http://schemas.microsoft.com/office/drawing/2016/ink" xmlns:am3d="http://schemas.microsoft.com/office/drawing/2017/model3d" xmlns:o="urn:schemas-microsoft-com:office:office" xmlns:oel="http://schemas.microsoft.com/office/2019/extlst" xmlns:r="http://schemas.openxmlformats.org/officeDocument/2006/relationships" xmlns:m="http://schemas.openxmlformats.org/officeDocument/2006/math" xmlns:v="urn:schemas-microsoft-com:vml" xmlns:wp14="http://schemas.microsoft.com/office/word/2010/wordprocessingDrawing" xmlns:wp="http://schemas.openxmlformats.org/drawingml/2006/wordprocessingDrawing" xmlns:w10="urn:schemas-microsoft-com:office:word" xmlns:w="http://schemas.openxmlformats.org/wordprocessingml/2006/main" xmlns:w14="http://schemas.microsoft.com/office/word/2010/wordml" xmlns:w15="http://schemas.microsoft.com/office/word/2012/wordml" xmlns:w16cex="http://schemas.microsoft.com/office/word/2018/wordml/cex" xmlns:w16cid="http://schemas.microsoft.com/office/word/2016/wordml/cid" xmlns:w16="http://schemas.microsoft.com/office/word/2018/wordml" xmlns:w16sdtdh="http://schemas.microsoft.com/office/word/2020/wordml/sdtdatahash" xmlns:w16se="http://schemas.microsoft.com/office/word/2015/wordml/symex" xmlns:wpg="http://schemas.microsoft.com/office/word/2010/wordprocessingGroup" xmlns:wpi="http://schemas.microsoft.com/office/word/2010/wordprocessingInk" xmlns:wne="http://schemas.microsoft.com/office/word/2006/wordml" xmlns:wps="http://schemas.microsoft.com/office/word/2010/wordprocessingShape" mc:Ignorable="w14 w15 w16se w16cid w16 w16cex w16sdtdh wp14">
   <w:p>
     <w:pPr>
-      <w:pStyle w:val="Header"/>
+      <w:pStyle w:val="a6"/>
     </w:pPr>
   </w:p>
 </w:hdr>
 </file>
 
 <file path=word/header2.xml><?xml version="1.0" encoding="utf-8"?>
-<w:hdr xmlns:wpc="http://schemas.microsoft.com/office/word/2010/wordprocessingCanvas" xmlns:cx="http://schemas.microsoft.com/office/drawing/2014/chartex" xmlns:cx1="http://schemas.microsoft.com/office/drawing/2015/9/8/chartex" xmlns:cx2="http://schemas.microsoft.com/office/drawing/2015/10/21/chartex" xmlns:cx3="http://schemas.microsoft.com/office/drawing/2016/5/9/chartex" xmlns:cx4="http://schemas.microsoft.com/office/drawing/2016/5/10/chartex" xmlns:cx5="http://schemas.microsoft.com/office/drawing/2016/5/11/chartex" xmlns:cx6="http://schemas.microsoft.com/office/drawing/2016/5/12/chartex" xmlns:cx7="http://schemas.microsoft.com/office/drawing/2016/5/13/chartex" xmlns:cx8="http://schemas.microsoft.com/office/drawing/2016/5/14/chartex" xmlns:mc="http://schemas.openxmlformats.org/markup-compatibility/2006" xmlns:aink="http://schemas.microsoft.com/office/drawing/2016/ink" xmlns:am3d="http://schemas.microsoft.com/office/drawing/2017/model3d" xmlns:o="urn:schemas-microsoft-com:office:office" xmlns:oel="http://schemas.microsoft.com/office/2019/extlst" xmlns:r="http://schemas.openxmlformats.org/officeDocument/2006/relationships" xmlns:m="http://schemas.openxmlformats.org/officeDocument/2006/math" xmlns:v="urn:schemas-microsoft-com:vml" xmlns:wp14="http://schemas.microsoft.com/office/word/2010/wordprocessingDrawing" xmlns:wp="http://schemas.openxmlformats.org/drawingml/2006/wordprocessingDrawing" xmlns:w10="urn:schemas-microsoft-com:office:word" xmlns:w="http://schemas.openxmlformats.org/wordprocessingml/2006/main" xmlns:w14="http://schemas.microsoft.com/office/word/2010/wordml" xmlns:w15="http://schemas.microsoft.com/office/word/2012/wordml" xmlns:w16cex="http://schemas.microsoft.com/office/word/2018/wordml/cex" xmlns:w16cid="http://schemas.microsoft.com/office/word/2016/wordml/cid" xmlns:w16="http://schemas.microsoft.com/office/word/2018/wordml" xmlns:w16du="http://schemas.microsoft.com/office/word/2023/wordml/word16du" xmlns:w16sdtdh="http://schemas.microsoft.com/office/word/2020/wordml/sdtdatahash" xmlns:w16sdtfl="http://schemas.microsoft.com/office/word/2024/wordml/sdtformatlock" xmlns:w16se="http://schemas.microsoft.com/office/word/2015/wordml/symex" xmlns:wpg="http://schemas.microsoft.com/office/word/2010/wordprocessingGroup" xmlns:wpi="http://schemas.microsoft.com/office/word/2010/wordprocessingInk" xmlns:wne="http://schemas.microsoft.com/office/word/2006/wordml" xmlns:wps="http://schemas.microsoft.com/office/word/2010/wordprocessingShape" mc:Ignorable="w14 w15 w16se w16cid w16 w16cex w16sdtdh w16sdtfl w16du wp14">
+<w:hdr xmlns:wpc="http://schemas.microsoft.com/office/word/2010/wordprocessingCanvas" xmlns:cx="http://schemas.microsoft.com/office/drawing/2014/chartex" xmlns:cx1="http://schemas.microsoft.com/office/drawing/2015/9/8/chartex" xmlns:cx2="http://schemas.microsoft.com/office/drawing/2015/10/21/chartex" xmlns:cx3="http://schemas.microsoft.com/office/drawing/2016/5/9/chartex" xmlns:cx4="http://schemas.microsoft.com/office/drawing/2016/5/10/chartex" xmlns:cx5="http://schemas.microsoft.com/office/drawing/2016/5/11/chartex" xmlns:cx6="http://schemas.microsoft.com/office/drawing/2016/5/12/chartex" xmlns:cx7="http://schemas.microsoft.com/office/drawing/2016/5/13/chartex" xmlns:cx8="http://schemas.microsoft.com/office/drawing/2016/5/14/chartex" xmlns:mc="http://schemas.openxmlformats.org/markup-compatibility/2006" xmlns:aink="http://schemas.microsoft.com/office/drawing/2016/ink" xmlns:am3d="http://schemas.microsoft.com/office/drawing/2017/model3d" xmlns:o="urn:schemas-microsoft-com:office:office" xmlns:oel="http://schemas.microsoft.com/office/2019/extlst" xmlns:r="http://schemas.openxmlformats.org/officeDocument/2006/relationships" xmlns:m="http://schemas.openxmlformats.org/officeDocument/2006/math" xmlns:v="urn:schemas-microsoft-com:vml" xmlns:wp14="http://schemas.microsoft.com/office/word/2010/wordprocessingDrawing" xmlns:wp="http://schemas.openxmlformats.org/drawingml/2006/wordprocessingDrawing" xmlns:w10="urn:schemas-microsoft-com:office:word" xmlns:w="http://schemas.openxmlformats.org/wordprocessingml/2006/main" xmlns:w14="http://schemas.microsoft.com/office/word/2010/wordml" xmlns:w15="http://schemas.microsoft.com/office/word/2012/wordml" xmlns:w16cex="http://schemas.microsoft.com/office/word/2018/wordml/cex" xmlns:w16cid="http://schemas.microsoft.com/office/word/2016/wordml/cid" xmlns:w16="http://schemas.microsoft.com/office/word/2018/wordml" xmlns:w16sdtdh="http://schemas.microsoft.com/office/word/2020/wordml/sdtdatahash" xmlns:w16se="http://schemas.microsoft.com/office/word/2015/wordml/symex" xmlns:wpg="http://schemas.microsoft.com/office/word/2010/wordprocessingGroup" xmlns:wpi="http://schemas.microsoft.com/office/word/2010/wordprocessingInk" xmlns:wne="http://schemas.microsoft.com/office/word/2006/wordml" xmlns:wps="http://schemas.microsoft.com/office/word/2010/wordprocessingShape" mc:Ignorable="w14 w15 w16se w16cid w16 w16cex w16sdtdh wp14">
   <w:tbl>
     <w:tblPr>
       <w:tblW w:w="9923" w:type="dxa"/>
@@ -11593,7 +11655,7 @@
 </file>
 
 <file path=word/header3.xml><?xml version="1.0" encoding="utf-8"?>
-<w:hdr xmlns:wpc="http://schemas.microsoft.com/office/word/2010/wordprocessingCanvas" xmlns:cx="http://schemas.microsoft.com/office/drawing/2014/chartex" xmlns:cx1="http://schemas.microsoft.com/office/drawing/2015/9/8/chartex" xmlns:cx2="http://schemas.microsoft.com/office/drawing/2015/10/21/chartex" xmlns:cx3="http://schemas.microsoft.com/office/drawing/2016/5/9/chartex" xmlns:cx4="http://schemas.microsoft.com/office/drawing/2016/5/10/chartex" xmlns:cx5="http://schemas.microsoft.com/office/drawing/2016/5/11/chartex" xmlns:cx6="http://schemas.microsoft.com/office/drawing/2016/5/12/chartex" xmlns:cx7="http://schemas.microsoft.com/office/drawing/2016/5/13/chartex" xmlns:cx8="http://schemas.microsoft.com/office/drawing/2016/5/14/chartex" xmlns:mc="http://schemas.openxmlformats.org/markup-compatibility/2006" xmlns:aink="http://schemas.microsoft.com/office/drawing/2016/ink" xmlns:am3d="http://schemas.microsoft.com/office/drawing/2017/model3d" xmlns:o="urn:schemas-microsoft-com:office:office" xmlns:oel="http://schemas.microsoft.com/office/2019/extlst" xmlns:r="http://schemas.openxmlformats.org/officeDocument/2006/relationships" xmlns:m="http://schemas.openxmlformats.org/officeDocument/2006/math" xmlns:v="urn:schemas-microsoft-com:vml" xmlns:wp14="http://schemas.microsoft.com/office/word/2010/wordprocessingDrawing" xmlns:wp="http://schemas.openxmlformats.org/drawingml/2006/wordprocessingDrawing" xmlns:w10="urn:schemas-microsoft-com:office:word" xmlns:w="http://schemas.openxmlformats.org/wordprocessingml/2006/main" xmlns:w14="http://schemas.microsoft.com/office/word/2010/wordml" xmlns:w15="http://schemas.microsoft.com/office/word/2012/wordml" xmlns:w16cex="http://schemas.microsoft.com/office/word/2018/wordml/cex" xmlns:w16cid="http://schemas.microsoft.com/office/word/2016/wordml/cid" xmlns:w16="http://schemas.microsoft.com/office/word/2018/wordml" xmlns:w16du="http://schemas.microsoft.com/office/word/2023/wordml/word16du" xmlns:w16sdtdh="http://schemas.microsoft.com/office/word/2020/wordml/sdtdatahash" xmlns:w16sdtfl="http://schemas.microsoft.com/office/word/2024/wordml/sdtformatlock" xmlns:w16se="http://schemas.microsoft.com/office/word/2015/wordml/symex" xmlns:wpg="http://schemas.microsoft.com/office/word/2010/wordprocessingGroup" xmlns:wpi="http://schemas.microsoft.com/office/word/2010/wordprocessingInk" xmlns:wne="http://schemas.microsoft.com/office/word/2006/wordml" xmlns:wps="http://schemas.microsoft.com/office/word/2010/wordprocessingShape" mc:Ignorable="w14 w15 w16se w16cid w16 w16cex w16sdtdh w16sdtfl w16du wp14">
+<w:hdr xmlns:wpc="http://schemas.microsoft.com/office/word/2010/wordprocessingCanvas" xmlns:cx="http://schemas.microsoft.com/office/drawing/2014/chartex" xmlns:cx1="http://schemas.microsoft.com/office/drawing/2015/9/8/chartex" xmlns:cx2="http://schemas.microsoft.com/office/drawing/2015/10/21/chartex" xmlns:cx3="http://schemas.microsoft.com/office/drawing/2016/5/9/chartex" xmlns:cx4="http://schemas.microsoft.com/office/drawing/2016/5/10/chartex" xmlns:cx5="http://schemas.microsoft.com/office/drawing/2016/5/11/chartex" xmlns:cx6="http://schemas.microsoft.com/office/drawing/2016/5/12/chartex" xmlns:cx7="http://schemas.microsoft.com/office/drawing/2016/5/13/chartex" xmlns:cx8="http://schemas.microsoft.com/office/drawing/2016/5/14/chartex" xmlns:mc="http://schemas.openxmlformats.org/markup-compatibility/2006" xmlns:aink="http://schemas.microsoft.com/office/drawing/2016/ink" xmlns:am3d="http://schemas.microsoft.com/office/drawing/2017/model3d" xmlns:o="urn:schemas-microsoft-com:office:office" xmlns:oel="http://schemas.microsoft.com/office/2019/extlst" xmlns:r="http://schemas.openxmlformats.org/officeDocument/2006/relationships" xmlns:m="http://schemas.openxmlformats.org/officeDocument/2006/math" xmlns:v="urn:schemas-microsoft-com:vml" xmlns:wp14="http://schemas.microsoft.com/office/word/2010/wordprocessingDrawing" xmlns:wp="http://schemas.openxmlformats.org/drawingml/2006/wordprocessingDrawing" xmlns:w10="urn:schemas-microsoft-com:office:word" xmlns:w="http://schemas.openxmlformats.org/wordprocessingml/2006/main" xmlns:w14="http://schemas.microsoft.com/office/word/2010/wordml" xmlns:w15="http://schemas.microsoft.com/office/word/2012/wordml" xmlns:w16cex="http://schemas.microsoft.com/office/word/2018/wordml/cex" xmlns:w16cid="http://schemas.microsoft.com/office/word/2016/wordml/cid" xmlns:w16="http://schemas.microsoft.com/office/word/2018/wordml" xmlns:w16sdtdh="http://schemas.microsoft.com/office/word/2020/wordml/sdtdatahash" xmlns:w16se="http://schemas.microsoft.com/office/word/2015/wordml/symex" xmlns:wpg="http://schemas.microsoft.com/office/word/2010/wordprocessingGroup" xmlns:wpi="http://schemas.microsoft.com/office/word/2010/wordprocessingInk" xmlns:wne="http://schemas.microsoft.com/office/word/2006/wordml" xmlns:wps="http://schemas.microsoft.com/office/word/2010/wordprocessingShape" mc:Ignorable="w14 w15 w16se w16cid w16 w16cex w16sdtdh wp14">
   <w:tbl>
     <w:tblPr>
       <w:tblW w:w="15795" w:type="dxa"/>
@@ -11672,7 +11734,7 @@
 </file>
 
 <file path=word/header4.xml><?xml version="1.0" encoding="utf-8"?>
-<w:hdr xmlns:wpc="http://schemas.microsoft.com/office/word/2010/wordprocessingCanvas" xmlns:cx="http://schemas.microsoft.com/office/drawing/2014/chartex" xmlns:cx1="http://schemas.microsoft.com/office/drawing/2015/9/8/chartex" xmlns:cx2="http://schemas.microsoft.com/office/drawing/2015/10/21/chartex" xmlns:cx3="http://schemas.microsoft.com/office/drawing/2016/5/9/chartex" xmlns:cx4="http://schemas.microsoft.com/office/drawing/2016/5/10/chartex" xmlns:cx5="http://schemas.microsoft.com/office/drawing/2016/5/11/chartex" xmlns:cx6="http://schemas.microsoft.com/office/drawing/2016/5/12/chartex" xmlns:cx7="http://schemas.microsoft.com/office/drawing/2016/5/13/chartex" xmlns:cx8="http://schemas.microsoft.com/office/drawing/2016/5/14/chartex" xmlns:mc="http://schemas.openxmlformats.org/markup-compatibility/2006" xmlns:aink="http://schemas.microsoft.com/office/drawing/2016/ink" xmlns:am3d="http://schemas.microsoft.com/office/drawing/2017/model3d" xmlns:o="urn:schemas-microsoft-com:office:office" xmlns:oel="http://schemas.microsoft.com/office/2019/extlst" xmlns:r="http://schemas.openxmlformats.org/officeDocument/2006/relationships" xmlns:m="http://schemas.openxmlformats.org/officeDocument/2006/math" xmlns:v="urn:schemas-microsoft-com:vml" xmlns:wp14="http://schemas.microsoft.com/office/word/2010/wordprocessingDrawing" xmlns:wp="http://schemas.openxmlformats.org/drawingml/2006/wordprocessingDrawing" xmlns:w10="urn:schemas-microsoft-com:office:word" xmlns:w="http://schemas.openxmlformats.org/wordprocessingml/2006/main" xmlns:w14="http://schemas.microsoft.com/office/word/2010/wordml" xmlns:w15="http://schemas.microsoft.com/office/word/2012/wordml" xmlns:w16cex="http://schemas.microsoft.com/office/word/2018/wordml/cex" xmlns:w16cid="http://schemas.microsoft.com/office/word/2016/wordml/cid" xmlns:w16="http://schemas.microsoft.com/office/word/2018/wordml" xmlns:w16du="http://schemas.microsoft.com/office/word/2023/wordml/word16du" xmlns:w16sdtdh="http://schemas.microsoft.com/office/word/2020/wordml/sdtdatahash" xmlns:w16sdtfl="http://schemas.microsoft.com/office/word/2024/wordml/sdtformatlock" xmlns:w16se="http://schemas.microsoft.com/office/word/2015/wordml/symex" xmlns:wpg="http://schemas.microsoft.com/office/word/2010/wordprocessingGroup" xmlns:wpi="http://schemas.microsoft.com/office/word/2010/wordprocessingInk" xmlns:wne="http://schemas.microsoft.com/office/word/2006/wordml" xmlns:wps="http://schemas.microsoft.com/office/word/2010/wordprocessingShape" mc:Ignorable="w14 w15 w16se w16cid w16 w16cex w16sdtdh w16sdtfl w16du wp14">
+<w:hdr xmlns:wpc="http://schemas.microsoft.com/office/word/2010/wordprocessingCanvas" xmlns:cx="http://schemas.microsoft.com/office/drawing/2014/chartex" xmlns:cx1="http://schemas.microsoft.com/office/drawing/2015/9/8/chartex" xmlns:cx2="http://schemas.microsoft.com/office/drawing/2015/10/21/chartex" xmlns:cx3="http://schemas.microsoft.com/office/drawing/2016/5/9/chartex" xmlns:cx4="http://schemas.microsoft.com/office/drawing/2016/5/10/chartex" xmlns:cx5="http://schemas.microsoft.com/office/drawing/2016/5/11/chartex" xmlns:cx6="http://schemas.microsoft.com/office/drawing/2016/5/12/chartex" xmlns:cx7="http://schemas.microsoft.com/office/drawing/2016/5/13/chartex" xmlns:cx8="http://schemas.microsoft.com/office/drawing/2016/5/14/chartex" xmlns:mc="http://schemas.openxmlformats.org/markup-compatibility/2006" xmlns:aink="http://schemas.microsoft.com/office/drawing/2016/ink" xmlns:am3d="http://schemas.microsoft.com/office/drawing/2017/model3d" xmlns:o="urn:schemas-microsoft-com:office:office" xmlns:oel="http://schemas.microsoft.com/office/2019/extlst" xmlns:r="http://schemas.openxmlformats.org/officeDocument/2006/relationships" xmlns:m="http://schemas.openxmlformats.org/officeDocument/2006/math" xmlns:v="urn:schemas-microsoft-com:vml" xmlns:wp14="http://schemas.microsoft.com/office/word/2010/wordprocessingDrawing" xmlns:wp="http://schemas.openxmlformats.org/drawingml/2006/wordprocessingDrawing" xmlns:w10="urn:schemas-microsoft-com:office:word" xmlns:w="http://schemas.openxmlformats.org/wordprocessingml/2006/main" xmlns:w14="http://schemas.microsoft.com/office/word/2010/wordml" xmlns:w15="http://schemas.microsoft.com/office/word/2012/wordml" xmlns:w16cex="http://schemas.microsoft.com/office/word/2018/wordml/cex" xmlns:w16cid="http://schemas.microsoft.com/office/word/2016/wordml/cid" xmlns:w16="http://schemas.microsoft.com/office/word/2018/wordml" xmlns:w16sdtdh="http://schemas.microsoft.com/office/word/2020/wordml/sdtdatahash" xmlns:w16se="http://schemas.microsoft.com/office/word/2015/wordml/symex" xmlns:wpg="http://schemas.microsoft.com/office/word/2010/wordprocessingGroup" xmlns:wpi="http://schemas.microsoft.com/office/word/2010/wordprocessingInk" xmlns:wne="http://schemas.microsoft.com/office/word/2006/wordml" xmlns:wps="http://schemas.microsoft.com/office/word/2010/wordprocessingShape" mc:Ignorable="w14 w15 w16se w16cid w16 w16cex w16sdtdh wp14">
   <w:tbl>
     <w:tblPr>
       <w:tblW w:w="9923" w:type="dxa"/>
@@ -11744,7 +11806,7 @@
 </file>
 
 <file path=word/header5.xml><?xml version="1.0" encoding="utf-8"?>
-<w:hdr xmlns:wpc="http://schemas.microsoft.com/office/word/2010/wordprocessingCanvas" xmlns:cx="http://schemas.microsoft.com/office/drawing/2014/chartex" xmlns:cx1="http://schemas.microsoft.com/office/drawing/2015/9/8/chartex" xmlns:cx2="http://schemas.microsoft.com/office/drawing/2015/10/21/chartex" xmlns:cx3="http://schemas.microsoft.com/office/drawing/2016/5/9/chartex" xmlns:cx4="http://schemas.microsoft.com/office/drawing/2016/5/10/chartex" xmlns:cx5="http://schemas.microsoft.com/office/drawing/2016/5/11/chartex" xmlns:cx6="http://schemas.microsoft.com/office/drawing/2016/5/12/chartex" xmlns:cx7="http://schemas.microsoft.com/office/drawing/2016/5/13/chartex" xmlns:cx8="http://schemas.microsoft.com/office/drawing/2016/5/14/chartex" xmlns:mc="http://schemas.openxmlformats.org/markup-compatibility/2006" xmlns:aink="http://schemas.microsoft.com/office/drawing/2016/ink" xmlns:am3d="http://schemas.microsoft.com/office/drawing/2017/model3d" xmlns:o="urn:schemas-microsoft-com:office:office" xmlns:oel="http://schemas.microsoft.com/office/2019/extlst" xmlns:r="http://schemas.openxmlformats.org/officeDocument/2006/relationships" xmlns:m="http://schemas.openxmlformats.org/officeDocument/2006/math" xmlns:v="urn:schemas-microsoft-com:vml" xmlns:wp14="http://schemas.microsoft.com/office/word/2010/wordprocessingDrawing" xmlns:wp="http://schemas.openxmlformats.org/drawingml/2006/wordprocessingDrawing" xmlns:w10="urn:schemas-microsoft-com:office:word" xmlns:w="http://schemas.openxmlformats.org/wordprocessingml/2006/main" xmlns:w14="http://schemas.microsoft.com/office/word/2010/wordml" xmlns:w15="http://schemas.microsoft.com/office/word/2012/wordml" xmlns:w16cex="http://schemas.microsoft.com/office/word/2018/wordml/cex" xmlns:w16cid="http://schemas.microsoft.com/office/word/2016/wordml/cid" xmlns:w16="http://schemas.microsoft.com/office/word/2018/wordml" xmlns:w16du="http://schemas.microsoft.com/office/word/2023/wordml/word16du" xmlns:w16sdtdh="http://schemas.microsoft.com/office/word/2020/wordml/sdtdatahash" xmlns:w16sdtfl="http://schemas.microsoft.com/office/word/2024/wordml/sdtformatlock" xmlns:w16se="http://schemas.microsoft.com/office/word/2015/wordml/symex" xmlns:wpg="http://schemas.microsoft.com/office/word/2010/wordprocessingGroup" xmlns:wpi="http://schemas.microsoft.com/office/word/2010/wordprocessingInk" xmlns:wne="http://schemas.microsoft.com/office/word/2006/wordml" xmlns:wps="http://schemas.microsoft.com/office/word/2010/wordprocessingShape" mc:Ignorable="w14 w15 w16se w16cid w16 w16cex w16sdtdh w16sdtfl w16du wp14">
+<w:hdr xmlns:wpc="http://schemas.microsoft.com/office/word/2010/wordprocessingCanvas" xmlns:cx="http://schemas.microsoft.com/office/drawing/2014/chartex" xmlns:cx1="http://schemas.microsoft.com/office/drawing/2015/9/8/chartex" xmlns:cx2="http://schemas.microsoft.com/office/drawing/2015/10/21/chartex" xmlns:cx3="http://schemas.microsoft.com/office/drawing/2016/5/9/chartex" xmlns:cx4="http://schemas.microsoft.com/office/drawing/2016/5/10/chartex" xmlns:cx5="http://schemas.microsoft.com/office/drawing/2016/5/11/chartex" xmlns:cx6="http://schemas.microsoft.com/office/drawing/2016/5/12/chartex" xmlns:cx7="http://schemas.microsoft.com/office/drawing/2016/5/13/chartex" xmlns:cx8="http://schemas.microsoft.com/office/drawing/2016/5/14/chartex" xmlns:mc="http://schemas.openxmlformats.org/markup-compatibility/2006" xmlns:aink="http://schemas.microsoft.com/office/drawing/2016/ink" xmlns:am3d="http://schemas.microsoft.com/office/drawing/2017/model3d" xmlns:o="urn:schemas-microsoft-com:office:office" xmlns:oel="http://schemas.microsoft.com/office/2019/extlst" xmlns:r="http://schemas.openxmlformats.org/officeDocument/2006/relationships" xmlns:m="http://schemas.openxmlformats.org/officeDocument/2006/math" xmlns:v="urn:schemas-microsoft-com:vml" xmlns:wp14="http://schemas.microsoft.com/office/word/2010/wordprocessingDrawing" xmlns:wp="http://schemas.openxmlformats.org/drawingml/2006/wordprocessingDrawing" xmlns:w10="urn:schemas-microsoft-com:office:word" xmlns:w="http://schemas.openxmlformats.org/wordprocessingml/2006/main" xmlns:w14="http://schemas.microsoft.com/office/word/2010/wordml" xmlns:w15="http://schemas.microsoft.com/office/word/2012/wordml" xmlns:w16cex="http://schemas.microsoft.com/office/word/2018/wordml/cex" xmlns:w16cid="http://schemas.microsoft.com/office/word/2016/wordml/cid" xmlns:w16="http://schemas.microsoft.com/office/word/2018/wordml" xmlns:w16sdtdh="http://schemas.microsoft.com/office/word/2020/wordml/sdtdatahash" xmlns:w16se="http://schemas.microsoft.com/office/word/2015/wordml/symex" xmlns:wpg="http://schemas.microsoft.com/office/word/2010/wordprocessingGroup" xmlns:wpi="http://schemas.microsoft.com/office/word/2010/wordprocessingInk" xmlns:wne="http://schemas.microsoft.com/office/word/2006/wordml" xmlns:wps="http://schemas.microsoft.com/office/word/2010/wordprocessingShape" mc:Ignorable="w14 w15 w16se w16cid w16 w16cex w16sdtdh wp14">
   <w:tbl>
     <w:tblPr>
       <w:tblW w:w="22113" w:type="dxa"/>
@@ -11817,7 +11879,7 @@
 </file>
 
 <file path=word/numbering.xml><?xml version="1.0" encoding="utf-8"?>
-<w:numbering xmlns:wpc="http://schemas.microsoft.com/office/word/2010/wordprocessingCanvas" xmlns:cx="http://schemas.microsoft.com/office/drawing/2014/chartex" xmlns:cx1="http://schemas.microsoft.com/office/drawing/2015/9/8/chartex" xmlns:cx2="http://schemas.microsoft.com/office/drawing/2015/10/21/chartex" xmlns:cx3="http://schemas.microsoft.com/office/drawing/2016/5/9/chartex" xmlns:cx4="http://schemas.microsoft.com/office/drawing/2016/5/10/chartex" xmlns:cx5="http://schemas.microsoft.com/office/drawing/2016/5/11/chartex" xmlns:cx6="http://schemas.microsoft.com/office/drawing/2016/5/12/chartex" xmlns:cx7="http://schemas.microsoft.com/office/drawing/2016/5/13/chartex" xmlns:cx8="http://schemas.microsoft.com/office/drawing/2016/5/14/chartex" xmlns:mc="http://schemas.openxmlformats.org/markup-compatibility/2006" xmlns:aink="http://schemas.microsoft.com/office/drawing/2016/ink" xmlns:am3d="http://schemas.microsoft.com/office/drawing/2017/model3d" xmlns:o="urn:schemas-microsoft-com:office:office" xmlns:oel="http://schemas.microsoft.com/office/2019/extlst" xmlns:r="http://schemas.openxmlformats.org/officeDocument/2006/relationships" xmlns:m="http://schemas.openxmlformats.org/officeDocument/2006/math" xmlns:v="urn:schemas-microsoft-com:vml" xmlns:wp14="http://schemas.microsoft.com/office/word/2010/wordprocessingDrawing" xmlns:wp="http://schemas.openxmlformats.org/drawingml/2006/wordprocessingDrawing" xmlns:w10="urn:schemas-microsoft-com:office:word" xmlns:w="http://schemas.openxmlformats.org/wordprocessingml/2006/main" xmlns:w14="http://schemas.microsoft.com/office/word/2010/wordml" xmlns:w15="http://schemas.microsoft.com/office/word/2012/wordml" xmlns:w16cex="http://schemas.microsoft.com/office/word/2018/wordml/cex" xmlns:w16cid="http://schemas.microsoft.com/office/word/2016/wordml/cid" xmlns:w16="http://schemas.microsoft.com/office/word/2018/wordml" xmlns:w16du="http://schemas.microsoft.com/office/word/2023/wordml/word16du" xmlns:w16sdtdh="http://schemas.microsoft.com/office/word/2020/wordml/sdtdatahash" xmlns:w16sdtfl="http://schemas.microsoft.com/office/word/2024/wordml/sdtformatlock" xmlns:w16se="http://schemas.microsoft.com/office/word/2015/wordml/symex" xmlns:wpg="http://schemas.microsoft.com/office/word/2010/wordprocessingGroup" xmlns:wpi="http://schemas.microsoft.com/office/word/2010/wordprocessingInk" xmlns:wne="http://schemas.microsoft.com/office/word/2006/wordml" xmlns:wps="http://schemas.microsoft.com/office/word/2010/wordprocessingShape" mc:Ignorable="w14 w15 w16se w16cid w16 w16cex w16sdtdh w16sdtfl w16du wp14">
+<w:numbering xmlns:wpc="http://schemas.microsoft.com/office/word/2010/wordprocessingCanvas" xmlns:cx="http://schemas.microsoft.com/office/drawing/2014/chartex" xmlns:cx1="http://schemas.microsoft.com/office/drawing/2015/9/8/chartex" xmlns:cx2="http://schemas.microsoft.com/office/drawing/2015/10/21/chartex" xmlns:cx3="http://schemas.microsoft.com/office/drawing/2016/5/9/chartex" xmlns:cx4="http://schemas.microsoft.com/office/drawing/2016/5/10/chartex" xmlns:cx5="http://schemas.microsoft.com/office/drawing/2016/5/11/chartex" xmlns:cx6="http://schemas.microsoft.com/office/drawing/2016/5/12/chartex" xmlns:cx7="http://schemas.microsoft.com/office/drawing/2016/5/13/chartex" xmlns:cx8="http://schemas.microsoft.com/office/drawing/2016/5/14/chartex" xmlns:mc="http://schemas.openxmlformats.org/markup-compatibility/2006" xmlns:aink="http://schemas.microsoft.com/office/drawing/2016/ink" xmlns:am3d="http://schemas.microsoft.com/office/drawing/2017/model3d" xmlns:o="urn:schemas-microsoft-com:office:office" xmlns:oel="http://schemas.microsoft.com/office/2019/extlst" xmlns:r="http://schemas.openxmlformats.org/officeDocument/2006/relationships" xmlns:m="http://schemas.openxmlformats.org/officeDocument/2006/math" xmlns:v="urn:schemas-microsoft-com:vml" xmlns:wp14="http://schemas.microsoft.com/office/word/2010/wordprocessingDrawing" xmlns:wp="http://schemas.openxmlformats.org/drawingml/2006/wordprocessingDrawing" xmlns:w10="urn:schemas-microsoft-com:office:word" xmlns:w="http://schemas.openxmlformats.org/wordprocessingml/2006/main" xmlns:w14="http://schemas.microsoft.com/office/word/2010/wordml" xmlns:w15="http://schemas.microsoft.com/office/word/2012/wordml" xmlns:w16cex="http://schemas.microsoft.com/office/word/2018/wordml/cex" xmlns:w16cid="http://schemas.microsoft.com/office/word/2016/wordml/cid" xmlns:w16="http://schemas.microsoft.com/office/word/2018/wordml" xmlns:w16sdtdh="http://schemas.microsoft.com/office/word/2020/wordml/sdtdatahash" xmlns:w16se="http://schemas.microsoft.com/office/word/2015/wordml/symex" xmlns:wpg="http://schemas.microsoft.com/office/word/2010/wordprocessingGroup" xmlns:wpi="http://schemas.microsoft.com/office/word/2010/wordprocessingInk" xmlns:wne="http://schemas.microsoft.com/office/word/2006/wordml" xmlns:wps="http://schemas.microsoft.com/office/word/2010/wordprocessingShape" mc:Ignorable="w14 w15 w16se w16cid w16 w16cex w16sdtdh wp14">
   <w:abstractNum w:abstractNumId="0" w15:restartNumberingAfterBreak="0">
     <w:nsid w:val="01996C30"/>
     <w:multiLevelType w:val="hybridMultilevel"/>
@@ -13849,7 +13911,7 @@
 </file>
 
 <file path=word/styles.xml><?xml version="1.0" encoding="utf-8"?>
-<w:styles xmlns:mc="http://schemas.openxmlformats.org/markup-compatibility/2006" xmlns:r="http://schemas.openxmlformats.org/officeDocument/2006/relationships" xmlns:w="http://schemas.openxmlformats.org/wordprocessingml/2006/main" xmlns:w14="http://schemas.microsoft.com/office/word/2010/wordml" xmlns:w15="http://schemas.microsoft.com/office/word/2012/wordml" xmlns:w16cex="http://schemas.microsoft.com/office/word/2018/wordml/cex" xmlns:w16cid="http://schemas.microsoft.com/office/word/2016/wordml/cid" xmlns:w16="http://schemas.microsoft.com/office/word/2018/wordml" xmlns:w16du="http://schemas.microsoft.com/office/word/2023/wordml/word16du" xmlns:w16sdtdh="http://schemas.microsoft.com/office/word/2020/wordml/sdtdatahash" xmlns:w16sdtfl="http://schemas.microsoft.com/office/word/2024/wordml/sdtformatlock" xmlns:w16se="http://schemas.microsoft.com/office/word/2015/wordml/symex" mc:Ignorable="w14 w15 w16se w16cid w16 w16cex w16sdtdh w16sdtfl w16du">
+<w:styles xmlns:mc="http://schemas.openxmlformats.org/markup-compatibility/2006" xmlns:r="http://schemas.openxmlformats.org/officeDocument/2006/relationships" xmlns:w="http://schemas.openxmlformats.org/wordprocessingml/2006/main" xmlns:w14="http://schemas.microsoft.com/office/word/2010/wordml" xmlns:w15="http://schemas.microsoft.com/office/word/2012/wordml" xmlns:w16cex="http://schemas.microsoft.com/office/word/2018/wordml/cex" xmlns:w16cid="http://schemas.microsoft.com/office/word/2016/wordml/cid" xmlns:w16="http://schemas.microsoft.com/office/word/2018/wordml" xmlns:w16sdtdh="http://schemas.microsoft.com/office/word/2020/wordml/sdtdatahash" xmlns:w16se="http://schemas.microsoft.com/office/word/2015/wordml/symex" mc:Ignorable="w14 w15 w16se w16cid w16 w16cex w16sdtdh">
   <w:docDefaults>
     <w:rPrDefault>
       <w:rPr>
@@ -14227,7 +14289,7 @@
     <w:lsdException w:name="Unresolved Mention" w:semiHidden="1" w:uiPriority="99" w:unhideWhenUsed="1"/>
     <w:lsdException w:name="Smart Link" w:semiHidden="1" w:uiPriority="99" w:unhideWhenUsed="1"/>
   </w:latentStyles>
-  <w:style w:type="paragraph" w:default="1" w:styleId="Normal">
+  <w:style w:type="paragraph" w:default="1" w:styleId="a">
     <w:name w:val="Normal"/>
     <w:rsid w:val="005331C6"/>
     <w:rPr>
@@ -14235,12 +14297,12 @@
       <w:szCs w:val="24"/>
     </w:rPr>
   </w:style>
-  <w:style w:type="paragraph" w:styleId="Heading1">
+  <w:style w:type="paragraph" w:styleId="1">
     <w:name w:val="heading 1"/>
     <w:aliases w:val="УДК"/>
-    <w:basedOn w:val="Normal"/>
-    <w:next w:val="Normal"/>
-    <w:link w:val="Heading1Char"/>
+    <w:basedOn w:val="a"/>
+    <w:next w:val="a"/>
+    <w:link w:val="10"/>
     <w:rsid w:val="008F5AC7"/>
     <w:pPr>
       <w:keepNext/>
@@ -14256,11 +14318,11 @@
       <w:szCs w:val="32"/>
     </w:rPr>
   </w:style>
-  <w:style w:type="paragraph" w:styleId="Heading2">
+  <w:style w:type="paragraph" w:styleId="2">
     <w:name w:val="heading 2"/>
-    <w:basedOn w:val="Normal"/>
-    <w:next w:val="Normal"/>
-    <w:link w:val="Heading2Char"/>
+    <w:basedOn w:val="a"/>
+    <w:next w:val="a"/>
+    <w:link w:val="20"/>
     <w:uiPriority w:val="9"/>
     <w:semiHidden/>
     <w:unhideWhenUsed/>
@@ -14281,11 +14343,11 @@
       <w:szCs w:val="26"/>
     </w:rPr>
   </w:style>
-  <w:style w:type="paragraph" w:styleId="Heading3">
+  <w:style w:type="paragraph" w:styleId="3">
     <w:name w:val="heading 3"/>
-    <w:basedOn w:val="Normal"/>
-    <w:next w:val="Normal"/>
-    <w:link w:val="Heading3Char"/>
+    <w:basedOn w:val="a"/>
+    <w:next w:val="a"/>
+    <w:link w:val="30"/>
     <w:semiHidden/>
     <w:unhideWhenUsed/>
     <w:qFormat/>
@@ -14301,11 +14363,11 @@
       <w:color w:val="243F60" w:themeColor="accent1" w:themeShade="7F"/>
     </w:rPr>
   </w:style>
-  <w:style w:type="paragraph" w:styleId="Heading5">
+  <w:style w:type="paragraph" w:styleId="5">
     <w:name w:val="heading 5"/>
-    <w:basedOn w:val="Normal"/>
-    <w:next w:val="Normal"/>
-    <w:link w:val="Heading5Char"/>
+    <w:basedOn w:val="a"/>
+    <w:next w:val="a"/>
+    <w:link w:val="50"/>
     <w:unhideWhenUsed/>
     <w:rsid w:val="001C053C"/>
     <w:pPr>
@@ -14319,11 +14381,11 @@
       <w:color w:val="365F91" w:themeColor="accent1" w:themeShade="BF"/>
     </w:rPr>
   </w:style>
-  <w:style w:type="paragraph" w:styleId="Heading6">
+  <w:style w:type="paragraph" w:styleId="6">
     <w:name w:val="heading 6"/>
-    <w:basedOn w:val="Normal"/>
-    <w:next w:val="Normal"/>
-    <w:link w:val="Heading6Char"/>
+    <w:basedOn w:val="a"/>
+    <w:next w:val="a"/>
+    <w:link w:val="60"/>
     <w:unhideWhenUsed/>
     <w:rsid w:val="005E7B89"/>
     <w:pPr>
@@ -14337,11 +14399,11 @@
       <w:color w:val="243F60" w:themeColor="accent1" w:themeShade="7F"/>
     </w:rPr>
   </w:style>
-  <w:style w:type="paragraph" w:styleId="Heading7">
+  <w:style w:type="paragraph" w:styleId="7">
     <w:name w:val="heading 7"/>
-    <w:basedOn w:val="Normal"/>
-    <w:next w:val="Normal"/>
-    <w:link w:val="Heading7Char"/>
+    <w:basedOn w:val="a"/>
+    <w:next w:val="a"/>
+    <w:link w:val="70"/>
     <w:rsid w:val="005E7B89"/>
     <w:pPr>
       <w:keepNext/>
@@ -14353,11 +14415,11 @@
       <w:szCs w:val="20"/>
     </w:rPr>
   </w:style>
-  <w:style w:type="paragraph" w:styleId="Heading8">
+  <w:style w:type="paragraph" w:styleId="8">
     <w:name w:val="heading 8"/>
-    <w:basedOn w:val="Normal"/>
-    <w:next w:val="Normal"/>
-    <w:link w:val="Heading8Char"/>
+    <w:basedOn w:val="a"/>
+    <w:next w:val="a"/>
+    <w:link w:val="80"/>
     <w:semiHidden/>
     <w:unhideWhenUsed/>
     <w:qFormat/>
@@ -14372,13 +14434,13 @@
       <w:iCs/>
     </w:rPr>
   </w:style>
-  <w:style w:type="character" w:default="1" w:styleId="DefaultParagraphFont">
+  <w:style w:type="character" w:default="1" w:styleId="a0">
     <w:name w:val="Default Paragraph Font"/>
     <w:uiPriority w:val="1"/>
     <w:semiHidden/>
     <w:unhideWhenUsed/>
   </w:style>
-  <w:style w:type="table" w:default="1" w:styleId="TableNormal">
+  <w:style w:type="table" w:default="1" w:styleId="a1">
     <w:name w:val="Normal Table"/>
     <w:uiPriority w:val="99"/>
     <w:semiHidden/>
@@ -14393,16 +14455,16 @@
       </w:tblCellMar>
     </w:tblPr>
   </w:style>
-  <w:style w:type="numbering" w:default="1" w:styleId="NoList">
+  <w:style w:type="numbering" w:default="1" w:styleId="a2">
     <w:name w:val="No List"/>
     <w:uiPriority w:val="99"/>
     <w:semiHidden/>
     <w:unhideWhenUsed/>
   </w:style>
-  <w:style w:type="character" w:customStyle="1" w:styleId="Heading2Char">
-    <w:name w:val="Heading 2 Char"/>
-    <w:basedOn w:val="DefaultParagraphFont"/>
-    <w:link w:val="Heading2"/>
+  <w:style w:type="character" w:customStyle="1" w:styleId="20">
+    <w:name w:val="Заголовок 2 Знак"/>
+    <w:basedOn w:val="a0"/>
+    <w:link w:val="2"/>
     <w:uiPriority w:val="9"/>
     <w:rsid w:val="00E73BFC"/>
     <w:rPr>
@@ -14414,10 +14476,10 @@
       <w:szCs w:val="26"/>
     </w:rPr>
   </w:style>
-  <w:style w:type="character" w:customStyle="1" w:styleId="Heading3Char">
-    <w:name w:val="Heading 3 Char"/>
-    <w:basedOn w:val="DefaultParagraphFont"/>
-    <w:link w:val="Heading3"/>
+  <w:style w:type="character" w:customStyle="1" w:styleId="30">
+    <w:name w:val="Заголовок 3 Знак"/>
+    <w:basedOn w:val="a0"/>
+    <w:link w:val="3"/>
     <w:semiHidden/>
     <w:rsid w:val="00085EA6"/>
     <w:rPr>
@@ -14427,10 +14489,10 @@
       <w:szCs w:val="24"/>
     </w:rPr>
   </w:style>
-  <w:style w:type="character" w:customStyle="1" w:styleId="Heading5Char">
-    <w:name w:val="Heading 5 Char"/>
-    <w:basedOn w:val="DefaultParagraphFont"/>
-    <w:link w:val="Heading5"/>
+  <w:style w:type="character" w:customStyle="1" w:styleId="50">
+    <w:name w:val="Заголовок 5 Знак"/>
+    <w:basedOn w:val="a0"/>
+    <w:link w:val="5"/>
     <w:rsid w:val="001C053C"/>
     <w:rPr>
       <w:rFonts w:asciiTheme="majorHAnsi" w:eastAsiaTheme="majorEastAsia" w:hAnsiTheme="majorHAnsi" w:cstheme="majorBidi"/>
@@ -14441,7 +14503,7 @@
   </w:style>
   <w:style w:type="character" w:customStyle="1" w:styleId="295pt">
     <w:name w:val="Подпись к таблице (2) + 9;5 pt;Не полужирный"/>
-    <w:basedOn w:val="DefaultParagraphFont"/>
+    <w:basedOn w:val="a0"/>
     <w:rsid w:val="008F5AC7"/>
     <w:rPr>
       <w:b/>
@@ -14451,9 +14513,9 @@
       <w:shd w:val="clear" w:color="auto" w:fill="FFFFFF"/>
     </w:rPr>
   </w:style>
-  <w:style w:type="paragraph" w:customStyle="1" w:styleId="a">
-    <w:basedOn w:val="Normal"/>
-    <w:next w:val="Normal"/>
+  <w:style w:type="paragraph" w:customStyle="1" w:styleId="a3">
+    <w:basedOn w:val="a"/>
+    <w:next w:val="a"/>
     <w:rsid w:val="00C45915"/>
     <w:pPr>
       <w:spacing w:after="120"/>
@@ -14466,10 +14528,10 @@
       <w:szCs w:val="16"/>
     </w:rPr>
   </w:style>
-  <w:style w:type="paragraph" w:customStyle="1" w:styleId="a0">
+  <w:style w:type="paragraph" w:customStyle="1" w:styleId="a4">
     <w:name w:val="Колонтитул нижний ЦДП"/>
-    <w:basedOn w:val="Normal"/>
-    <w:link w:val="a1"/>
+    <w:basedOn w:val="a"/>
+    <w:link w:val="a5"/>
     <w:qFormat/>
     <w:rsid w:val="00F57E85"/>
     <w:pPr>
@@ -14477,20 +14539,20 @@
       <w:jc w:val="center"/>
     </w:pPr>
   </w:style>
-  <w:style w:type="character" w:customStyle="1" w:styleId="a1">
+  <w:style w:type="character" w:customStyle="1" w:styleId="a5">
     <w:name w:val="Колонтитул нижний ЦДП Знак"/>
-    <w:basedOn w:val="DefaultParagraphFont"/>
-    <w:link w:val="a0"/>
+    <w:basedOn w:val="a0"/>
+    <w:link w:val="a4"/>
     <w:rsid w:val="00F57E85"/>
     <w:rPr>
       <w:sz w:val="24"/>
       <w:szCs w:val="24"/>
     </w:rPr>
   </w:style>
-  <w:style w:type="paragraph" w:styleId="Header">
+  <w:style w:type="paragraph" w:styleId="a6">
     <w:name w:val="header"/>
-    <w:basedOn w:val="Normal"/>
-    <w:link w:val="HeaderChar"/>
+    <w:basedOn w:val="a"/>
+    <w:link w:val="a7"/>
     <w:uiPriority w:val="99"/>
     <w:unhideWhenUsed/>
     <w:rsid w:val="007356F5"/>
@@ -14501,10 +14563,10 @@
       </w:tabs>
     </w:pPr>
   </w:style>
-  <w:style w:type="character" w:customStyle="1" w:styleId="HeaderChar">
-    <w:name w:val="Header Char"/>
-    <w:basedOn w:val="DefaultParagraphFont"/>
-    <w:link w:val="Header"/>
+  <w:style w:type="character" w:customStyle="1" w:styleId="a7">
+    <w:name w:val="Верхний колонтитул Знак"/>
+    <w:basedOn w:val="a0"/>
+    <w:link w:val="a6"/>
     <w:uiPriority w:val="99"/>
     <w:rsid w:val="007356F5"/>
     <w:rPr>
@@ -14512,10 +14574,10 @@
       <w:szCs w:val="24"/>
     </w:rPr>
   </w:style>
-  <w:style w:type="paragraph" w:styleId="Footer">
+  <w:style w:type="paragraph" w:styleId="a8">
     <w:name w:val="footer"/>
-    <w:basedOn w:val="Normal"/>
-    <w:link w:val="FooterChar"/>
+    <w:basedOn w:val="a"/>
+    <w:link w:val="a9"/>
     <w:uiPriority w:val="99"/>
     <w:unhideWhenUsed/>
     <w:rsid w:val="007356F5"/>
@@ -14526,10 +14588,10 @@
       </w:tabs>
     </w:pPr>
   </w:style>
-  <w:style w:type="character" w:customStyle="1" w:styleId="FooterChar">
-    <w:name w:val="Footer Char"/>
-    <w:basedOn w:val="DefaultParagraphFont"/>
-    <w:link w:val="Footer"/>
+  <w:style w:type="character" w:customStyle="1" w:styleId="a9">
+    <w:name w:val="Нижний колонтитул Знак"/>
+    <w:basedOn w:val="a0"/>
+    <w:link w:val="a8"/>
     <w:uiPriority w:val="99"/>
     <w:rsid w:val="007356F5"/>
     <w:rPr>
@@ -14537,9 +14599,9 @@
       <w:szCs w:val="24"/>
     </w:rPr>
   </w:style>
-  <w:style w:type="character" w:styleId="PlaceholderText">
+  <w:style w:type="character" w:styleId="aa">
     <w:name w:val="Placeholder Text"/>
-    <w:basedOn w:val="DefaultParagraphFont"/>
+    <w:basedOn w:val="a0"/>
     <w:uiPriority w:val="99"/>
     <w:semiHidden/>
     <w:rsid w:val="007356F5"/>
@@ -14547,10 +14609,10 @@
       <w:color w:val="808080"/>
     </w:rPr>
   </w:style>
-  <w:style w:type="paragraph" w:customStyle="1" w:styleId="a2">
+  <w:style w:type="paragraph" w:customStyle="1" w:styleId="ab">
     <w:name w:val="Текст отчёта"/>
-    <w:basedOn w:val="Normal"/>
-    <w:link w:val="a3"/>
+    <w:basedOn w:val="a"/>
+    <w:link w:val="ac"/>
     <w:qFormat/>
     <w:rsid w:val="001375E5"/>
     <w:pPr>
@@ -14569,10 +14631,10 @@
       <w14:ligatures w14:val="standardContextual"/>
     </w:rPr>
   </w:style>
-  <w:style w:type="character" w:customStyle="1" w:styleId="a3">
+  <w:style w:type="character" w:customStyle="1" w:styleId="ac">
     <w:name w:val="Текст отчёта Знак"/>
-    <w:basedOn w:val="DefaultParagraphFont"/>
-    <w:link w:val="a2"/>
+    <w:basedOn w:val="a0"/>
+    <w:link w:val="ab"/>
     <w:rsid w:val="001375E5"/>
     <w:rPr>
       <w:rFonts w:eastAsiaTheme="minorHAnsi" w:cstheme="minorBidi"/>
@@ -14584,10 +14646,10 @@
       <w14:ligatures w14:val="standardContextual"/>
     </w:rPr>
   </w:style>
-  <w:style w:type="paragraph" w:customStyle="1" w:styleId="1">
+  <w:style w:type="paragraph" w:customStyle="1" w:styleId="11">
     <w:name w:val="Абзац 1 ур"/>
-    <w:basedOn w:val="Normal"/>
-    <w:link w:val="10"/>
+    <w:basedOn w:val="a"/>
+    <w:link w:val="12"/>
     <w:qFormat/>
     <w:rsid w:val="001375E5"/>
     <w:pPr>
@@ -14605,10 +14667,10 @@
       <w14:ligatures w14:val="standardContextual"/>
     </w:rPr>
   </w:style>
-  <w:style w:type="character" w:customStyle="1" w:styleId="10">
+  <w:style w:type="character" w:customStyle="1" w:styleId="12">
     <w:name w:val="Абзац 1 ур Знак"/>
-    <w:basedOn w:val="DefaultParagraphFont"/>
-    <w:link w:val="1"/>
+    <w:basedOn w:val="a0"/>
+    <w:link w:val="11"/>
     <w:rsid w:val="001375E5"/>
     <w:rPr>
       <w:rFonts w:eastAsiaTheme="minorHAnsi" w:cstheme="minorBidi"/>
@@ -14620,11 +14682,11 @@
       <w14:ligatures w14:val="standardContextual"/>
     </w:rPr>
   </w:style>
-  <w:style w:type="paragraph" w:styleId="ListParagraph">
+  <w:style w:type="paragraph" w:styleId="ad">
     <w:name w:val="List Paragraph"/>
     <w:aliases w:val="Абзац 2 ур"/>
-    <w:basedOn w:val="Normal"/>
-    <w:link w:val="ListParagraphChar"/>
+    <w:basedOn w:val="a"/>
+    <w:link w:val="ae"/>
     <w:uiPriority w:val="34"/>
     <w:qFormat/>
     <w:rsid w:val="001375E5"/>
@@ -14643,7 +14705,7 @@
   </w:style>
   <w:style w:type="paragraph" w:customStyle="1" w:styleId="Style1">
     <w:name w:val="Style1"/>
-    <w:basedOn w:val="Normal"/>
+    <w:basedOn w:val="a"/>
     <w:rsid w:val="001375E5"/>
     <w:pPr>
       <w:ind w:left="-284"/>
@@ -14655,10 +14717,10 @@
       <w:szCs w:val="36"/>
     </w:rPr>
   </w:style>
-  <w:style w:type="paragraph" w:styleId="FootnoteText">
+  <w:style w:type="paragraph" w:styleId="af">
     <w:name w:val="footnote text"/>
-    <w:basedOn w:val="Normal"/>
-    <w:link w:val="FootnoteTextChar"/>
+    <w:basedOn w:val="a"/>
+    <w:link w:val="af0"/>
     <w:semiHidden/>
     <w:unhideWhenUsed/>
     <w:rsid w:val="005138FF"/>
@@ -14667,16 +14729,16 @@
       <w:szCs w:val="20"/>
     </w:rPr>
   </w:style>
-  <w:style w:type="character" w:customStyle="1" w:styleId="FootnoteTextChar">
-    <w:name w:val="Footnote Text Char"/>
-    <w:basedOn w:val="DefaultParagraphFont"/>
-    <w:link w:val="FootnoteText"/>
+  <w:style w:type="character" w:customStyle="1" w:styleId="af0">
+    <w:name w:val="Текст сноски Знак"/>
+    <w:basedOn w:val="a0"/>
+    <w:link w:val="af"/>
     <w:semiHidden/>
     <w:rsid w:val="005138FF"/>
   </w:style>
-  <w:style w:type="character" w:styleId="FootnoteReference">
+  <w:style w:type="character" w:styleId="af1">
     <w:name w:val="footnote reference"/>
-    <w:basedOn w:val="DefaultParagraphFont"/>
+    <w:basedOn w:val="a0"/>
     <w:semiHidden/>
     <w:unhideWhenUsed/>
     <w:rsid w:val="005138FF"/>
@@ -14684,9 +14746,9 @@
       <w:vertAlign w:val="superscript"/>
     </w:rPr>
   </w:style>
-  <w:style w:type="table" w:styleId="TableGrid">
+  <w:style w:type="table" w:styleId="af2">
     <w:name w:val="Table Grid"/>
-    <w:basedOn w:val="TableNormal"/>
+    <w:basedOn w:val="a1"/>
     <w:uiPriority w:val="39"/>
     <w:rsid w:val="00103952"/>
     <w:tblPr>
@@ -14700,9 +14762,9 @@
       </w:tblBorders>
     </w:tblPr>
   </w:style>
-  <w:style w:type="table" w:styleId="GridTable3-Accent1">
+  <w:style w:type="table" w:styleId="-31">
     <w:name w:val="Grid Table 3 Accent 1"/>
-    <w:basedOn w:val="TableNormal"/>
+    <w:basedOn w:val="a1"/>
     <w:uiPriority w:val="48"/>
     <w:rsid w:val="00103952"/>
     <w:tblPr>
@@ -14833,23 +14895,23 @@
       </w:tcPr>
     </w:tblStylePr>
   </w:style>
-  <w:style w:type="table" w:styleId="TableGridLight">
+  <w:style w:type="table" w:styleId="af3">
     <w:name w:val="Grid Table Light"/>
-    <w:basedOn w:val="TableNormal"/>
+    <w:basedOn w:val="a1"/>
     <w:uiPriority w:val="40"/>
     <w:rsid w:val="00103952"/>
     <w:tblPr/>
   </w:style>
-  <w:style w:type="character" w:customStyle="1" w:styleId="a4">
+  <w:style w:type="character" w:customStyle="1" w:styleId="af4">
     <w:name w:val="Данные в таблице"/>
     <w:uiPriority w:val="1"/>
     <w:qFormat/>
     <w:rsid w:val="00F33727"/>
   </w:style>
-  <w:style w:type="character" w:customStyle="1" w:styleId="Heading6Char">
-    <w:name w:val="Heading 6 Char"/>
-    <w:basedOn w:val="DefaultParagraphFont"/>
-    <w:link w:val="Heading6"/>
+  <w:style w:type="character" w:customStyle="1" w:styleId="60">
+    <w:name w:val="Заголовок 6 Знак"/>
+    <w:basedOn w:val="a0"/>
+    <w:link w:val="6"/>
     <w:rsid w:val="005E7B89"/>
     <w:rPr>
       <w:rFonts w:asciiTheme="majorHAnsi" w:eastAsiaTheme="majorEastAsia" w:hAnsiTheme="majorHAnsi" w:cstheme="majorBidi"/>
@@ -14858,19 +14920,19 @@
       <w:szCs w:val="24"/>
     </w:rPr>
   </w:style>
-  <w:style w:type="character" w:customStyle="1" w:styleId="Heading7Char">
-    <w:name w:val="Heading 7 Char"/>
-    <w:basedOn w:val="DefaultParagraphFont"/>
-    <w:link w:val="Heading7"/>
+  <w:style w:type="character" w:customStyle="1" w:styleId="70">
+    <w:name w:val="Заголовок 7 Знак"/>
+    <w:basedOn w:val="a0"/>
+    <w:link w:val="7"/>
     <w:rsid w:val="005E7B89"/>
     <w:rPr>
       <w:sz w:val="40"/>
     </w:rPr>
   </w:style>
-  <w:style w:type="character" w:customStyle="1" w:styleId="Heading8Char">
-    <w:name w:val="Heading 8 Char"/>
-    <w:basedOn w:val="DefaultParagraphFont"/>
-    <w:link w:val="Heading8"/>
+  <w:style w:type="character" w:customStyle="1" w:styleId="80">
+    <w:name w:val="Заголовок 8 Знак"/>
+    <w:basedOn w:val="a0"/>
+    <w:link w:val="8"/>
     <w:semiHidden/>
     <w:rsid w:val="005E7B89"/>
     <w:rPr>
@@ -14881,10 +14943,10 @@
       <w:szCs w:val="24"/>
     </w:rPr>
   </w:style>
-  <w:style w:type="paragraph" w:customStyle="1" w:styleId="11">
+  <w:style w:type="paragraph" w:customStyle="1" w:styleId="13">
     <w:name w:val="1"/>
-    <w:basedOn w:val="Normal"/>
-    <w:next w:val="Normal"/>
+    <w:basedOn w:val="a"/>
+    <w:next w:val="a"/>
     <w:rsid w:val="005E7B89"/>
     <w:pPr>
       <w:spacing w:after="120"/>
@@ -14927,7 +14989,7 @@
   </w:style>
   <w:style w:type="paragraph" w:customStyle="1" w:styleId="TableParagraph">
     <w:name w:val="Table Paragraph"/>
-    <w:basedOn w:val="Normal"/>
+    <w:basedOn w:val="a"/>
     <w:uiPriority w:val="1"/>
     <w:rsid w:val="005E7B89"/>
     <w:pPr>
@@ -14942,11 +15004,11 @@
       <w:lang w:eastAsia="en-US"/>
     </w:rPr>
   </w:style>
-  <w:style w:type="paragraph" w:styleId="Title">
+  <w:style w:type="paragraph" w:styleId="af5">
     <w:name w:val="Title"/>
-    <w:basedOn w:val="Normal"/>
-    <w:next w:val="Normal"/>
-    <w:link w:val="TitleChar"/>
+    <w:basedOn w:val="a"/>
+    <w:next w:val="a"/>
+    <w:link w:val="af6"/>
     <w:qFormat/>
     <w:rsid w:val="005E7B89"/>
     <w:pPr>
@@ -14961,10 +15023,10 @@
       <w:szCs w:val="28"/>
     </w:rPr>
   </w:style>
-  <w:style w:type="character" w:customStyle="1" w:styleId="TitleChar">
-    <w:name w:val="Title Char"/>
-    <w:basedOn w:val="DefaultParagraphFont"/>
-    <w:link w:val="Title"/>
+  <w:style w:type="character" w:customStyle="1" w:styleId="af6">
+    <w:name w:val="Заголовок Знак"/>
+    <w:basedOn w:val="a0"/>
+    <w:link w:val="af5"/>
     <w:rsid w:val="005E7B89"/>
     <w:rPr>
       <w:rFonts w:eastAsia="PMingLiU"/>
@@ -14974,9 +15036,9 @@
       <w:szCs w:val="28"/>
     </w:rPr>
   </w:style>
-  <w:style w:type="paragraph" w:styleId="NormalWeb">
+  <w:style w:type="paragraph" w:styleId="af7">
     <w:name w:val="Normal (Web)"/>
-    <w:basedOn w:val="Normal"/>
+    <w:basedOn w:val="a"/>
     <w:uiPriority w:val="99"/>
     <w:semiHidden/>
     <w:unhideWhenUsed/>
@@ -14987,7 +15049,7 @@
   </w:style>
   <w:style w:type="paragraph" w:customStyle="1" w:styleId="0312pt02">
     <w:name w:val="ЦКМ_03_Таблица_12pt_02_Текст_Справа"/>
-    <w:basedOn w:val="Normal"/>
+    <w:basedOn w:val="a"/>
     <w:link w:val="0312pt020"/>
     <w:rsid w:val="005E7B89"/>
     <w:pPr>
@@ -15003,7 +15065,7 @@
   </w:style>
   <w:style w:type="character" w:customStyle="1" w:styleId="0312pt020">
     <w:name w:val="ЦКМ_03_Таблица_12pt_02_Текст_Справа Знак"/>
-    <w:basedOn w:val="DefaultParagraphFont"/>
+    <w:basedOn w:val="a0"/>
     <w:link w:val="0312pt02"/>
     <w:rsid w:val="005E7B89"/>
     <w:rPr>
@@ -15013,10 +15075,10 @@
       <w:lang w:eastAsia="en-US" w:bidi="en-US"/>
     </w:rPr>
   </w:style>
-  <w:style w:type="character" w:customStyle="1" w:styleId="ListParagraphChar">
-    <w:name w:val="List Paragraph Char"/>
-    <w:aliases w:val="Абзац 2 ур Char"/>
-    <w:link w:val="ListParagraph"/>
+  <w:style w:type="character" w:customStyle="1" w:styleId="ae">
+    <w:name w:val="Абзац списка Знак"/>
+    <w:aliases w:val="Абзац 2 ур Знак"/>
+    <w:link w:val="ad"/>
     <w:uiPriority w:val="34"/>
     <w:locked/>
     <w:rsid w:val="005E7B89"/>
@@ -15027,11 +15089,11 @@
       <w:szCs w:val="28"/>
     </w:rPr>
   </w:style>
-  <w:style w:type="character" w:customStyle="1" w:styleId="Heading1Char">
-    <w:name w:val="Heading 1 Char"/>
-    <w:aliases w:val="УДК Char"/>
-    <w:basedOn w:val="DefaultParagraphFont"/>
-    <w:link w:val="Heading1"/>
+  <w:style w:type="character" w:customStyle="1" w:styleId="10">
+    <w:name w:val="Заголовок 1 Знак"/>
+    <w:aliases w:val="УДК Знак"/>
+    <w:basedOn w:val="a0"/>
+    <w:link w:val="1"/>
     <w:rsid w:val="005E7B89"/>
     <w:rPr>
       <w:rFonts w:ascii="Arial" w:hAnsi="Arial" w:cs="Arial"/>
@@ -15042,11 +15104,11 @@
       <w:szCs w:val="32"/>
     </w:rPr>
   </w:style>
-  <w:style w:type="paragraph" w:styleId="TOC1">
+  <w:style w:type="paragraph" w:styleId="14">
     <w:name w:val="toc 1"/>
     <w:aliases w:val="СОДЕРЖАНИЕ"/>
-    <w:basedOn w:val="Normal"/>
-    <w:next w:val="Normal"/>
+    <w:basedOn w:val="a"/>
+    <w:next w:val="a"/>
     <w:autoRedefine/>
     <w:uiPriority w:val="39"/>
     <w:unhideWhenUsed/>
@@ -15059,15 +15121,15 @@
       <w:sz w:val="28"/>
     </w:rPr>
   </w:style>
-  <w:style w:type="character" w:styleId="PageNumber">
+  <w:style w:type="character" w:styleId="af8">
     <w:name w:val="page number"/>
-    <w:basedOn w:val="DefaultParagraphFont"/>
+    <w:basedOn w:val="a0"/>
     <w:rsid w:val="005E7B89"/>
   </w:style>
-  <w:style w:type="paragraph" w:styleId="BalloonText">
+  <w:style w:type="paragraph" w:styleId="af9">
     <w:name w:val="Balloon Text"/>
-    <w:basedOn w:val="Normal"/>
-    <w:link w:val="BalloonTextChar"/>
+    <w:basedOn w:val="a"/>
+    <w:link w:val="afa"/>
     <w:semiHidden/>
     <w:unhideWhenUsed/>
     <w:rsid w:val="005E7B89"/>
@@ -15077,10 +15139,10 @@
       <w:szCs w:val="18"/>
     </w:rPr>
   </w:style>
-  <w:style w:type="character" w:customStyle="1" w:styleId="BalloonTextChar">
-    <w:name w:val="Balloon Text Char"/>
-    <w:basedOn w:val="DefaultParagraphFont"/>
-    <w:link w:val="BalloonText"/>
+  <w:style w:type="character" w:customStyle="1" w:styleId="afa">
+    <w:name w:val="Текст выноски Знак"/>
+    <w:basedOn w:val="a0"/>
+    <w:link w:val="af9"/>
     <w:semiHidden/>
     <w:rsid w:val="005E7B89"/>
     <w:rPr>
@@ -15089,9 +15151,9 @@
       <w:szCs w:val="18"/>
     </w:rPr>
   </w:style>
-  <w:style w:type="character" w:styleId="Hyperlink">
+  <w:style w:type="character" w:styleId="afb">
     <w:name w:val="Hyperlink"/>
-    <w:basedOn w:val="DefaultParagraphFont"/>
+    <w:basedOn w:val="a0"/>
     <w:unhideWhenUsed/>
     <w:rsid w:val="005E7B89"/>
     <w:rPr>
@@ -15099,9 +15161,9 @@
       <w:u w:val="single"/>
     </w:rPr>
   </w:style>
-  <w:style w:type="character" w:styleId="Strong">
+  <w:style w:type="character" w:styleId="afc">
     <w:name w:val="Strong"/>
-    <w:basedOn w:val="DefaultParagraphFont"/>
+    <w:basedOn w:val="a0"/>
     <w:uiPriority w:val="22"/>
     <w:qFormat/>
     <w:rsid w:val="005E7B89"/>
@@ -15112,7 +15174,7 @@
   </w:style>
   <w:style w:type="paragraph" w:customStyle="1" w:styleId="p1">
     <w:name w:val="p1"/>
-    <w:basedOn w:val="Normal"/>
+    <w:basedOn w:val="a"/>
     <w:rsid w:val="000D36B2"/>
     <w:pPr>
       <w:spacing w:before="100" w:beforeAutospacing="1" w:after="100" w:afterAutospacing="1"/>
